--- a/downloads/workbook/ai-2-week-34.docx
+++ b/downloads/workbook/ai-2-week-34.docx
@@ -1328,6 +1328,178 @@
         <w:t>Project connection: Build a recommender evaluation matrix with routine, boundary, missing, invalid and tie cases, then add separately planned user-condition coverage.</w:t>
       </w:r>
     </w:p>
+    <w:p>
+      <w:pPr>
+        <w:pStyle w:val="Heading1"/>
+      </w:pPr>
+      <w:r>
+        <w:t>19. Project portfolio milestone</w:t>
+      </w:r>
+    </w:p>
+    <w:p>
+      <w:r>
+        <w:t>Project: Transparent Book Recommender</w:t>
+      </w:r>
+    </w:p>
+    <w:p>
+      <w:r>
+        <w:t>Current milestone: Present and defend. Demonstrate the system, explain one failure and justify the next improvement with evidence.</w:t>
+      </w:r>
+    </w:p>
+    <w:p>
+      <w:r>
+        <w:t>Build a recommender evaluation matrix with routine, boundary, missing, invalid and tie cases, then add separately planned user-condition coverage.</w:t>
+      </w:r>
+    </w:p>
+    <w:tbl>
+      <w:tblPr>
+        <w:tblStyle w:val="LightShading-Accent1"/>
+        <w:tblW w:type="auto" w:w="0"/>
+        <w:tblLook w:firstColumn="1" w:firstRow="1" w:lastColumn="0" w:lastRow="0" w:noHBand="0" w:noVBand="1" w:val="04A0"/>
+      </w:tblPr>
+      <w:tblGrid>
+        <w:gridCol w:w="5112"/>
+        <w:gridCol w:w="5112"/>
+      </w:tblGrid>
+      <w:tr>
+        <w:trPr>
+          <w:tblHeader/>
+        </w:trPr>
+        <w:tc>
+          <w:tcPr>
+            <w:tcW w:type="dxa" w:w="5112"/>
+          </w:tcPr>
+          <w:p>
+            <w:r>
+              <w:t>Evidence to keep</w:t>
+            </w:r>
+          </w:p>
+        </w:tc>
+        <w:tc>
+          <w:tcPr>
+            <w:tcW w:type="dxa" w:w="5112"/>
+          </w:tcPr>
+          <w:p>
+            <w:r>
+              <w:t>My record</w:t>
+            </w:r>
+          </w:p>
+        </w:tc>
+      </w:tr>
+      <w:tr>
+        <w:tc>
+          <w:tcPr>
+            <w:tcW w:type="dxa" w:w="5112"/>
+          </w:tcPr>
+          <w:p>
+            <w:r>
+              <w:t>This week’s input and deciding step</w:t>
+            </w:r>
+          </w:p>
+        </w:tc>
+        <w:tc>
+          <w:tcPr>
+            <w:tcW w:type="dxa" w:w="5112"/>
+          </w:tcPr>
+          <w:p>
+            <w:r/>
+          </w:p>
+        </w:tc>
+      </w:tr>
+      <w:tr>
+        <w:tc>
+          <w:tcPr>
+            <w:tcW w:type="dxa" w:w="5112"/>
+          </w:tcPr>
+          <w:p>
+            <w:r>
+              <w:t>Prediction and actual result (or labelled paper trace)</w:t>
+            </w:r>
+          </w:p>
+        </w:tc>
+        <w:tc>
+          <w:tcPr>
+            <w:tcW w:type="dxa" w:w="5112"/>
+          </w:tcPr>
+          <w:p>
+            <w:r/>
+          </w:p>
+        </w:tc>
+      </w:tr>
+      <w:tr>
+        <w:tc>
+          <w:tcPr>
+            <w:tcW w:type="dxa" w:w="5112"/>
+          </w:tcPr>
+          <w:p>
+            <w:r>
+              <w:t>One change since the previous checkpoint and why</w:t>
+            </w:r>
+          </w:p>
+        </w:tc>
+        <w:tc>
+          <w:tcPr>
+            <w:tcW w:type="dxa" w:w="5112"/>
+          </w:tcPr>
+          <w:p>
+            <w:r/>
+          </w:p>
+        </w:tc>
+      </w:tr>
+      <w:tr>
+        <w:tc>
+          <w:tcPr>
+            <w:tcW w:type="dxa" w:w="5112"/>
+          </w:tcPr>
+          <w:p>
+            <w:r>
+              <w:t>One error or limit and the next test</w:t>
+            </w:r>
+          </w:p>
+        </w:tc>
+        <w:tc>
+          <w:tcPr>
+            <w:tcW w:type="dxa" w:w="5112"/>
+          </w:tcPr>
+          <w:p>
+            <w:r/>
+          </w:p>
+        </w:tc>
+      </w:tr>
+    </w:tbl>
+    <w:p>
+      <w:pPr>
+        <w:pStyle w:val="Heading3"/>
+      </w:pPr>
+      <w:r>
+        <w:t>Explain what this week adds to your project. Reuse last week’s record rather than starting again.</w:t>
+      </w:r>
+    </w:p>
+    <w:p>
+      <w:r>
+        <w:t>________________________________________________________________</w:t>
+      </w:r>
+    </w:p>
+    <w:p>
+      <w:r>
+        <w:t>________________________________________________________________</w:t>
+      </w:r>
+    </w:p>
+    <w:p>
+      <w:r>
+        <w:t>________________________________________________________________</w:t>
+      </w:r>
+    </w:p>
+    <w:p>
+      <w:r>
+        <w:t>________________________________________________________________</w:t>
+      </w:r>
+    </w:p>
+    <w:p>
+      <w:r>
+        <w:t>________________________________________________________________</w:t>
+      </w:r>
+    </w:p>
     <w:sectPr>
       <w:pgSz w:w="12240" w:h="15840"/>
       <w:pgMar w:top="936" w:right="1008" w:bottom="936" w:left="1008" w:header="720" w:footer="720" w:gutter="0"/>

--- a/downloads/workbook/ai-2-week-34.docx
+++ b/downloads/workbook/ai-2-week-34.docx
@@ -1500,6 +1500,253 @@
         <w:t>________________________________________________________________</w:t>
       </w:r>
     </w:p>
+    <w:p>
+      <w:pPr>
+        <w:pStyle w:val="Heading1"/>
+      </w:pPr>
+      <w:r>
+        <w:t>20. Supported practice and learning evidence</w:t>
+      </w:r>
+    </w:p>
+    <w:p>
+      <w:r>
+        <w:t>Use this supported practice once, in the browser or on paper. Keep the reserved independent assessment for a separate first attempt before teacher feedback.</w:t>
+      </w:r>
+    </w:p>
+    <w:p>
+      <w:r>
+        <w:t>A fictional recommender is tested on distinct ordinary, equality, invalid-input and tie cases.</w:t>
+      </w:r>
+    </w:p>
+    <w:p>
+      <w:pPr>
+        <w:pStyle w:val="Heading3"/>
+      </w:pPr>
+      <w:r>
+        <w:t>Practice 1: explain the deciding evidence</w:t>
+      </w:r>
+    </w:p>
+    <w:p>
+      <w:r>
+        <w:t>Which labelled step matches this detail? Inspect failed equality traces and any invalid-input safety consequence, not only the total.</w:t>
+      </w:r>
+    </w:p>
+    <w:p>
+      <w:r>
+        <w:t>1. Prioritise repair</w:t>
+      </w:r>
+    </w:p>
+    <w:p>
+      <w:r>
+        <w:t>2. Total count</w:t>
+      </w:r>
+    </w:p>
+    <w:p>
+      <w:r>
+        <w:t>3. Find weak slices</w:t>
+      </w:r>
+    </w:p>
+    <w:p>
+      <w:r>
+        <w:t>4. Overall rate</w:t>
+      </w:r>
+    </w:p>
+    <w:p>
+      <w:pPr>
+        <w:pStyle w:val="Heading3"/>
+      </w:pPr>
+      <w:r>
+        <w:t>My selected conclusion, deciding fact and explanation</w:t>
+      </w:r>
+    </w:p>
+    <w:p>
+      <w:r>
+        <w:t>________________________________________________________________</w:t>
+      </w:r>
+    </w:p>
+    <w:p>
+      <w:r>
+        <w:t>________________________________________________________________</w:t>
+      </w:r>
+    </w:p>
+    <w:p>
+      <w:r>
+        <w:t>________________________________________________________________</w:t>
+      </w:r>
+    </w:p>
+    <w:p>
+      <w:r>
+        <w:t>________________________________________________________________</w:t>
+      </w:r>
+    </w:p>
+    <w:p>
+      <w:r>
+        <w:t>________________________________________________________________</w:t>
+      </w:r>
+    </w:p>
+    <w:p>
+      <w:r>
+        <w:t>Hint if needed: Read the steps in the pictorial case. Match the supplied detail to the stage that performs or records it.</w:t>
+      </w:r>
+    </w:p>
+    <w:p>
+      <w:r>
+        <w:t>After your attempt, compare with the supported explanation: Prioritise repair Inspect failed equality traces and any invalid-input safety consequence, not only the total. Varied tests expose behavior an ordinary demonstration misses. The overall result combines disjoint cases once each; overlapping labels would require unique-case accounting. Prioritisation also depends on consequences: a malformed input that triggers an unauthorised action can be more serious than a harmless tie-order failure. Retain each failed case and its expected output.</w:t>
+      </w:r>
+    </w:p>
+    <w:p>
+      <w:pPr>
+        <w:pStyle w:val="Heading3"/>
+      </w:pPr>
+      <w:r>
+        <w:t>Practice 2: explain the deciding evidence</w:t>
+      </w:r>
+    </w:p>
+    <w:p>
+      <w:r>
+        <w:t>Changed-case practice: Someone reports only the ordinary slice. Which conclusion is supported by the supplied facts?</w:t>
+      </w:r>
+    </w:p>
+    <w:p>
+      <w:r>
+        <w:t>1. This one example guarantees correct results for every future input.</w:t>
+      </w:r>
+    </w:p>
+    <w:p>
+      <w:r>
+        <w:t>2. The claim becomes 4/4 on ordinary cases, not 100% across all tests.</w:t>
+      </w:r>
+    </w:p>
+    <w:p>
+      <w:r>
+        <w:t>3. We can decide the result without examining the changed input or the procedure.</w:t>
+      </w:r>
+    </w:p>
+    <w:p>
+      <w:pPr>
+        <w:pStyle w:val="Heading3"/>
+      </w:pPr>
+      <w:r>
+        <w:t>My selected conclusion, deciding fact and explanation</w:t>
+      </w:r>
+    </w:p>
+    <w:p>
+      <w:r>
+        <w:t>________________________________________________________________</w:t>
+      </w:r>
+    </w:p>
+    <w:p>
+      <w:r>
+        <w:t>________________________________________________________________</w:t>
+      </w:r>
+    </w:p>
+    <w:p>
+      <w:r>
+        <w:t>________________________________________________________________</w:t>
+      </w:r>
+    </w:p>
+    <w:p>
+      <w:r>
+        <w:t>________________________________________________________________</w:t>
+      </w:r>
+    </w:p>
+    <w:p>
+      <w:r>
+        <w:t>________________________________________________________________</w:t>
+      </w:r>
+    </w:p>
+    <w:p>
+      <w:r>
+        <w:t>Hint if needed: Use the changed condition and the deciding step in the pictorial trace. The answer must say what follows from those facts.</w:t>
+      </w:r>
+    </w:p>
+    <w:p>
+      <w:r>
+        <w:t>After your attempt, compare with the supported explanation: The claim becomes 4/4 on ordinary cases, not 100% across all tests. Eight nonordinary cases and their failures have been omitted.</w:t>
+      </w:r>
+    </w:p>
+    <w:p>
+      <w:pPr>
+        <w:pStyle w:val="Heading3"/>
+      </w:pPr>
+      <w:r>
+        <w:t>Repair a missing building block</w:t>
+      </w:r>
+    </w:p>
+    <w:p>
+      <w:r>
+        <w:t>Review Build the Recommender (ai-2/33). Goal: Implement a deterministic recommender. Short practice: Explain why B does not win after D is excluded even though it has fewer pages.. Return to this week and explain what you changed.</w:t>
+      </w:r>
+    </w:p>
+    <w:p>
+      <w:r>
+        <w:t>Review Permissions and Human Review (ai-2/31). Goal: Explain the mechanism and terminology of least privilege and tool scopes. Short practice: Which proposal is allowed, and why is an authorised object alone insufficient?. Return to this week and explain what you changed.</w:t>
+      </w:r>
+    </w:p>
+    <w:p>
+      <w:r>
+        <w:t>Review Prompt Experiments (ai-2/28). Goal: Explain the mechanism and terminology of controlled prompt experiments. Short practice: Name the case P passes and Q fails, and explain why it matters.. Return to this week and explain what you changed.</w:t>
+      </w:r>
+    </w:p>
+    <w:p>
+      <w:pPr>
+        <w:pStyle w:val="Heading3"/>
+      </w:pPr>
+      <w:r>
+        <w:t>Predict, run and debug</w:t>
+      </w:r>
+    </w:p>
+    <w:p>
+      <w:r>
+        <w:t>The browser lab lets you edit the supported Python examples already included in this lesson. Predict first, run, inspect the actual output or error, change one input, then run again. Keep code, predictions, actual results and a reasoned revision together. On paper, label your result as a trace rather than an execution.</w:t>
+      </w:r>
+    </w:p>
+    <w:p>
+      <w:pPr>
+        <w:pStyle w:val="Heading3"/>
+      </w:pPr>
+      <w:r>
+        <w:t>Keep your completed work</w:t>
+      </w:r>
+    </w:p>
+    <w:p>
+      <w:r>
+        <w:t>Use Download completed work in the hosted lesson to export your answers, reflections, practice feedback and code-run evidence. Open the HTML copy to read or print it. Drafts stay in this browser when storage is available; clear drafts on a shared device.</w:t>
+      </w:r>
+    </w:p>
+    <w:p>
+      <w:pPr>
+        <w:pStyle w:val="Heading3"/>
+      </w:pPr>
+      <w:r>
+        <w:t>What I repaired, the evidence I kept and the next test</w:t>
+      </w:r>
+    </w:p>
+    <w:p>
+      <w:r>
+        <w:t>________________________________________________________________</w:t>
+      </w:r>
+    </w:p>
+    <w:p>
+      <w:r>
+        <w:t>________________________________________________________________</w:t>
+      </w:r>
+    </w:p>
+    <w:p>
+      <w:r>
+        <w:t>________________________________________________________________</w:t>
+      </w:r>
+    </w:p>
+    <w:p>
+      <w:r>
+        <w:t>________________________________________________________________</w:t>
+      </w:r>
+    </w:p>
+    <w:p>
+      <w:r>
+        <w:t>________________________________________________________________</w:t>
+      </w:r>
+    </w:p>
     <w:sectPr>
       <w:pgSz w:w="12240" w:h="15840"/>
       <w:pgMar w:top="936" w:right="1008" w:bottom="936" w:left="1008" w:header="720" w:footer="720" w:gutter="0"/>

--- a/downloads/workbook/ai-2-week-34.docx
+++ b/downloads/workbook/ai-2-week-34.docx
@@ -30,6 +30,17 @@
     </w:p>
     <w:p>
       <w:r>
+        <w:t>Record your starting explanation for Test Diverse Users before opening notes. Show any later correction separately.</w:t>
+      </w:r>
+    </w:p>
+    <w:p>
+      <w:pPr>
+        <w:spacing w:line="336" w:lineRule="auto" w:after="180"/>
+      </w:pPr>
+      <w:r>
+        <w:rPr>
+          <w:b w:val="0"/>
+        </w:rPr>
         <w:t>Try the recall before opening notes. Then use a different colour or a labelled second line to correct your explanation.</w:t>
       </w:r>
     </w:p>
@@ -42,7 +53,13 @@
       </w:r>
     </w:p>
     <w:p>
-      <w:r>
+      <w:pPr>
+        <w:spacing w:line="336" w:lineRule="auto" w:after="180"/>
+      </w:pPr>
+      <w:r>
+        <w:rPr>
+          <w:b w:val="0"/>
+        </w:rPr>
         <w:t>Without opening the old lesson, explain one key idea from Build the Recommender. Give an example and a mistake that the idea helps you avoid.</w:t>
       </w:r>
     </w:p>
@@ -78,7 +95,13 @@
       </w:r>
     </w:p>
     <w:p>
-      <w:r>
+      <w:pPr>
+        <w:spacing w:line="336" w:lineRule="auto" w:after="180"/>
+      </w:pPr>
+      <w:r>
+        <w:rPr>
+          <w:b w:val="0"/>
+        </w:rPr>
         <w:t>Without opening the old lesson, explain one key idea from Permissions and Human Review. Give an example and a mistake that the idea helps you avoid.</w:t>
       </w:r>
     </w:p>
@@ -114,7 +137,13 @@
       </w:r>
     </w:p>
     <w:p>
-      <w:r>
+      <w:pPr>
+        <w:spacing w:line="336" w:lineRule="auto" w:after="180"/>
+      </w:pPr>
+      <w:r>
+        <w:rPr>
+          <w:b w:val="0"/>
+        </w:rPr>
         <w:t>Without opening the old lesson, explain one key idea from Prompt Experiments. Give an example and a mistake that the idea helps you avoid.</w:t>
       </w:r>
     </w:p>
@@ -151,7 +180,30 @@
     </w:p>
     <w:p>
       <w:r>
-        <w:t>Use W2: Plan coverage for Evaluating varied cases. Record the answer once; the lesson and workbook refer to the same attempt.</w:t>
+        <w:t>Complete the supported Test Diverse Users trace and record the first step you can explain without help.</w:t>
+      </w:r>
+    </w:p>
+    <w:p>
+      <w:pPr>
+        <w:spacing w:line="336" w:lineRule="auto" w:after="180"/>
+      </w:pPr>
+      <w:r>
+        <w:rPr>
+          <w:b w:val="0"/>
+        </w:rPr>
+        <w:t xml:space="preserve">Use W2: Plan </w:t>
+      </w:r>
+      <w:r>
+        <w:rPr>
+          <w:b/>
+        </w:rPr>
+        <w:t>coverage</w:t>
+      </w:r>
+      <w:r>
+        <w:rPr>
+          <w:b w:val="0"/>
+        </w:rPr>
+        <w:t xml:space="preserve"> for Evaluating varied cases. Record the answer once; the lesson and workbook refer to the same attempt.</w:t>
       </w:r>
     </w:p>
     <w:tbl>
@@ -279,7 +331,29 @@
     </w:p>
     <w:p>
       <w:r>
-        <w:t>Use the worked case for Evaluating varied cases. Proposed explanation: “A successful run proves the conclusion”. Decide whether this explanation is supported. Point to the step or supplied fact that decides; explain your repair if needed.</w:t>
+        <w:t>Check the proposed Test Diverse Users explanation against the supplied facts before discussing it.</w:t>
+      </w:r>
+    </w:p>
+    <w:p>
+      <w:pPr>
+        <w:spacing w:line="336" w:lineRule="auto" w:after="180"/>
+      </w:pPr>
+      <w:r>
+        <w:rPr>
+          <w:b w:val="0"/>
+        </w:rPr>
+        <w:t>Use the worked case for Evaluating varied cases. Proposed explanation: “A successful run proves the conclusion”. Decide whether this explanation is supported.</w:t>
+      </w:r>
+    </w:p>
+    <w:p>
+      <w:pPr>
+        <w:spacing w:line="336" w:lineRule="auto" w:after="180"/>
+      </w:pPr>
+      <w:r>
+        <w:rPr>
+          <w:b w:val="0"/>
+        </w:rPr>
+        <w:t>Point to the step or supplied fact that decides; explain your repair if needed.</w:t>
       </w:r>
     </w:p>
     <w:p>
@@ -319,6 +393,11 @@
       </w:r>
     </w:p>
     <w:p>
+      <w:r>
+        <w:t>Write one first attempt at the reserved independent case before feedback. Repeated copies of that case refer to the same recorded attempt.</w:t>
+      </w:r>
+    </w:p>
+    <w:p>
       <w:pPr>
         <w:pStyle w:val="Heading3"/>
       </w:pPr>
@@ -327,7 +406,13 @@
       </w:r>
     </w:p>
     <w:p>
-      <w:r>
+      <w:pPr>
+        <w:spacing w:line="336" w:lineRule="auto" w:after="180"/>
+      </w:pPr>
+      <w:r>
+        <w:rPr>
+          <w:b w:val="0"/>
+        </w:rPr>
         <w:t>Given ordinary 3/3, boundary 1/2, invalid 2/2 and tie 0/1, compute overall results and prioritize issues.</w:t>
       </w:r>
     </w:p>
@@ -375,7 +460,13 @@
       </w:r>
     </w:p>
     <w:p>
-      <w:r>
+      <w:pPr>
+        <w:spacing w:line="336" w:lineRule="auto" w:after="180"/>
+      </w:pPr>
+      <w:r>
+        <w:rPr>
+          <w:b w:val="0"/>
+        </w:rPr>
         <w:t>Attempt this case before feedback. Record any help. Earlier examples below are further practice; a case already practised with feedback cannot establish fresh transfer.</w:t>
       </w:r>
     </w:p>
@@ -389,6 +480,17 @@
     </w:p>
     <w:p>
       <w:r>
+        <w:t>Connect the Test Diverse Users target to a trace and a justified conclusion.</w:t>
+      </w:r>
+    </w:p>
+    <w:p>
+      <w:pPr>
+        <w:spacing w:line="336" w:lineRule="auto" w:after="180"/>
+      </w:pPr>
+      <w:r>
+        <w:rPr>
+          <w:b w:val="0"/>
+        </w:rPr>
         <w:t>The recommender succeeds on 9/10 mystery requests and 2/5 poetry requests. Compute total and separate rates. A team reports only 11/15. Explain what that hides.</w:t>
       </w:r>
     </w:p>
@@ -402,17 +504,46 @@
     </w:p>
     <w:p>
       <w:r>
+        <w:t>Solve the supplied Test Diverse Users case and show the deciding evidence.</w:t>
+      </w:r>
+    </w:p>
+    <w:p>
+      <w:pPr>
+        <w:spacing w:line="336" w:lineRule="auto" w:after="180"/>
+      </w:pPr>
+      <w:r>
+        <w:rPr>
+          <w:b w:val="0"/>
+        </w:rPr>
         <w:t>A recommender satisfies 5/6 adventure requests and 3/6 poetry requests.</w:t>
       </w:r>
     </w:p>
     <w:p>
-      <w:r>
+      <w:pPr>
+        <w:spacing w:line="336" w:lineRule="auto" w:after="180"/>
+      </w:pPr>
+      <w:r>
+        <w:rPr>
+          <w:b w:val="0"/>
+        </w:rPr>
         <w:t>Compare and investigate.</w:t>
       </w:r>
     </w:p>
     <w:p>
-      <w:r>
-        <w:t>Show your trace, calculation or evidence</w:t>
+      <w:pPr>
+        <w:spacing w:line="336" w:lineRule="auto" w:after="180"/>
+      </w:pPr>
+      <w:r>
+        <w:rPr>
+          <w:b w:val="0"/>
+        </w:rPr>
+        <w:t xml:space="preserve">Show your trace, calculation or </w:t>
+      </w:r>
+      <w:r>
+        <w:rPr>
+          <w:b/>
+        </w:rPr>
+        <w:t>evidence</w:t>
       </w:r>
     </w:p>
     <w:p>
@@ -458,11 +589,28 @@
     </w:p>
     <w:p>
       <w:r>
+        <w:t>Apply the procedure to the changed case and record why the conclusion follows.</w:t>
+      </w:r>
+    </w:p>
+    <w:p>
+      <w:pPr>
+        <w:spacing w:line="336" w:lineRule="auto" w:after="180"/>
+      </w:pPr>
+      <w:r>
+        <w:rPr>
+          <w:b w:val="0"/>
+        </w:rPr>
         <w:t>A recommender serves 6 of 6 easy-book requests but 1 of 4 advanced-book requests. Report both results and identify the next test priority.</w:t>
       </w:r>
     </w:p>
     <w:p>
-      <w:r>
+      <w:pPr>
+        <w:spacing w:line="336" w:lineRule="auto" w:after="180"/>
+      </w:pPr>
+      <w:r>
+        <w:rPr>
+          <w:b w:val="0"/>
+        </w:rPr>
         <w:t>My independent answer and reason</w:t>
       </w:r>
     </w:p>
@@ -517,7 +665,30 @@
     </w:p>
     <w:p>
       <w:r>
-        <w:t>Create a changed input, boundary case or missing-information case. Write the expected answer or safe response before testing.</w:t>
+        <w:t>Specify a changed input, expected result and observation separately.</w:t>
+      </w:r>
+    </w:p>
+    <w:p>
+      <w:pPr>
+        <w:spacing w:line="336" w:lineRule="auto" w:after="180"/>
+      </w:pPr>
+      <w:r>
+        <w:rPr>
+          <w:b w:val="0"/>
+        </w:rPr>
+        <w:t xml:space="preserve">Create a changed </w:t>
+      </w:r>
+      <w:r>
+        <w:rPr>
+          <w:b/>
+        </w:rPr>
+        <w:t>input</w:t>
+      </w:r>
+      <w:r>
+        <w:rPr>
+          <w:b w:val="0"/>
+        </w:rPr>
+        <w:t>, boundary case or missing-information case. Write the expected answer or safe response before testing.</w:t>
       </w:r>
     </w:p>
     <w:tbl>
@@ -646,12 +817,41 @@
     </w:p>
     <w:p>
       <w:r>
+        <w:t>Justify what Test Diverse Users adds to Transparent Book Recommender and keep the evidence.</w:t>
+      </w:r>
+    </w:p>
+    <w:p>
+      <w:pPr>
+        <w:spacing w:line="336" w:lineRule="auto" w:after="180"/>
+      </w:pPr>
+      <w:r>
+        <w:rPr>
+          <w:b w:val="0"/>
+        </w:rPr>
         <w:t>Use the same test record across ordinary, boundary, missing-data, and access-needs cases.</w:t>
       </w:r>
     </w:p>
     <w:p>
-      <w:r>
-        <w:t>The project change and evidence I will keep</w:t>
+      <w:pPr>
+        <w:spacing w:line="336" w:lineRule="auto" w:after="180"/>
+      </w:pPr>
+      <w:r>
+        <w:rPr>
+          <w:b w:val="0"/>
+        </w:rPr>
+        <w:t xml:space="preserve">The project change and </w:t>
+      </w:r>
+      <w:r>
+        <w:rPr>
+          <w:b/>
+        </w:rPr>
+        <w:t>evidence</w:t>
+      </w:r>
+      <w:r>
+        <w:rPr>
+          <w:b w:val="0"/>
+        </w:rPr>
+        <w:t xml:space="preserve"> I will keep</w:t>
       </w:r>
     </w:p>
     <w:p>
@@ -697,11 +897,54 @@
     </w:p>
     <w:p>
       <w:r>
-        <w:t>I can explain the mechanism. I can show evidence. I can handle a changed case. I can name a limit. Mark each as not yet, with help or independently, and attach supporting work.</w:t>
-      </w:r>
-    </w:p>
-    <w:p>
-      <w:r>
+        <w:t>Judge explanation, evidence, transfer and limits separately; attach the work behind your judgement.</w:t>
+      </w:r>
+    </w:p>
+    <w:p>
+      <w:pPr>
+        <w:pStyle w:val="ListBullet"/>
+      </w:pPr>
+      <w:r>
+        <w:t>I can explain the mechanism.</w:t>
+      </w:r>
+    </w:p>
+    <w:p>
+      <w:pPr>
+        <w:pStyle w:val="ListBullet"/>
+      </w:pPr>
+      <w:r>
+        <w:t>I can show evidence.</w:t>
+      </w:r>
+    </w:p>
+    <w:p>
+      <w:pPr>
+        <w:pStyle w:val="ListBullet"/>
+      </w:pPr>
+      <w:r>
+        <w:t>I can handle a changed case.</w:t>
+      </w:r>
+    </w:p>
+    <w:p>
+      <w:pPr>
+        <w:pStyle w:val="ListBullet"/>
+      </w:pPr>
+      <w:r>
+        <w:t>I can name a limit.</w:t>
+      </w:r>
+    </w:p>
+    <w:p>
+      <w:r>
+        <w:t>Mark each as not yet, with help or independently, and attach supporting work.</w:t>
+      </w:r>
+    </w:p>
+    <w:p>
+      <w:pPr>
+        <w:spacing w:line="336" w:lineRule="auto" w:after="180"/>
+      </w:pPr>
+      <w:r>
+        <w:rPr>
+          <w:b w:val="0"/>
+        </w:rPr>
         <w:t>Teacher review ____________________  Next step ____________________</w:t>
       </w:r>
     </w:p>
@@ -715,6 +958,17 @@
     </w:p>
     <w:p>
       <w:r>
+        <w:t>Use this earlier case as transfer practice. A case already discussed with feedback is not fresh assessment evidence.</w:t>
+      </w:r>
+    </w:p>
+    <w:p>
+      <w:pPr>
+        <w:spacing w:line="336" w:lineRule="auto" w:after="180"/>
+      </w:pPr>
+      <w:r>
+        <w:rPr>
+          <w:b w:val="0"/>
+        </w:rPr>
         <w:t>The recommender succeeds on 9/10 mystery requests and 2/5 poetry requests. Compute total and separate rates. A team reports only 11/15. Explain what that hides.</w:t>
       </w:r>
     </w:p>
@@ -762,7 +1016,13 @@
       </w:r>
     </w:p>
     <w:p>
-      <w:r>
+      <w:pPr>
+        <w:spacing w:line="336" w:lineRule="auto" w:after="180"/>
+      </w:pPr>
+      <w:r>
+        <w:rPr>
+          <w:b w:val="0"/>
+        </w:rPr>
         <w:t>Record support used: none, hint or teacher explanation.</w:t>
       </w:r>
     </w:p>
@@ -776,7 +1036,31 @@
     </w:p>
     <w:p>
       <w:r>
-        <w:t>A report says 8 of 10 tests pass, including 0 of 2 invalid-input cases. What is the important weakness?</w:t>
+        <w:t>Read denominators. Apply the supplied Test Diverse Users facts and keep your reasoning.</w:t>
+      </w:r>
+    </w:p>
+    <w:p>
+      <w:pPr>
+        <w:spacing w:line="336" w:lineRule="auto" w:after="180"/>
+        <w:shd w:fill="F5F1FB"/>
+      </w:pPr>
+      <w:r>
+        <w:rPr>
+          <w:b w:val="0"/>
+        </w:rPr>
+        <w:t>A report says 8 of 10 tests pass, including 0 of 2 invalid-</w:t>
+      </w:r>
+      <w:r>
+        <w:rPr>
+          <w:b/>
+        </w:rPr>
+        <w:t>input</w:t>
+      </w:r>
+      <w:r>
+        <w:rPr>
+          <w:b w:val="0"/>
+        </w:rPr>
+        <w:t xml:space="preserve"> cases. What is the important weakness?</w:t>
       </w:r>
     </w:p>
     <w:p>
@@ -827,6 +1111,17 @@
     </w:p>
     <w:p>
       <w:r>
+        <w:t>Plan coverage. Apply the supplied Test Diverse Users facts and keep your reasoning.</w:t>
+      </w:r>
+    </w:p>
+    <w:p>
+      <w:pPr>
+        <w:spacing w:line="336" w:lineRule="auto" w:after="180"/>
+      </w:pPr>
+      <w:r>
+        <w:rPr>
+          <w:b w:val="0"/>
+        </w:rPr>
         <w:t>Name five distinct categories for the chooser evaluation.</w:t>
       </w:r>
     </w:p>
@@ -878,6 +1173,18 @@
     </w:p>
     <w:p>
       <w:r>
+        <w:t>Repair reporting. Apply the supplied Test Diverse Users facts and keep your reasoning.</w:t>
+      </w:r>
+    </w:p>
+    <w:p>
+      <w:pPr>
+        <w:spacing w:line="336" w:lineRule="auto" w:after="180"/>
+        <w:shd w:fill="F5F1FB"/>
+      </w:pPr>
+      <w:r>
+        <w:rPr>
+          <w:b w:val="0"/>
+        </w:rPr>
         <w:t>A learner drops two failed cases and reports 8/8. What should be restored?</w:t>
       </w:r>
     </w:p>
@@ -929,6 +1236,17 @@
     </w:p>
     <w:p>
       <w:r>
+        <w:t>Attempt before feedback. If this repeats the selected independent case, reuse that first attempt; otherwise keep a separate record. Evaluate independently. Apply the supplied Test Diverse Users facts and keep your reasoning.</w:t>
+      </w:r>
+    </w:p>
+    <w:p>
+      <w:pPr>
+        <w:spacing w:line="336" w:lineRule="auto" w:after="180"/>
+      </w:pPr>
+      <w:r>
+        <w:rPr>
+          <w:b w:val="0"/>
+        </w:rPr>
         <w:t>Given ordinary 3/3, boundary 1/2, invalid 2/2 and tie 0/1, compute overall results and prioritize issues.</w:t>
       </w:r>
     </w:p>
@@ -990,6 +1308,18 @@
     </w:p>
     <w:p>
       <w:r>
+        <w:t>Protect final evidence. Apply the supplied Test Diverse Users facts and keep your reasoning.</w:t>
+      </w:r>
+    </w:p>
+    <w:p>
+      <w:pPr>
+        <w:spacing w:line="336" w:lineRule="auto" w:after="180"/>
+        <w:shd w:fill="F5F1FB"/>
+      </w:pPr>
+      <w:r>
+        <w:rPr>
+          <w:b w:val="0"/>
+        </w:rPr>
         <w:t>You fix the tie bug using the final tie case. What should the next evaluation report say?</w:t>
       </w:r>
     </w:p>
@@ -1037,6 +1367,11 @@
       </w:pPr>
       <w:r>
         <w:t>17. Feedback, return check and learning record</w:t>
+      </w:r>
+    </w:p>
+    <w:p>
+      <w:r>
+        <w:t>Record the first repaired step and a different case to revisit after a delay.</w:t>
       </w:r>
     </w:p>
     <w:tbl>
@@ -1176,7 +1511,13 @@
       </w:tr>
     </w:tbl>
     <w:p>
-      <w:r>
+      <w:pPr>
+        <w:spacing w:line="336" w:lineRule="auto" w:after="180"/>
+      </w:pPr>
+      <w:r>
+        <w:rPr>
+          <w:b w:val="0"/>
+        </w:rPr>
         <w:t>Revisit this idea with your teacher after a delay. Familiarity is different from explaining and using it on a changed case.</w:t>
       </w:r>
     </w:p>
@@ -1190,16 +1531,51 @@
     </w:p>
     <w:p>
       <w:r>
-        <w:t>A fictional recommender is tested on distinct ordinary, equality, invalid-input and tie cases.</w:t>
-      </w:r>
-    </w:p>
-    <w:p>
-      <w:r>
+        <w:t>A fictional recommender is tested on distinct ordinary, equality, invalid-input and tie cases. Explain the labelled step before checking the changed condition.</w:t>
+      </w:r>
+    </w:p>
+    <w:p>
+      <w:pPr>
+        <w:spacing w:line="336" w:lineRule="auto" w:after="180"/>
+      </w:pPr>
+      <w:r>
+        <w:rPr>
+          <w:b w:val="0"/>
+        </w:rPr>
+        <w:t>A fictional recommender is tested on distinct ordinary, equality, invalid-</w:t>
+      </w:r>
+      <w:r>
+        <w:rPr>
+          <w:b/>
+        </w:rPr>
+        <w:t>input</w:t>
+      </w:r>
+      <w:r>
+        <w:rPr>
+          <w:b w:val="0"/>
+        </w:rPr>
+        <w:t xml:space="preserve"> and tie cases.</w:t>
+      </w:r>
+    </w:p>
+    <w:p>
+      <w:pPr>
+        <w:spacing w:line="336" w:lineRule="auto" w:after="180"/>
+      </w:pPr>
+      <w:r>
+        <w:rPr>
+          <w:b w:val="0"/>
+        </w:rPr>
         <w:t>Recorded full passes: ordinary 4/4; equality 1/3; invalid 2/3; ties 1/2.</w:t>
       </w:r>
     </w:p>
     <w:p>
-      <w:r>
+      <w:pPr>
+        <w:spacing w:line="336" w:lineRule="auto" w:after="180"/>
+      </w:pPr>
+      <w:r>
+        <w:rPr>
+          <w:b w:val="0"/>
+        </w:rPr>
         <w:t>Categories are disjoint and every case was run on the same frozen version with the same contract.</w:t>
       </w:r>
     </w:p>
@@ -1276,7 +1652,14 @@
       </w:r>
     </w:p>
     <w:p>
-      <w:r>
+      <w:pPr>
+        <w:spacing w:line="336" w:lineRule="auto" w:after="180"/>
+        <w:shd w:fill="F5F1FB"/>
+      </w:pPr>
+      <w:r>
+        <w:rPr>
+          <w:b w:val="0"/>
+        </w:rPr>
         <w:t>Can these records establish performance for different user groups?</w:t>
       </w:r>
     </w:p>
@@ -1319,13 +1702,58 @@
       </w:r>
     </w:p>
     <w:p>
-      <w:r>
-        <w:t>Support used: alone / hint / worked example. This record is practice evidence.</w:t>
-      </w:r>
-    </w:p>
-    <w:p>
-      <w:r>
-        <w:t>Project connection: Build a recommender evaluation matrix with routine, boundary, missing, invalid and tie cases, then add separately planned user-condition coverage.</w:t>
+      <w:pPr>
+        <w:pStyle w:val="Heading3"/>
+      </w:pPr>
+      <w:r>
+        <w:t>Record the help used</w:t>
+      </w:r>
+    </w:p>
+    <w:p>
+      <w:pPr>
+        <w:spacing w:line="336" w:lineRule="auto" w:after="180"/>
+        <w:shd w:fill="F1F6F8"/>
+      </w:pPr>
+      <w:r>
+        <w:rPr>
+          <w:b w:val="0"/>
+        </w:rPr>
+        <w:t xml:space="preserve">Support used: alone / hint / worked example. This record is practice </w:t>
+      </w:r>
+      <w:r>
+        <w:rPr>
+          <w:b/>
+        </w:rPr>
+        <w:t>evidence</w:t>
+      </w:r>
+      <w:r>
+        <w:rPr>
+          <w:b w:val="0"/>
+        </w:rPr>
+        <w:t>.</w:t>
+      </w:r>
+    </w:p>
+    <w:p>
+      <w:pPr>
+        <w:spacing w:line="336" w:lineRule="auto" w:after="180"/>
+      </w:pPr>
+      <w:r>
+        <w:rPr>
+          <w:b w:val="0"/>
+        </w:rPr>
+        <w:t xml:space="preserve">Project connection: Build a recommender evaluation matrix with routine, boundary, missing, invalid and tie cases, then add separately planned user-condition </w:t>
+      </w:r>
+      <w:r>
+        <w:rPr>
+          <w:b/>
+        </w:rPr>
+        <w:t>coverage</w:t>
+      </w:r>
+      <w:r>
+        <w:rPr>
+          <w:b w:val="0"/>
+        </w:rPr>
+        <w:t>.</w:t>
       </w:r>
     </w:p>
     <w:p>
@@ -1338,17 +1766,64 @@
     </w:p>
     <w:p>
       <w:r>
+        <w:t>Keep this week’s input, deciding step, result and limit together in the Transparent Book Recommender record.</w:t>
+      </w:r>
+    </w:p>
+    <w:p>
+      <w:pPr>
+        <w:spacing w:line="336" w:lineRule="auto" w:after="180"/>
+      </w:pPr>
+      <w:r>
+        <w:rPr>
+          <w:b w:val="0"/>
+        </w:rPr>
         <w:t>Project: Transparent Book Recommender</w:t>
       </w:r>
     </w:p>
     <w:p>
-      <w:r>
-        <w:t>Current milestone: Present and defend. Demonstrate the system, explain one failure and justify the next improvement with evidence.</w:t>
-      </w:r>
-    </w:p>
-    <w:p>
-      <w:r>
-        <w:t>Build a recommender evaluation matrix with routine, boundary, missing, invalid and tie cases, then add separately planned user-condition coverage.</w:t>
+      <w:pPr>
+        <w:spacing w:line="336" w:lineRule="auto" w:after="180"/>
+      </w:pPr>
+      <w:r>
+        <w:rPr>
+          <w:b w:val="0"/>
+        </w:rPr>
+        <w:t xml:space="preserve">Current milestone: Present and defend. Demonstrate the system, explain one failure and justify the next improvement with </w:t>
+      </w:r>
+      <w:r>
+        <w:rPr>
+          <w:b/>
+        </w:rPr>
+        <w:t>evidence</w:t>
+      </w:r>
+      <w:r>
+        <w:rPr>
+          <w:b w:val="0"/>
+        </w:rPr>
+        <w:t>.</w:t>
+      </w:r>
+    </w:p>
+    <w:p>
+      <w:pPr>
+        <w:spacing w:line="336" w:lineRule="auto" w:after="180"/>
+      </w:pPr>
+      <w:r>
+        <w:rPr>
+          <w:b w:val="0"/>
+        </w:rPr>
+        <w:t xml:space="preserve">Build a recommender evaluation matrix with routine, boundary, missing, invalid and tie cases, then add separately planned user-condition </w:t>
+      </w:r>
+      <w:r>
+        <w:rPr>
+          <w:b/>
+        </w:rPr>
+        <w:t>coverage</w:t>
+      </w:r>
+      <w:r>
+        <w:rPr>
+          <w:b w:val="0"/>
+        </w:rPr>
+        <w:t>.</w:t>
       </w:r>
     </w:p>
     <w:tbl>
@@ -1510,12 +1985,41 @@
     </w:p>
     <w:p>
       <w:r>
+        <w:t>Try the supported questions before comparing with hints and feedback. Record what you repaired and the evidence you retained.</w:t>
+      </w:r>
+    </w:p>
+    <w:p>
+      <w:pPr>
+        <w:spacing w:line="336" w:lineRule="auto" w:after="180"/>
+      </w:pPr>
+      <w:r>
+        <w:rPr>
+          <w:b w:val="0"/>
+        </w:rPr>
         <w:t>Use this supported practice once, in the browser or on paper. Keep the reserved independent assessment for a separate first attempt before teacher feedback.</w:t>
       </w:r>
     </w:p>
     <w:p>
-      <w:r>
-        <w:t>A fictional recommender is tested on distinct ordinary, equality, invalid-input and tie cases.</w:t>
+      <w:pPr>
+        <w:spacing w:line="336" w:lineRule="auto" w:after="180"/>
+      </w:pPr>
+      <w:r>
+        <w:rPr>
+          <w:b w:val="0"/>
+        </w:rPr>
+        <w:t>A fictional recommender is tested on distinct ordinary, equality, invalid-</w:t>
+      </w:r>
+      <w:r>
+        <w:rPr>
+          <w:b/>
+        </w:rPr>
+        <w:t>input</w:t>
+      </w:r>
+      <w:r>
+        <w:rPr>
+          <w:b w:val="0"/>
+        </w:rPr>
+        <w:t xml:space="preserve"> and tie cases.</w:t>
       </w:r>
     </w:p>
     <w:p>
@@ -1527,27 +2031,73 @@
       </w:r>
     </w:p>
     <w:p>
-      <w:r>
-        <w:t>Which labelled step matches this detail? Inspect failed equality traces and any invalid-input safety consequence, not only the total.</w:t>
-      </w:r>
-    </w:p>
-    <w:p>
-      <w:r>
+      <w:pPr>
+        <w:spacing w:line="336" w:lineRule="auto" w:after="180"/>
+      </w:pPr>
+      <w:r>
+        <w:rPr>
+          <w:b w:val="0"/>
+        </w:rPr>
+        <w:t>Which labelled step matches this detail? Inspect failed equality traces and any invalid-</w:t>
+      </w:r>
+      <w:r>
+        <w:rPr>
+          <w:b/>
+        </w:rPr>
+        <w:t>input</w:t>
+      </w:r>
+      <w:r>
+        <w:rPr>
+          <w:b w:val="0"/>
+        </w:rPr>
+        <w:t xml:space="preserve"> safety consequence, not only the total.</w:t>
+      </w:r>
+    </w:p>
+    <w:p>
+      <w:pPr>
+        <w:spacing w:line="336" w:lineRule="auto" w:after="180"/>
+        <w:shd w:fill="F4F9FC"/>
+      </w:pPr>
+      <w:r>
+        <w:rPr>
+          <w:b w:val="0"/>
+        </w:rPr>
         <w:t>1. Prioritise repair</w:t>
       </w:r>
     </w:p>
     <w:p>
-      <w:r>
+      <w:pPr>
+        <w:spacing w:line="336" w:lineRule="auto" w:after="180"/>
+        <w:shd w:fill="F4F9FC"/>
+      </w:pPr>
+      <w:r>
+        <w:rPr>
+          <w:b w:val="0"/>
+        </w:rPr>
         <w:t>2. Total count</w:t>
       </w:r>
     </w:p>
     <w:p>
-      <w:r>
+      <w:pPr>
+        <w:spacing w:line="336" w:lineRule="auto" w:after="180"/>
+        <w:shd w:fill="F4F9FC"/>
+      </w:pPr>
+      <w:r>
+        <w:rPr>
+          <w:b w:val="0"/>
+        </w:rPr>
         <w:t>3. Find weak slices</w:t>
       </w:r>
     </w:p>
     <w:p>
-      <w:r>
+      <w:pPr>
+        <w:spacing w:line="336" w:lineRule="auto" w:after="180"/>
+        <w:shd w:fill="F4F9FC"/>
+      </w:pPr>
+      <w:r>
+        <w:rPr>
+          <w:b w:val="0"/>
+        </w:rPr>
         <w:t>4. Overall rate</w:t>
       </w:r>
     </w:p>
@@ -1585,41 +2135,191 @@
       </w:r>
     </w:p>
     <w:p>
-      <w:r>
+      <w:pPr>
+        <w:pStyle w:val="Heading3"/>
+      </w:pPr>
+      <w:r>
+        <w:t>Hint · try first</w:t>
+      </w:r>
+    </w:p>
+    <w:p>
+      <w:pPr>
+        <w:spacing w:line="336" w:lineRule="auto" w:after="180"/>
+        <w:shd w:fill="F1F6F8"/>
+      </w:pPr>
+      <w:r>
+        <w:rPr>
+          <w:b w:val="0"/>
+        </w:rPr>
         <w:t>Hint if needed: Read the steps in the pictorial case. Match the supplied detail to the stage that performs or records it.</w:t>
       </w:r>
     </w:p>
     <w:p>
-      <w:r>
-        <w:t>After your attempt, compare with the supported explanation: Prioritise repair Inspect failed equality traces and any invalid-input safety consequence, not only the total. Varied tests expose behavior an ordinary demonstration misses. The overall result combines disjoint cases once each; overlapping labels would require unique-case accounting. Prioritisation also depends on consequences: a malformed input that triggers an unauthorised action can be more serious than a harmless tie-order failure. Retain each failed case and its expected output.</w:t>
-      </w:r>
-    </w:p>
-    <w:p>
       <w:pPr>
         <w:pStyle w:val="Heading3"/>
       </w:pPr>
       <w:r>
+        <w:t>Feedback · compare after trying</w:t>
+      </w:r>
+    </w:p>
+    <w:p>
+      <w:pPr>
+        <w:spacing w:line="336" w:lineRule="auto" w:after="180"/>
+        <w:shd w:fill="F1F6FC"/>
+      </w:pPr>
+      <w:r>
+        <w:rPr>
+          <w:b w:val="0"/>
+        </w:rPr>
+        <w:t>After your attempt, compare with the supported explanation: Prioritise repair Inspect failed equality traces and any invalid-</w:t>
+      </w:r>
+      <w:r>
+        <w:rPr>
+          <w:b/>
+        </w:rPr>
+        <w:t>input</w:t>
+      </w:r>
+      <w:r>
+        <w:rPr>
+          <w:b w:val="0"/>
+        </w:rPr>
+        <w:t xml:space="preserve"> safety consequence, not only the total.</w:t>
+      </w:r>
+    </w:p>
+    <w:p>
+      <w:pPr>
+        <w:spacing w:line="336" w:lineRule="auto" w:after="180"/>
+        <w:shd w:fill="F1F6FC"/>
+      </w:pPr>
+      <w:r>
+        <w:rPr>
+          <w:b w:val="0"/>
+        </w:rPr>
+        <w:t>Varied tests expose behavior an ordinary demonstration misses. The overall result combines disjoint cases once each; overlapping labels would require unique-case accounting.</w:t>
+      </w:r>
+    </w:p>
+    <w:p>
+      <w:pPr>
+        <w:spacing w:line="336" w:lineRule="auto" w:after="180"/>
+        <w:shd w:fill="F1F6FC"/>
+      </w:pPr>
+      <w:r>
+        <w:rPr>
+          <w:b w:val="0"/>
+        </w:rPr>
+        <w:t xml:space="preserve">Prioritisation also depends on consequences: a malformed </w:t>
+      </w:r>
+      <w:r>
+        <w:rPr>
+          <w:b/>
+        </w:rPr>
+        <w:t>input</w:t>
+      </w:r>
+      <w:r>
+        <w:rPr>
+          <w:b w:val="0"/>
+        </w:rPr>
+        <w:t xml:space="preserve"> that triggers an unauthorised action can be more serious than a harmless tie-order failure. Retain each failed case and its expected </w:t>
+      </w:r>
+      <w:r>
+        <w:rPr>
+          <w:b/>
+        </w:rPr>
+        <w:t>output</w:t>
+      </w:r>
+      <w:r>
+        <w:rPr>
+          <w:b w:val="0"/>
+        </w:rPr>
+        <w:t>.</w:t>
+      </w:r>
+    </w:p>
+    <w:p>
+      <w:pPr>
+        <w:pStyle w:val="Heading3"/>
+      </w:pPr>
+      <w:r>
         <w:t>Practice 2: explain the deciding evidence</w:t>
       </w:r>
     </w:p>
     <w:p>
-      <w:r>
+      <w:pPr>
+        <w:pStyle w:val="Heading3"/>
+      </w:pPr>
+      <w:r>
+        <w:t>Changed case · predict first</w:t>
+      </w:r>
+    </w:p>
+    <w:p>
+      <w:pPr>
+        <w:spacing w:line="336" w:lineRule="auto" w:after="180"/>
+        <w:shd w:fill="F5F1FB"/>
+      </w:pPr>
+      <w:r>
+        <w:rPr>
+          <w:b w:val="0"/>
+        </w:rPr>
         <w:t>Changed-case practice: Someone reports only the ordinary slice. Which conclusion is supported by the supplied facts?</w:t>
       </w:r>
     </w:p>
     <w:p>
-      <w:r>
-        <w:t>1. This one example guarantees correct results for every future input.</w:t>
-      </w:r>
-    </w:p>
-    <w:p>
-      <w:r>
+      <w:pPr>
+        <w:spacing w:line="336" w:lineRule="auto" w:after="180"/>
+        <w:shd w:fill="F4F9FC"/>
+      </w:pPr>
+      <w:r>
+        <w:rPr>
+          <w:b w:val="0"/>
+        </w:rPr>
+        <w:t xml:space="preserve">1. This one example guarantees correct results for every future </w:t>
+      </w:r>
+      <w:r>
+        <w:rPr>
+          <w:b/>
+        </w:rPr>
+        <w:t>input</w:t>
+      </w:r>
+      <w:r>
+        <w:rPr>
+          <w:b w:val="0"/>
+        </w:rPr>
+        <w:t>.</w:t>
+      </w:r>
+    </w:p>
+    <w:p>
+      <w:pPr>
+        <w:spacing w:line="336" w:lineRule="auto" w:after="180"/>
+        <w:shd w:fill="F4F9FC"/>
+      </w:pPr>
+      <w:r>
+        <w:rPr>
+          <w:b w:val="0"/>
+        </w:rPr>
         <w:t>2. The claim becomes 4/4 on ordinary cases, not 100% across all tests.</w:t>
       </w:r>
     </w:p>
     <w:p>
-      <w:r>
-        <w:t>3. We can decide the result without examining the changed input or the procedure.</w:t>
+      <w:pPr>
+        <w:spacing w:line="336" w:lineRule="auto" w:after="180"/>
+        <w:shd w:fill="F4F9FC"/>
+      </w:pPr>
+      <w:r>
+        <w:rPr>
+          <w:b w:val="0"/>
+        </w:rPr>
+        <w:t xml:space="preserve">3. We can decide the result without examining the changed </w:t>
+      </w:r>
+      <w:r>
+        <w:rPr>
+          <w:b/>
+        </w:rPr>
+        <w:t>input</w:t>
+      </w:r>
+      <w:r>
+        <w:rPr>
+          <w:b w:val="0"/>
+        </w:rPr>
+        <w:t xml:space="preserve"> or the procedure.</w:t>
       </w:r>
     </w:p>
     <w:p>
@@ -1656,12 +2356,42 @@
       </w:r>
     </w:p>
     <w:p>
-      <w:r>
+      <w:pPr>
+        <w:pStyle w:val="Heading3"/>
+      </w:pPr>
+      <w:r>
+        <w:t>Hint · try first</w:t>
+      </w:r>
+    </w:p>
+    <w:p>
+      <w:pPr>
+        <w:spacing w:line="336" w:lineRule="auto" w:after="180"/>
+        <w:shd w:fill="F1F6F8"/>
+      </w:pPr>
+      <w:r>
+        <w:rPr>
+          <w:b w:val="0"/>
+        </w:rPr>
         <w:t>Hint if needed: Use the changed condition and the deciding step in the pictorial trace. The answer must say what follows from those facts.</w:t>
       </w:r>
     </w:p>
     <w:p>
-      <w:r>
+      <w:pPr>
+        <w:pStyle w:val="Heading3"/>
+      </w:pPr>
+      <w:r>
+        <w:t>Feedback · compare after trying</w:t>
+      </w:r>
+    </w:p>
+    <w:p>
+      <w:pPr>
+        <w:spacing w:line="336" w:lineRule="auto" w:after="180"/>
+        <w:shd w:fill="F1F6FC"/>
+      </w:pPr>
+      <w:r>
+        <w:rPr>
+          <w:b w:val="0"/>
+        </w:rPr>
         <w:t>After your attempt, compare with the supported explanation: The claim becomes 4/4 on ordinary cases, not 100% across all tests. Eight nonordinary cases and their failures have been omitted.</w:t>
       </w:r>
     </w:p>
@@ -1674,18 +2404,93 @@
       </w:r>
     </w:p>
     <w:p>
-      <w:r>
-        <w:t>Review Build the Recommender (ai-2/33). Goal: Implement a deterministic recommender. Short practice: Explain why B does not win after D is excluded even though it has fewer pages.. Return to this week and explain what you changed.</w:t>
-      </w:r>
-    </w:p>
-    <w:p>
-      <w:r>
-        <w:t>Review Permissions and Human Review (ai-2/31). Goal: Explain the mechanism and terminology of least privilege and tool scopes. Short practice: Which proposal is allowed, and why is an authorised object alone insufficient?. Return to this week and explain what you changed.</w:t>
-      </w:r>
-    </w:p>
-    <w:p>
-      <w:r>
-        <w:t>Review Prompt Experiments (ai-2/28). Goal: Explain the mechanism and terminology of controlled prompt experiments. Short practice: Name the case P passes and Q fails, and explain why it matters.. Return to this week and explain what you changed.</w:t>
+      <w:pPr>
+        <w:spacing w:line="336" w:lineRule="auto" w:after="180"/>
+      </w:pPr>
+      <w:r>
+        <w:rPr>
+          <w:b w:val="0"/>
+        </w:rPr>
+        <w:t>Review Build the Recommender (ai-2/33). Goal: Implement a deterministic recommender. Short practice: Explain why B does not win after D is excluded even though it has fewer pages..</w:t>
+      </w:r>
+    </w:p>
+    <w:p>
+      <w:pPr>
+        <w:spacing w:line="336" w:lineRule="auto" w:after="180"/>
+      </w:pPr>
+      <w:r>
+        <w:rPr>
+          <w:b w:val="0"/>
+        </w:rPr>
+        <w:t>Return to this week and explain what you changed.</w:t>
+      </w:r>
+    </w:p>
+    <w:p>
+      <w:pPr>
+        <w:spacing w:line="336" w:lineRule="auto" w:after="180"/>
+      </w:pPr>
+      <w:r>
+        <w:rPr>
+          <w:b w:val="0"/>
+        </w:rPr>
+        <w:t xml:space="preserve">Review Permissions and Human Review (ai-2/31). Goal: Explain the </w:t>
+      </w:r>
+      <w:r>
+        <w:rPr>
+          <w:b/>
+        </w:rPr>
+        <w:t>mechanism</w:t>
+      </w:r>
+      <w:r>
+        <w:rPr>
+          <w:b w:val="0"/>
+        </w:rPr>
+        <w:t xml:space="preserve"> and terminology of least privilege and tool scopes. Short practice: Which proposal is allowed, and why is an authorised object alone insufficient?.</w:t>
+      </w:r>
+    </w:p>
+    <w:p>
+      <w:pPr>
+        <w:spacing w:line="336" w:lineRule="auto" w:after="180"/>
+      </w:pPr>
+      <w:r>
+        <w:rPr>
+          <w:b w:val="0"/>
+        </w:rPr>
+        <w:t>Return to this week and explain what you changed.</w:t>
+      </w:r>
+    </w:p>
+    <w:p>
+      <w:pPr>
+        <w:spacing w:line="336" w:lineRule="auto" w:after="180"/>
+      </w:pPr>
+      <w:r>
+        <w:rPr>
+          <w:b w:val="0"/>
+        </w:rPr>
+        <w:t xml:space="preserve">Review Prompt Experiments (ai-2/28). Goal: Explain the </w:t>
+      </w:r>
+      <w:r>
+        <w:rPr>
+          <w:b/>
+        </w:rPr>
+        <w:t>mechanism</w:t>
+      </w:r>
+      <w:r>
+        <w:rPr>
+          <w:b w:val="0"/>
+        </w:rPr>
+        <w:t xml:space="preserve"> and terminology of controlled prompt experiments. Short practice: Name the case P passes and Q fails, and explain why it matters..</w:t>
+      </w:r>
+    </w:p>
+    <w:p>
+      <w:pPr>
+        <w:spacing w:line="336" w:lineRule="auto" w:after="180"/>
+      </w:pPr>
+      <w:r>
+        <w:rPr>
+          <w:b w:val="0"/>
+        </w:rPr>
+        <w:t>Return to this week and explain what you changed.</w:t>
       </w:r>
     </w:p>
     <w:p>
@@ -1697,8 +2502,61 @@
       </w:r>
     </w:p>
     <w:p>
-      <w:r>
-        <w:t>The browser lab lets you edit the supported Python examples already included in this lesson. Predict first, run, inspect the actual output or error, change one input, then run again. Keep code, predictions, actual results and a reasoned revision together. On paper, label your result as a trace rather than an execution.</w:t>
+      <w:pPr>
+        <w:spacing w:line="336" w:lineRule="auto" w:after="180"/>
+      </w:pPr>
+      <w:r>
+        <w:rPr>
+          <w:b w:val="0"/>
+        </w:rPr>
+        <w:t xml:space="preserve">The browser lab lets you edit the supported Python examples already included in this lesson. Predict first, run, inspect the actual </w:t>
+      </w:r>
+      <w:r>
+        <w:rPr>
+          <w:b/>
+        </w:rPr>
+        <w:t>output</w:t>
+      </w:r>
+      <w:r>
+        <w:rPr>
+          <w:b w:val="0"/>
+        </w:rPr>
+        <w:t xml:space="preserve"> or error, change one </w:t>
+      </w:r>
+      <w:r>
+        <w:rPr>
+          <w:b/>
+        </w:rPr>
+        <w:t>input</w:t>
+      </w:r>
+      <w:r>
+        <w:rPr>
+          <w:b w:val="0"/>
+        </w:rPr>
+        <w:t>, then run again.</w:t>
+      </w:r>
+    </w:p>
+    <w:p>
+      <w:pPr>
+        <w:spacing w:line="336" w:lineRule="auto" w:after="180"/>
+      </w:pPr>
+      <w:r>
+        <w:rPr>
+          <w:b w:val="0"/>
+        </w:rPr>
+        <w:t xml:space="preserve">Keep code, </w:t>
+      </w:r>
+      <w:r>
+        <w:rPr>
+          <w:b/>
+        </w:rPr>
+        <w:t>prediction</w:t>
+      </w:r>
+      <w:r>
+        <w:rPr>
+          <w:b w:val="0"/>
+        </w:rPr>
+        <w:t>s, actual results and a reasoned revision together. On paper, label your result as a trace rather than an execution.</w:t>
       </w:r>
     </w:p>
     <w:p>
@@ -1710,8 +2568,37 @@
       </w:r>
     </w:p>
     <w:p>
-      <w:r>
-        <w:t>Use Download completed work in the hosted lesson to export your answers, reflections, practice feedback and code-run evidence. Open the HTML copy to read or print it. Drafts stay in this browser when storage is available; clear drafts on a shared device.</w:t>
+      <w:pPr>
+        <w:spacing w:line="336" w:lineRule="auto" w:after="180"/>
+      </w:pPr>
+      <w:r>
+        <w:rPr>
+          <w:b w:val="0"/>
+        </w:rPr>
+        <w:t xml:space="preserve">Use Download completed work in the hosted lesson to export your answers, reflections, practice feedback and code-run </w:t>
+      </w:r>
+      <w:r>
+        <w:rPr>
+          <w:b/>
+        </w:rPr>
+        <w:t>evidence</w:t>
+      </w:r>
+      <w:r>
+        <w:rPr>
+          <w:b w:val="0"/>
+        </w:rPr>
+        <w:t>. Open the HTML copy to read or print it.</w:t>
+      </w:r>
+    </w:p>
+    <w:p>
+      <w:pPr>
+        <w:spacing w:line="336" w:lineRule="auto" w:after="180"/>
+      </w:pPr>
+      <w:r>
+        <w:rPr>
+          <w:b w:val="0"/>
+        </w:rPr>
+        <w:t>Drafts stay in this browser when storage is available; clear drafts on a shared device.</w:t>
       </w:r>
     </w:p>
     <w:p>
@@ -1725,6 +2612,752 @@
     <w:p>
       <w:r>
         <w:t>________________________________________________________________</w:t>
+      </w:r>
+    </w:p>
+    <w:p>
+      <w:r>
+        <w:t>________________________________________________________________</w:t>
+      </w:r>
+    </w:p>
+    <w:p>
+      <w:r>
+        <w:t>________________________________________________________________</w:t>
+      </w:r>
+    </w:p>
+    <w:p>
+      <w:r>
+        <w:t>________________________________________________________________</w:t>
+      </w:r>
+    </w:p>
+    <w:p>
+      <w:r>
+        <w:t>________________________________________________________________</w:t>
+      </w:r>
+    </w:p>
+    <w:p>
+      <w:pPr>
+        <w:pStyle w:val="Heading1"/>
+      </w:pPr>
+      <w:r>
+        <w:t>21. Visual concept journey</w:t>
+      </w:r>
+    </w:p>
+    <w:p>
+      <w:r>
+        <w:t>Explain each Test Diverse Users picture from its labels, then record a relevant limit.</w:t>
+      </w:r>
+    </w:p>
+    <w:p>
+      <w:pPr>
+        <w:pStyle w:val="Heading3"/>
+      </w:pPr>
+      <w:r>
+        <w:t>01. Test Diverse Users: the case</w:t>
+      </w:r>
+    </w:p>
+    <w:p>
+      <w:r>
+        <w:drawing>
+          <wp:inline xmlns:a="http://schemas.openxmlformats.org/drawingml/2006/main" xmlns:pic="http://schemas.openxmlformats.org/drawingml/2006/picture">
+            <wp:extent cx="5486400" cy="2840736"/>
+            <wp:docPr id="3" name="Picture 3" descr="A fictional recommender is tested on distinct ordinary, equality, invalid-input and tie cases. Supplied facts: Recorded full passes: ordinary 4/4; equality 1/3; invalid 2/3; ties 1/2. Categories are disjoint and every case was run on the same frozen version with the same contract."/>
+            <wp:cNvGraphicFramePr>
+              <a:graphicFrameLocks noChangeAspect="1"/>
+            </wp:cNvGraphicFramePr>
+            <a:graphic>
+              <a:graphicData uri="http://schemas.openxmlformats.org/drawingml/2006/picture">
+                <pic:pic>
+                  <pic:nvPicPr>
+                    <pic:cNvPr id="0" name="academy-story-ai-2-34-01.png"/>
+                    <pic:cNvPicPr/>
+                  </pic:nvPicPr>
+                  <pic:blipFill>
+                    <a:blip r:embed="rId11"/>
+                    <a:stretch>
+                      <a:fillRect/>
+                    </a:stretch>
+                  </pic:blipFill>
+                  <pic:spPr>
+                    <a:xfrm>
+                      <a:off x="0" y="0"/>
+                      <a:ext cx="5486400" cy="2840736"/>
+                    </a:xfrm>
+                    <a:prstGeom prst="rect"/>
+                  </pic:spPr>
+                </pic:pic>
+              </a:graphicData>
+            </a:graphic>
+          </wp:inline>
+        </w:drawing>
+      </w:r>
+    </w:p>
+    <w:p>
+      <w:pPr>
+        <w:spacing w:line="336" w:lineRule="auto" w:after="180"/>
+      </w:pPr>
+      <w:r>
+        <w:rPr>
+          <w:b w:val="0"/>
+        </w:rPr>
+        <w:t>A fictional recommender is tested on distinct ordinary, equality, invalid-</w:t>
+      </w:r>
+      <w:r>
+        <w:rPr>
+          <w:b/>
+        </w:rPr>
+        <w:t>input</w:t>
+      </w:r>
+      <w:r>
+        <w:rPr>
+          <w:b w:val="0"/>
+        </w:rPr>
+        <w:t xml:space="preserve"> and tie cases. Supplied facts: Recorded full passes: ordinary 4/4; equality 1/3; invalid 2/3; ties 1/2.</w:t>
+      </w:r>
+    </w:p>
+    <w:p>
+      <w:pPr>
+        <w:spacing w:line="336" w:lineRule="auto" w:after="180"/>
+      </w:pPr>
+      <w:r>
+        <w:rPr>
+          <w:b w:val="0"/>
+        </w:rPr>
+        <w:t>Categories are disjoint and every case was run on the same frozen version with the same contract.</w:t>
+      </w:r>
+    </w:p>
+    <w:p>
+      <w:pPr>
+        <w:spacing w:line="336" w:lineRule="auto" w:after="180"/>
+        <w:shd w:fill="F5F1FB"/>
+      </w:pPr>
+      <w:r>
+        <w:rPr>
+          <w:b w:val="0"/>
+        </w:rPr>
+        <w:t>Point to the given fact that matters most. Explain why it matters.</w:t>
+      </w:r>
+    </w:p>
+    <w:p>
+      <w:pPr>
+        <w:pStyle w:val="Heading3"/>
+      </w:pPr>
+      <w:r>
+        <w:t>My picture explanation, deciding evidence and one limit</w:t>
+      </w:r>
+    </w:p>
+    <w:p>
+      <w:r>
+        <w:t>________________________________________________________________</w:t>
+      </w:r>
+    </w:p>
+    <w:p>
+      <w:r>
+        <w:t>________________________________________________________________</w:t>
+      </w:r>
+    </w:p>
+    <w:p>
+      <w:r>
+        <w:t>________________________________________________________________</w:t>
+      </w:r>
+    </w:p>
+    <w:p>
+      <w:r>
+        <w:t>________________________________________________________________</w:t>
+      </w:r>
+    </w:p>
+    <w:p>
+      <w:pPr>
+        <w:pStyle w:val="Heading3"/>
+      </w:pPr>
+      <w:r>
+        <w:t>02. Follow the deciding steps</w:t>
+      </w:r>
+    </w:p>
+    <w:p>
+      <w:r>
+        <w:drawing>
+          <wp:inline xmlns:a="http://schemas.openxmlformats.org/drawingml/2006/main" xmlns:pic="http://schemas.openxmlformats.org/drawingml/2006/picture">
+            <wp:extent cx="5486400" cy="4160520"/>
+            <wp:docPr id="4" name="Picture 4" descr="Total count: Passes 4+1+2+1=8; cases 4+3+3+2=12. → Overall rate: 8/12≈66.7% full passes. → Find weak slices: Equality 1/3; invalid 2/3; ties 1/2; ordinary 4/4. → Prioritise repair: Inspect failed equality traces and any invalid-input safety consequence, not only the total."/>
+            <wp:cNvGraphicFramePr>
+              <a:graphicFrameLocks noChangeAspect="1"/>
+            </wp:cNvGraphicFramePr>
+            <a:graphic>
+              <a:graphicData uri="http://schemas.openxmlformats.org/drawingml/2006/picture">
+                <pic:pic>
+                  <pic:nvPicPr>
+                    <pic:cNvPr id="0" name="academy-story-ai-2-34-02.png"/>
+                    <pic:cNvPicPr/>
+                  </pic:nvPicPr>
+                  <pic:blipFill>
+                    <a:blip r:embed="rId12"/>
+                    <a:stretch>
+                      <a:fillRect/>
+                    </a:stretch>
+                  </pic:blipFill>
+                  <pic:spPr>
+                    <a:xfrm>
+                      <a:off x="0" y="0"/>
+                      <a:ext cx="5486400" cy="4160520"/>
+                    </a:xfrm>
+                    <a:prstGeom prst="rect"/>
+                  </pic:spPr>
+                </pic:pic>
+              </a:graphicData>
+            </a:graphic>
+          </wp:inline>
+        </w:drawing>
+      </w:r>
+    </w:p>
+    <w:p>
+      <w:pPr>
+        <w:spacing w:line="336" w:lineRule="auto" w:after="180"/>
+      </w:pPr>
+      <w:r>
+        <w:rPr>
+          <w:b w:val="0"/>
+        </w:rPr>
+        <w:t>Total count: Passes 4+1+2+1=8; cases 4+3+3+2=12. → Overall rate: 8/12≈66.7% full passes. → Find weak slices: Equality 1/3; invalid 2/3; ties 1/2; ordinary 4/4. → Prioritise repair: Inspect failed equality traces and any invalid-</w:t>
+      </w:r>
+      <w:r>
+        <w:rPr>
+          <w:b/>
+        </w:rPr>
+        <w:t>input</w:t>
+      </w:r>
+      <w:r>
+        <w:rPr>
+          <w:b w:val="0"/>
+        </w:rPr>
+        <w:t xml:space="preserve"> safety consequence, not only the total.</w:t>
+      </w:r>
+    </w:p>
+    <w:p>
+      <w:pPr>
+        <w:spacing w:line="336" w:lineRule="auto" w:after="180"/>
+        <w:shd w:fill="F5F1FB"/>
+      </w:pPr>
+      <w:r>
+        <w:rPr>
+          <w:b w:val="0"/>
+        </w:rPr>
+        <w:t xml:space="preserve">Point to each numbered stage and explain which recorded </w:t>
+      </w:r>
+      <w:r>
+        <w:rPr>
+          <w:b/>
+        </w:rPr>
+        <w:t>input</w:t>
+      </w:r>
+      <w:r>
+        <w:rPr>
+          <w:b w:val="0"/>
+        </w:rPr>
+        <w:t xml:space="preserve"> it uses.</w:t>
+      </w:r>
+    </w:p>
+    <w:p>
+      <w:pPr>
+        <w:pStyle w:val="Heading3"/>
+      </w:pPr>
+      <w:r>
+        <w:t>My picture explanation, deciding evidence and one limit</w:t>
+      </w:r>
+    </w:p>
+    <w:p>
+      <w:r>
+        <w:t>________________________________________________________________</w:t>
+      </w:r>
+    </w:p>
+    <w:p>
+      <w:r>
+        <w:t>________________________________________________________________</w:t>
+      </w:r>
+    </w:p>
+    <w:p>
+      <w:r>
+        <w:t>________________________________________________________________</w:t>
+      </w:r>
+    </w:p>
+    <w:p>
+      <w:r>
+        <w:t>________________________________________________________________</w:t>
+      </w:r>
+    </w:p>
+    <w:p>
+      <w:pPr>
+        <w:pStyle w:val="Heading3"/>
+      </w:pPr>
+      <w:r>
+        <w:t>03. Disjoint evaluation categories</w:t>
+      </w:r>
+    </w:p>
+    <w:p>
+      <w:r>
+        <w:drawing>
+          <wp:inline xmlns:a="http://schemas.openxmlformats.org/drawingml/2006/main" xmlns:pic="http://schemas.openxmlformats.org/drawingml/2006/picture">
+            <wp:extent cx="5486400" cy="3938016"/>
+            <wp:docPr id="5" name="Picture 5" descr="Disjoint evaluation categories. Ordinary: Full passes = 4, Cases run = 4. Equality: Full passes = 1, Cases run = 3. Invalid: Full passes = 2, Cases run = 3. Ties: Full passes = 1, Cases run = 2."/>
+            <wp:cNvGraphicFramePr>
+              <a:graphicFrameLocks noChangeAspect="1"/>
+            </wp:cNvGraphicFramePr>
+            <a:graphic>
+              <a:graphicData uri="http://schemas.openxmlformats.org/drawingml/2006/picture">
+                <pic:pic>
+                  <pic:nvPicPr>
+                    <pic:cNvPr id="0" name="academy-story-ai-2-34-03.png"/>
+                    <pic:cNvPicPr/>
+                  </pic:nvPicPr>
+                  <pic:blipFill>
+                    <a:blip r:embed="rId13"/>
+                    <a:stretch>
+                      <a:fillRect/>
+                    </a:stretch>
+                  </pic:blipFill>
+                  <pic:spPr>
+                    <a:xfrm>
+                      <a:off x="0" y="0"/>
+                      <a:ext cx="5486400" cy="3938016"/>
+                    </a:xfrm>
+                    <a:prstGeom prst="rect"/>
+                  </pic:spPr>
+                </pic:pic>
+              </a:graphicData>
+            </a:graphic>
+          </wp:inline>
+        </w:drawing>
+      </w:r>
+    </w:p>
+    <w:p>
+      <w:pPr>
+        <w:spacing w:line="336" w:lineRule="auto" w:after="180"/>
+      </w:pPr>
+      <w:r>
+        <w:rPr>
+          <w:b w:val="0"/>
+        </w:rPr>
+        <w:t>Disjoint evaluation categories. Ordinary: Full passes = 4, Cases run = 4. Equality: Full passes = 1, Cases run = 3. Invalid: Full passes = 2, Cases run = 3. Ties: Full passes = 1, Cases run = 2.</w:t>
+      </w:r>
+    </w:p>
+    <w:p>
+      <w:pPr>
+        <w:spacing w:line="336" w:lineRule="auto" w:after="180"/>
+        <w:shd w:fill="F5F1FB"/>
+      </w:pPr>
+      <w:r>
+        <w:rPr>
+          <w:b w:val="0"/>
+        </w:rPr>
+        <w:t>Read the labels and values. Explain the relationship the model shows.</w:t>
+      </w:r>
+    </w:p>
+    <w:p>
+      <w:pPr>
+        <w:pStyle w:val="Heading3"/>
+      </w:pPr>
+      <w:r>
+        <w:t>My picture explanation, deciding evidence and one limit</w:t>
+      </w:r>
+    </w:p>
+    <w:p>
+      <w:r>
+        <w:t>________________________________________________________________</w:t>
+      </w:r>
+    </w:p>
+    <w:p>
+      <w:r>
+        <w:t>________________________________________________________________</w:t>
+      </w:r>
+    </w:p>
+    <w:p>
+      <w:r>
+        <w:t>________________________________________________________________</w:t>
+      </w:r>
+    </w:p>
+    <w:p>
+      <w:r>
+        <w:t>________________________________________________________________</w:t>
+      </w:r>
+    </w:p>
+    <w:p>
+      <w:pPr>
+        <w:pStyle w:val="Heading3"/>
+      </w:pPr>
+      <w:r>
+        <w:t>04. Change one thing. Trace what follows.</w:t>
+      </w:r>
+    </w:p>
+    <w:p>
+      <w:r>
+        <w:drawing>
+          <wp:inline xmlns:a="http://schemas.openxmlformats.org/drawingml/2006/main" xmlns:pic="http://schemas.openxmlformats.org/drawingml/2006/picture">
+            <wp:extent cx="5486400" cy="3041904"/>
+            <wp:docPr id="6" name="Picture 6" descr="Original case: Inspect failed equality traces and any invalid-input safety consequence, not only the total. Changed condition: Someone reports only the ordinary slice. Expected result: The claim becomes 4/4 on ordinary cases, not 100% across all tests. Reason: Eight nonordinary cases and their failures have been omitted."/>
+            <wp:cNvGraphicFramePr>
+              <a:graphicFrameLocks noChangeAspect="1"/>
+            </wp:cNvGraphicFramePr>
+            <a:graphic>
+              <a:graphicData uri="http://schemas.openxmlformats.org/drawingml/2006/picture">
+                <pic:pic>
+                  <pic:nvPicPr>
+                    <pic:cNvPr id="0" name="academy-story-ai-2-34-04.png"/>
+                    <pic:cNvPicPr/>
+                  </pic:nvPicPr>
+                  <pic:blipFill>
+                    <a:blip r:embed="rId14"/>
+                    <a:stretch>
+                      <a:fillRect/>
+                    </a:stretch>
+                  </pic:blipFill>
+                  <pic:spPr>
+                    <a:xfrm>
+                      <a:off x="0" y="0"/>
+                      <a:ext cx="5486400" cy="3041904"/>
+                    </a:xfrm>
+                    <a:prstGeom prst="rect"/>
+                  </pic:spPr>
+                </pic:pic>
+              </a:graphicData>
+            </a:graphic>
+          </wp:inline>
+        </w:drawing>
+      </w:r>
+    </w:p>
+    <w:p>
+      <w:pPr>
+        <w:spacing w:line="336" w:lineRule="auto" w:after="180"/>
+      </w:pPr>
+      <w:r>
+        <w:rPr>
+          <w:b w:val="0"/>
+        </w:rPr>
+        <w:t>Original case: Inspect failed equality traces and any invalid-</w:t>
+      </w:r>
+      <w:r>
+        <w:rPr>
+          <w:b/>
+        </w:rPr>
+        <w:t>input</w:t>
+      </w:r>
+      <w:r>
+        <w:rPr>
+          <w:b w:val="0"/>
+        </w:rPr>
+        <w:t xml:space="preserve"> safety consequence, not only the total. Changed condition: Someone reports only the ordinary slice.</w:t>
+      </w:r>
+    </w:p>
+    <w:p>
+      <w:pPr>
+        <w:spacing w:line="336" w:lineRule="auto" w:after="180"/>
+      </w:pPr>
+      <w:r>
+        <w:rPr>
+          <w:b w:val="0"/>
+        </w:rPr>
+        <w:t>Expected result: The claim becomes 4/4 on ordinary cases, not 100% across all tests. Reason: Eight nonordinary cases and their failures have been omitted.</w:t>
+      </w:r>
+    </w:p>
+    <w:p>
+      <w:pPr>
+        <w:spacing w:line="336" w:lineRule="auto" w:after="180"/>
+        <w:shd w:fill="F5F1FB"/>
+      </w:pPr>
+      <w:r>
+        <w:rPr>
+          <w:b w:val="0"/>
+        </w:rPr>
+        <w:t>Predict before checking the worked changed-case result. Name what changed and what the supplied facts allow you to conclude.</w:t>
+      </w:r>
+    </w:p>
+    <w:p>
+      <w:pPr>
+        <w:pStyle w:val="Heading3"/>
+      </w:pPr>
+      <w:r>
+        <w:t>My picture explanation, deciding evidence and one limit</w:t>
+      </w:r>
+    </w:p>
+    <w:p>
+      <w:r>
+        <w:t>________________________________________________________________</w:t>
+      </w:r>
+    </w:p>
+    <w:p>
+      <w:r>
+        <w:t>________________________________________________________________</w:t>
+      </w:r>
+    </w:p>
+    <w:p>
+      <w:r>
+        <w:t>________________________________________________________________</w:t>
+      </w:r>
+    </w:p>
+    <w:p>
+      <w:r>
+        <w:t>________________________________________________________________</w:t>
+      </w:r>
+    </w:p>
+    <w:p>
+      <w:pPr>
+        <w:pStyle w:val="Heading3"/>
+      </w:pPr>
+      <w:r>
+        <w:t>05. Connect the explanation to its limit</w:t>
+      </w:r>
+    </w:p>
+    <w:p>
+      <w:r>
+        <w:drawing>
+          <wp:inline xmlns:a="http://schemas.openxmlformats.org/drawingml/2006/main" xmlns:pic="http://schemas.openxmlformats.org/drawingml/2006/picture">
+            <wp:extent cx="5486400" cy="2941320"/>
+            <wp:docPr id="7" name="Picture 7" descr="Varied tests expose behavior an ordinary demonstration misses. The overall result combines disjoint cases once each; overlapping labels would require unique-case accounting. Prioritisation also depends on consequences: a malformed input that triggers an unauthorised action can be more serious than a harmless tie-order failure. Retain each failed case and its expected output. Limit: Twelve designed cases describe this test suite, not an unbiased estimate of future usage accuracy."/>
+            <wp:cNvGraphicFramePr>
+              <a:graphicFrameLocks noChangeAspect="1"/>
+            </wp:cNvGraphicFramePr>
+            <a:graphic>
+              <a:graphicData uri="http://schemas.openxmlformats.org/drawingml/2006/picture">
+                <pic:pic>
+                  <pic:nvPicPr>
+                    <pic:cNvPr id="0" name="academy-story-ai-2-34-05.png"/>
+                    <pic:cNvPicPr/>
+                  </pic:nvPicPr>
+                  <pic:blipFill>
+                    <a:blip r:embed="rId15"/>
+                    <a:stretch>
+                      <a:fillRect/>
+                    </a:stretch>
+                  </pic:blipFill>
+                  <pic:spPr>
+                    <a:xfrm>
+                      <a:off x="0" y="0"/>
+                      <a:ext cx="5486400" cy="2941320"/>
+                    </a:xfrm>
+                    <a:prstGeom prst="rect"/>
+                  </pic:spPr>
+                </pic:pic>
+              </a:graphicData>
+            </a:graphic>
+          </wp:inline>
+        </w:drawing>
+      </w:r>
+    </w:p>
+    <w:p>
+      <w:pPr>
+        <w:spacing w:line="336" w:lineRule="auto" w:after="180"/>
+      </w:pPr>
+      <w:r>
+        <w:rPr>
+          <w:b w:val="0"/>
+        </w:rPr>
+        <w:t>Varied tests expose behavior an ordinary demonstration misses. The overall result combines disjoint cases once each; overlapping labels would require unique-case accounting.</w:t>
+      </w:r>
+    </w:p>
+    <w:p>
+      <w:pPr>
+        <w:spacing w:line="336" w:lineRule="auto" w:after="180"/>
+      </w:pPr>
+      <w:r>
+        <w:rPr>
+          <w:b w:val="0"/>
+        </w:rPr>
+        <w:t xml:space="preserve">Prioritisation also depends on consequences: a malformed </w:t>
+      </w:r>
+      <w:r>
+        <w:rPr>
+          <w:b/>
+        </w:rPr>
+        <w:t>input</w:t>
+      </w:r>
+      <w:r>
+        <w:rPr>
+          <w:b w:val="0"/>
+        </w:rPr>
+        <w:t xml:space="preserve"> that triggers an unauthorised action can be more serious than a harmless tie-order failure. Retain each failed case and its expected </w:t>
+      </w:r>
+      <w:r>
+        <w:rPr>
+          <w:b/>
+        </w:rPr>
+        <w:t>output</w:t>
+      </w:r>
+      <w:r>
+        <w:rPr>
+          <w:b w:val="0"/>
+        </w:rPr>
+        <w:t>.</w:t>
+      </w:r>
+    </w:p>
+    <w:p>
+      <w:pPr>
+        <w:spacing w:line="336" w:lineRule="auto" w:after="180"/>
+      </w:pPr>
+      <w:r>
+        <w:rPr>
+          <w:b w:val="0"/>
+        </w:rPr>
+        <w:t>Limit: Twelve designed cases describe this test suite, not an unbiased estimate of future usage accuracy.</w:t>
+      </w:r>
+    </w:p>
+    <w:p>
+      <w:pPr>
+        <w:spacing w:line="336" w:lineRule="auto" w:after="180"/>
+        <w:shd w:fill="F5F1FB"/>
+      </w:pPr>
+      <w:r>
+        <w:rPr>
+          <w:b w:val="0"/>
+        </w:rPr>
+        <w:t>Explain the case, then point to a limit on the claim.</w:t>
+      </w:r>
+    </w:p>
+    <w:p>
+      <w:pPr>
+        <w:pStyle w:val="Heading3"/>
+      </w:pPr>
+      <w:r>
+        <w:t>My picture explanation, deciding evidence and one limit</w:t>
+      </w:r>
+    </w:p>
+    <w:p>
+      <w:r>
+        <w:t>________________________________________________________________</w:t>
+      </w:r>
+    </w:p>
+    <w:p>
+      <w:r>
+        <w:t>________________________________________________________________</w:t>
+      </w:r>
+    </w:p>
+    <w:p>
+      <w:r>
+        <w:t>________________________________________________________________</w:t>
+      </w:r>
+    </w:p>
+    <w:p>
+      <w:r>
+        <w:t>________________________________________________________________</w:t>
+      </w:r>
+    </w:p>
+    <w:p>
+      <w:pPr>
+        <w:pStyle w:val="Heading3"/>
+      </w:pPr>
+      <w:r>
+        <w:t>06. Make the idea visible in your project</w:t>
+      </w:r>
+    </w:p>
+    <w:p>
+      <w:r>
+        <w:drawing>
+          <wp:inline xmlns:a="http://schemas.openxmlformats.org/drawingml/2006/main" xmlns:pic="http://schemas.openxmlformats.org/drawingml/2006/picture">
+            <wp:extent cx="5486400" cy="3380232"/>
+            <wp:docPr id="8" name="Picture 8" descr="Build a recommender evaluation matrix with routine, boundary, missing, invalid and tie cases, then add separately planned user-condition coverage. Draw your input, deciding step, result and limit. Supported question: Can these records establish performance for different user groups?"/>
+            <wp:cNvGraphicFramePr>
+              <a:graphicFrameLocks noChangeAspect="1"/>
+            </wp:cNvGraphicFramePr>
+            <a:graphic>
+              <a:graphicData uri="http://schemas.openxmlformats.org/drawingml/2006/picture">
+                <pic:pic>
+                  <pic:nvPicPr>
+                    <pic:cNvPr id="0" name="academy-story-ai-2-34-06.png"/>
+                    <pic:cNvPicPr/>
+                  </pic:nvPicPr>
+                  <pic:blipFill>
+                    <a:blip r:embed="rId16"/>
+                    <a:stretch>
+                      <a:fillRect/>
+                    </a:stretch>
+                  </pic:blipFill>
+                  <pic:spPr>
+                    <a:xfrm>
+                      <a:off x="0" y="0"/>
+                      <a:ext cx="5486400" cy="3380232"/>
+                    </a:xfrm>
+                    <a:prstGeom prst="rect"/>
+                  </pic:spPr>
+                </pic:pic>
+              </a:graphicData>
+            </a:graphic>
+          </wp:inline>
+        </w:drawing>
+      </w:r>
+    </w:p>
+    <w:p>
+      <w:pPr>
+        <w:spacing w:line="336" w:lineRule="auto" w:after="180"/>
+      </w:pPr>
+      <w:r>
+        <w:rPr>
+          <w:b w:val="0"/>
+        </w:rPr>
+        <w:t xml:space="preserve">Build a recommender evaluation matrix with routine, boundary, missing, invalid and tie cases, then add separately planned user-condition </w:t>
+      </w:r>
+      <w:r>
+        <w:rPr>
+          <w:b/>
+        </w:rPr>
+        <w:t>coverage</w:t>
+      </w:r>
+      <w:r>
+        <w:rPr>
+          <w:b w:val="0"/>
+        </w:rPr>
+        <w:t xml:space="preserve">. Draw your </w:t>
+      </w:r>
+      <w:r>
+        <w:rPr>
+          <w:b/>
+        </w:rPr>
+        <w:t>input</w:t>
+      </w:r>
+      <w:r>
+        <w:rPr>
+          <w:b w:val="0"/>
+        </w:rPr>
+        <w:t>, deciding step, result and limit.</w:t>
+      </w:r>
+    </w:p>
+    <w:p>
+      <w:pPr>
+        <w:spacing w:line="336" w:lineRule="auto" w:after="180"/>
+      </w:pPr>
+      <w:r>
+        <w:rPr>
+          <w:b w:val="0"/>
+        </w:rPr>
+        <w:t>Supported question: Can these records establish performance for different user groups?</w:t>
+      </w:r>
+    </w:p>
+    <w:p>
+      <w:pPr>
+        <w:spacing w:line="336" w:lineRule="auto" w:after="180"/>
+        <w:shd w:fill="F5F1FB"/>
+      </w:pPr>
+      <w:r>
+        <w:rPr>
+          <w:b w:val="0"/>
+        </w:rPr>
+        <w:t xml:space="preserve">Draw your project trace and justify the deciding step using </w:t>
+      </w:r>
+      <w:r>
+        <w:rPr>
+          <w:b/>
+        </w:rPr>
+        <w:t>evidence</w:t>
+      </w:r>
+      <w:r>
+        <w:rPr>
+          <w:b w:val="0"/>
+        </w:rPr>
+        <w:t>.</w:t>
+      </w:r>
+    </w:p>
+    <w:p>
+      <w:pPr>
+        <w:pStyle w:val="Heading3"/>
+      </w:pPr>
+      <w:r>
+        <w:t>My picture explanation, deciding evidence and one limit</w:t>
       </w:r>
     </w:p>
     <w:p>

--- a/downloads/workbook/ai-2-week-34.docx
+++ b/downloads/workbook/ai-2-week-34.docx
@@ -25,12 +25,492 @@
         <w:pStyle w:val="Heading1"/>
       </w:pPr>
       <w:r>
-        <w:t>01. Recall and choose your starting point</w:t>
-      </w:r>
-    </w:p>
-    <w:p>
-      <w:r>
-        <w:t>Record your starting explanation for Test Diverse Users before opening notes. Show any later correction separately.</w:t>
+        <w:t>One connected evaluation record.</w:t>
+      </w:r>
+    </w:p>
+    <w:p>
+      <w:r>
+        <w:t>Read denominators, design coverage, restore failures and protect final evidence.</w:t>
+      </w:r>
+    </w:p>
+    <w:p>
+      <w:r>
+        <w:t>Retain categories, unique cases, expected/actual outcomes, version and untested conditions.</w:t>
+      </w:r>
+    </w:p>
+    <w:p>
+      <w:pPr>
+        <w:pStyle w:val="Heading1"/>
+      </w:pPr>
+      <w:r>
+        <w:t>01. Recall: reconnect earlier ideas</w:t>
+      </w:r>
+    </w:p>
+    <w:p>
+      <w:r>
+        <w:t>Retrieve before opening notes.</w:t>
+      </w:r>
+    </w:p>
+    <w:p>
+      <w:pPr>
+        <w:pStyle w:val="Heading2"/>
+      </w:pPr>
+      <w:r>
+        <w:t>Retrieve and explain</w:t>
+      </w:r>
+    </w:p>
+    <w:p>
+      <w:pPr>
+        <w:pStyle w:val="ListBullet"/>
+      </w:pPr>
+      <w:r>
+        <w:t>Try the recall before opening notes. Then use a different colour or a labelled second line to correct your explanation.</w:t>
+      </w:r>
+    </w:p>
+    <w:p>
+      <w:pPr>
+        <w:pStyle w:val="ListBullet"/>
+      </w:pPr>
+      <w:r>
+        <w:t>Without opening the old lesson, explain one key idea from Build the Recommender. Give an example and a mistake that the idea helps you avoid.</w:t>
+      </w:r>
+    </w:p>
+    <w:p>
+      <w:pPr>
+        <w:pStyle w:val="Heading3"/>
+      </w:pPr>
+      <w:r>
+        <w:t>My remembered idea, example and correction</w:t>
+      </w:r>
+    </w:p>
+    <w:p>
+      <w:r>
+        <w:t>________________________________________________________________</w:t>
+      </w:r>
+    </w:p>
+    <w:p>
+      <w:r>
+        <w:t>________________________________________________________________</w:t>
+      </w:r>
+    </w:p>
+    <w:p>
+      <w:r>
+        <w:t>________________________________________________________________</w:t>
+      </w:r>
+    </w:p>
+    <w:p>
+      <w:pPr>
+        <w:pStyle w:val="ListBullet"/>
+      </w:pPr>
+      <w:r>
+        <w:t>Without opening the old lesson, explain one key idea from Permissions and Human Review. Give an example and a mistake that the idea helps you avoid.</w:t>
+      </w:r>
+    </w:p>
+    <w:p>
+      <w:pPr>
+        <w:pStyle w:val="Heading3"/>
+      </w:pPr>
+      <w:r>
+        <w:t>My remembered idea, example and correction</w:t>
+      </w:r>
+    </w:p>
+    <w:p>
+      <w:r>
+        <w:t>________________________________________________________________</w:t>
+      </w:r>
+    </w:p>
+    <w:p>
+      <w:r>
+        <w:t>________________________________________________________________</w:t>
+      </w:r>
+    </w:p>
+    <w:p>
+      <w:r>
+        <w:t>________________________________________________________________</w:t>
+      </w:r>
+    </w:p>
+    <w:p>
+      <w:pPr>
+        <w:pStyle w:val="ListBullet"/>
+      </w:pPr>
+      <w:r>
+        <w:t>Without opening the old lesson, explain one key idea from Prompt Experiments. Give an example and a mistake that the idea helps you avoid.</w:t>
+      </w:r>
+    </w:p>
+    <w:p>
+      <w:pPr>
+        <w:pStyle w:val="Heading3"/>
+      </w:pPr>
+      <w:r>
+        <w:t>My remembered idea, example and correction</w:t>
+      </w:r>
+    </w:p>
+    <w:p>
+      <w:r>
+        <w:t>________________________________________________________________</w:t>
+      </w:r>
+    </w:p>
+    <w:p>
+      <w:r>
+        <w:t>________________________________________________________________</w:t>
+      </w:r>
+    </w:p>
+    <w:p>
+      <w:r>
+        <w:t>________________________________________________________________</w:t>
+      </w:r>
+    </w:p>
+    <w:p>
+      <w:pPr>
+        <w:pStyle w:val="Heading2"/>
+      </w:pPr>
+      <w:r>
+        <w:t>Earlier wording, alternatives and picture transcripts · reference / check after trying</w:t>
+      </w:r>
+    </w:p>
+    <w:p>
+      <w:pPr>
+        <w:pStyle w:val="Heading3"/>
+      </w:pPr>
+      <w:r>
+        <w:t>Build the Recommender</w:t>
+      </w:r>
+    </w:p>
+    <w:p>
+      <w:pPr>
+        <w:pStyle w:val="Heading3"/>
+      </w:pPr>
+      <w:r>
+        <w:t>Permissions and Human Review</w:t>
+      </w:r>
+    </w:p>
+    <w:p>
+      <w:pPr>
+        <w:pStyle w:val="Heading3"/>
+      </w:pPr>
+      <w:r>
+        <w:t>Prompt Experiments</w:t>
+      </w:r>
+    </w:p>
+    <w:p>
+      <w:pPr>
+        <w:pStyle w:val="Heading1"/>
+      </w:pPr>
+      <w:r>
+        <w:t>12. W1 · Read category denominators</w:t>
+      </w:r>
+    </w:p>
+    <w:p>
+      <w:r>
+        <w:t>Identify the important failure hidden in the total.</w:t>
+      </w:r>
+    </w:p>
+    <w:p>
+      <w:pPr>
+        <w:pStyle w:val="Heading2"/>
+      </w:pPr>
+      <w:r>
+        <w:t>Your evidence record</w:t>
+      </w:r>
+    </w:p>
+    <w:p>
+      <w:pPr>
+        <w:pStyle w:val="ListBullet"/>
+      </w:pPr>
+      <w:r>
+        <w:t>Six-case development flags: ordinary2/2,boundary1/1,invalid1/1,empty1/1,tie0/1; overall5/6. Ten copies of one passing case produce15/16 but add no distinct coverage and do not fix ties. Separate pictured suite: ordinary4/4,equality1/3,invalid2/3,tie1/2,disjoint total8/12. No real user-group results are supplied.</w:t>
+      </w:r>
+    </w:p>
+    <w:p>
+      <w:pPr>
+        <w:pStyle w:val="ListBullet"/>
+      </w:pPr>
+      <w:r>
+        <w:t>A report says 8 of 10 tests pass, including 0 of 2 invalid-input cases. What is the important weakness?</w:t>
+      </w:r>
+    </w:p>
+    <w:p>
+      <w:pPr>
+        <w:pStyle w:val="Heading3"/>
+      </w:pPr>
+      <w:r>
+        <w:t>My reasoning and evidence</w:t>
+      </w:r>
+    </w:p>
+    <w:p>
+      <w:r>
+        <w:t>________________________________________________________________</w:t>
+      </w:r>
+    </w:p>
+    <w:p>
+      <w:r>
+        <w:t>________________________________________________________________</w:t>
+      </w:r>
+    </w:p>
+    <w:p>
+      <w:r>
+        <w:t>________________________________________________________________</w:t>
+      </w:r>
+    </w:p>
+    <w:p>
+      <w:r>
+        <w:t>________________________________________________________________</w:t>
+      </w:r>
+    </w:p>
+    <w:p>
+      <w:r>
+        <w:t>________________________________________________________________</w:t>
+      </w:r>
+    </w:p>
+    <w:p>
+      <w:r>
+        <w:t>________________________________________________________________</w:t>
+      </w:r>
+    </w:p>
+    <w:p>
+      <w:pPr>
+        <w:pStyle w:val="Heading1"/>
+      </w:pPr>
+      <w:r>
+        <w:t>13. W2 · Plan distinct requirement coverage</w:t>
+      </w:r>
+    </w:p>
+    <w:p>
+      <w:r>
+        <w:t>Use concrete inputs and expected outcomes rather than duplicated easy cases.</w:t>
+      </w:r>
+    </w:p>
+    <w:p>
+      <w:pPr>
+        <w:pStyle w:val="Heading2"/>
+      </w:pPr>
+      <w:r>
+        <w:t>Your evidence record</w:t>
+      </w:r>
+    </w:p>
+    <w:p>
+      <w:pPr>
+        <w:pStyle w:val="ListBullet"/>
+      </w:pPr>
+      <w:r>
+        <w:t>Six-case development flags: ordinary2/2,boundary1/1,invalid1/1,empty1/1,tie0/1; overall5/6. Ten copies of one passing case produce15/16 but add no distinct coverage and do not fix ties. Separate pictured suite: ordinary4/4,equality1/3,invalid2/3,tie1/2,disjoint total8/12. No real user-group results are supplied.</w:t>
+      </w:r>
+    </w:p>
+    <w:p>
+      <w:pPr>
+        <w:pStyle w:val="ListBullet"/>
+      </w:pPr>
+      <w:r>
+        <w:t>Name five distinct categories for the chooser evaluation.</w:t>
+      </w:r>
+    </w:p>
+    <w:p>
+      <w:pPr>
+        <w:pStyle w:val="Heading3"/>
+      </w:pPr>
+      <w:r>
+        <w:t>My reasoning and evidence</w:t>
+      </w:r>
+    </w:p>
+    <w:p>
+      <w:r>
+        <w:t>________________________________________________________________</w:t>
+      </w:r>
+    </w:p>
+    <w:p>
+      <w:r>
+        <w:t>________________________________________________________________</w:t>
+      </w:r>
+    </w:p>
+    <w:p>
+      <w:r>
+        <w:t>________________________________________________________________</w:t>
+      </w:r>
+    </w:p>
+    <w:p>
+      <w:r>
+        <w:t>________________________________________________________________</w:t>
+      </w:r>
+    </w:p>
+    <w:p>
+      <w:r>
+        <w:t>________________________________________________________________</w:t>
+      </w:r>
+    </w:p>
+    <w:p>
+      <w:r>
+        <w:t>________________________________________________________________</w:t>
+      </w:r>
+    </w:p>
+    <w:p>
+      <w:pPr>
+        <w:pStyle w:val="Heading1"/>
+      </w:pPr>
+      <w:r>
+        <w:t>14. W3 · Restore omitted failures</w:t>
+      </w:r>
+    </w:p>
+    <w:p>
+      <w:r>
+        <w:t>Report the full executed suite and version.</w:t>
+      </w:r>
+    </w:p>
+    <w:p>
+      <w:pPr>
+        <w:pStyle w:val="Heading2"/>
+      </w:pPr>
+      <w:r>
+        <w:t>Your evidence record</w:t>
+      </w:r>
+    </w:p>
+    <w:p>
+      <w:pPr>
+        <w:pStyle w:val="ListBullet"/>
+      </w:pPr>
+      <w:r>
+        <w:t>Six-case development flags: ordinary2/2,boundary1/1,invalid1/1,empty1/1,tie0/1; overall5/6. Ten copies of one passing case produce15/16 but add no distinct coverage and do not fix ties. Separate pictured suite: ordinary4/4,equality1/3,invalid2/3,tie1/2,disjoint total8/12. No real user-group results are supplied.</w:t>
+      </w:r>
+    </w:p>
+    <w:p>
+      <w:pPr>
+        <w:pStyle w:val="ListBullet"/>
+      </w:pPr>
+      <w:r>
+        <w:t>A learner drops two failed cases and reports 8/8. What should be restored?</w:t>
+      </w:r>
+    </w:p>
+    <w:p>
+      <w:pPr>
+        <w:pStyle w:val="Heading3"/>
+      </w:pPr>
+      <w:r>
+        <w:t>My reasoning and evidence</w:t>
+      </w:r>
+    </w:p>
+    <w:p>
+      <w:r>
+        <w:t>________________________________________________________________</w:t>
+      </w:r>
+    </w:p>
+    <w:p>
+      <w:r>
+        <w:t>________________________________________________________________</w:t>
+      </w:r>
+    </w:p>
+    <w:p>
+      <w:r>
+        <w:t>________________________________________________________________</w:t>
+      </w:r>
+    </w:p>
+    <w:p>
+      <w:r>
+        <w:t>________________________________________________________________</w:t>
+      </w:r>
+    </w:p>
+    <w:p>
+      <w:r>
+        <w:t>________________________________________________________________</w:t>
+      </w:r>
+    </w:p>
+    <w:p>
+      <w:r>
+        <w:t>________________________________________________________________</w:t>
+      </w:r>
+    </w:p>
+    <w:p>
+      <w:pPr>
+        <w:pStyle w:val="Heading1"/>
+      </w:pPr>
+      <w:r>
+        <w:t>16. W5 · Protect fresh final evidence</w:t>
+      </w:r>
+    </w:p>
+    <w:p>
+      <w:r>
+        <w:t>A case used for repair is now development/regression evidence.</w:t>
+      </w:r>
+    </w:p>
+    <w:p>
+      <w:pPr>
+        <w:pStyle w:val="Heading2"/>
+      </w:pPr>
+      <w:r>
+        <w:t>Your evidence record</w:t>
+      </w:r>
+    </w:p>
+    <w:p>
+      <w:pPr>
+        <w:pStyle w:val="ListBullet"/>
+      </w:pPr>
+      <w:r>
+        <w:t>Six-case development flags: ordinary2/2,boundary1/1,invalid1/1,empty1/1,tie0/1; overall5/6. Ten copies of one passing case produce15/16 but add no distinct coverage and do not fix ties. Separate pictured suite: ordinary4/4,equality1/3,invalid2/3,tie1/2,disjoint total8/12. No real user-group results are supplied.</w:t>
+      </w:r>
+    </w:p>
+    <w:p>
+      <w:pPr>
+        <w:pStyle w:val="ListBullet"/>
+      </w:pPr>
+      <w:r>
+        <w:t>You fix the tie bug using the final tie case. What should the next evaluation report say?</w:t>
+      </w:r>
+    </w:p>
+    <w:p>
+      <w:pPr>
+        <w:pStyle w:val="Heading3"/>
+      </w:pPr>
+      <w:r>
+        <w:t>My reasoning and evidence</w:t>
+      </w:r>
+    </w:p>
+    <w:p>
+      <w:r>
+        <w:t>________________________________________________________________</w:t>
+      </w:r>
+    </w:p>
+    <w:p>
+      <w:r>
+        <w:t>________________________________________________________________</w:t>
+      </w:r>
+    </w:p>
+    <w:p>
+      <w:r>
+        <w:t>________________________________________________________________</w:t>
+      </w:r>
+    </w:p>
+    <w:p>
+      <w:r>
+        <w:t>________________________________________________________________</w:t>
+      </w:r>
+    </w:p>
+    <w:p>
+      <w:r>
+        <w:t>________________________________________________________________</w:t>
+      </w:r>
+    </w:p>
+    <w:p>
+      <w:r>
+        <w:t>________________________________________________________________</w:t>
+      </w:r>
+    </w:p>
+    <w:p>
+      <w:pPr>
+        <w:pStyle w:val="Heading1"/>
+      </w:pPr>
+      <w:r>
+        <w:t>04. W4 · Audit a new suite independently</w:t>
+      </w:r>
+    </w:p>
+    <w:p>
+      <w:r>
+        <w:t>Keep one first attempt before hints or feedback.</w:t>
+      </w:r>
+    </w:p>
+    <w:p>
+      <w:pPr>
+        <w:pStyle w:val="Heading2"/>
+      </w:pPr>
+      <w:r>
+        <w:t>Read and explain independently</w:t>
       </w:r>
     </w:p>
     <w:p>
@@ -41,368 +521,7 @@
         <w:rPr>
           <w:b w:val="0"/>
         </w:rPr>
-        <w:t>Try the recall before opening notes. Then use a different colour or a labelled second line to correct your explanation.</w:t>
-      </w:r>
-    </w:p>
-    <w:p>
-      <w:pPr>
-        <w:pStyle w:val="Heading3"/>
-      </w:pPr>
-      <w:r>
-        <w:t>Build the Recommender</w:t>
-      </w:r>
-    </w:p>
-    <w:p>
-      <w:pPr>
-        <w:spacing w:line="336" w:lineRule="auto" w:after="180"/>
-      </w:pPr>
-      <w:r>
-        <w:rPr>
-          <w:b w:val="0"/>
-        </w:rPr>
-        <w:t>Without opening the old lesson, explain one key idea from Build the Recommender. Give an example and a mistake that the idea helps you avoid.</w:t>
-      </w:r>
-    </w:p>
-    <w:p>
-      <w:pPr>
-        <w:pStyle w:val="Heading3"/>
-      </w:pPr>
-      <w:r>
-        <w:t>My remembered idea, example and correction</w:t>
-      </w:r>
-    </w:p>
-    <w:p>
-      <w:r>
-        <w:t>________________________________________________________________</w:t>
-      </w:r>
-    </w:p>
-    <w:p>
-      <w:r>
-        <w:t>________________________________________________________________</w:t>
-      </w:r>
-    </w:p>
-    <w:p>
-      <w:r>
-        <w:t>________________________________________________________________</w:t>
-      </w:r>
-    </w:p>
-    <w:p>
-      <w:pPr>
-        <w:pStyle w:val="Heading3"/>
-      </w:pPr>
-      <w:r>
-        <w:t>Permissions and Human Review</w:t>
-      </w:r>
-    </w:p>
-    <w:p>
-      <w:pPr>
-        <w:spacing w:line="336" w:lineRule="auto" w:after="180"/>
-      </w:pPr>
-      <w:r>
-        <w:rPr>
-          <w:b w:val="0"/>
-        </w:rPr>
-        <w:t>Without opening the old lesson, explain one key idea from Permissions and Human Review. Give an example and a mistake that the idea helps you avoid.</w:t>
-      </w:r>
-    </w:p>
-    <w:p>
-      <w:pPr>
-        <w:pStyle w:val="Heading3"/>
-      </w:pPr>
-      <w:r>
-        <w:t>My remembered idea, example and correction</w:t>
-      </w:r>
-    </w:p>
-    <w:p>
-      <w:r>
-        <w:t>________________________________________________________________</w:t>
-      </w:r>
-    </w:p>
-    <w:p>
-      <w:r>
-        <w:t>________________________________________________________________</w:t>
-      </w:r>
-    </w:p>
-    <w:p>
-      <w:r>
-        <w:t>________________________________________________________________</w:t>
-      </w:r>
-    </w:p>
-    <w:p>
-      <w:pPr>
-        <w:pStyle w:val="Heading3"/>
-      </w:pPr>
-      <w:r>
-        <w:t>Prompt Experiments</w:t>
-      </w:r>
-    </w:p>
-    <w:p>
-      <w:pPr>
-        <w:spacing w:line="336" w:lineRule="auto" w:after="180"/>
-      </w:pPr>
-      <w:r>
-        <w:rPr>
-          <w:b w:val="0"/>
-        </w:rPr>
-        <w:t>Without opening the old lesson, explain one key idea from Prompt Experiments. Give an example and a mistake that the idea helps you avoid.</w:t>
-      </w:r>
-    </w:p>
-    <w:p>
-      <w:pPr>
-        <w:pStyle w:val="Heading3"/>
-      </w:pPr>
-      <w:r>
-        <w:t>My remembered idea, example and correction</w:t>
-      </w:r>
-    </w:p>
-    <w:p>
-      <w:r>
-        <w:t>________________________________________________________________</w:t>
-      </w:r>
-    </w:p>
-    <w:p>
-      <w:r>
-        <w:t>________________________________________________________________</w:t>
-      </w:r>
-    </w:p>
-    <w:p>
-      <w:r>
-        <w:t>________________________________________________________________</w:t>
-      </w:r>
-    </w:p>
-    <w:p>
-      <w:pPr>
-        <w:pStyle w:val="Heading1"/>
-      </w:pPr>
-      <w:r>
-        <w:t>02. Practise with fading help</w:t>
-      </w:r>
-    </w:p>
-    <w:p>
-      <w:r>
-        <w:t>Complete the supported Test Diverse Users trace and record the first step you can explain without help.</w:t>
-      </w:r>
-    </w:p>
-    <w:p>
-      <w:pPr>
-        <w:spacing w:line="336" w:lineRule="auto" w:after="180"/>
-      </w:pPr>
-      <w:r>
-        <w:rPr>
-          <w:b w:val="0"/>
-        </w:rPr>
-        <w:t xml:space="preserve">Use W2: Plan </w:t>
-      </w:r>
-      <w:r>
-        <w:rPr>
-          <w:b/>
-        </w:rPr>
-        <w:t>coverage</w:t>
-      </w:r>
-      <w:r>
-        <w:rPr>
-          <w:b w:val="0"/>
-        </w:rPr>
-        <w:t xml:space="preserve"> for Evaluating varied cases. Record the answer once; the lesson and workbook refer to the same attempt.</w:t>
-      </w:r>
-    </w:p>
-    <w:tbl>
-      <w:tblPr>
-        <w:tblStyle w:val="LightShading-Accent1"/>
-        <w:tblW w:type="auto" w:w="0"/>
-        <w:tblLook w:firstColumn="1" w:firstRow="1" w:lastColumn="0" w:lastRow="0" w:noHBand="0" w:noVBand="1" w:val="04A0"/>
-      </w:tblPr>
-      <w:tblGrid>
-        <w:gridCol w:w="2556"/>
-        <w:gridCol w:w="2556"/>
-        <w:gridCol w:w="2556"/>
-        <w:gridCol w:w="2556"/>
-      </w:tblGrid>
-      <w:tr>
-        <w:trPr>
-          <w:tblHeader/>
-        </w:trPr>
-        <w:tc>
-          <w:tcPr>
-            <w:tcW w:type="dxa" w:w="2556"/>
-          </w:tcPr>
-          <w:p>
-            <w:r>
-              <w:t>Given inputs</w:t>
-            </w:r>
-          </w:p>
-        </w:tc>
-        <w:tc>
-          <w:tcPr>
-            <w:tcW w:type="dxa" w:w="2556"/>
-          </w:tcPr>
-          <w:p>
-            <w:r>
-              <w:t>Procedure I chose</w:t>
-            </w:r>
-          </w:p>
-        </w:tc>
-        <w:tc>
-          <w:tcPr>
-            <w:tcW w:type="dxa" w:w="2556"/>
-          </w:tcPr>
-          <w:p>
-            <w:r>
-              <w:t>Middle steps</w:t>
-            </w:r>
-          </w:p>
-        </w:tc>
-        <w:tc>
-          <w:tcPr>
-            <w:tcW w:type="dxa" w:w="2556"/>
-          </w:tcPr>
-          <w:p>
-            <w:r>
-              <w:t>Result and check</w:t>
-            </w:r>
-          </w:p>
-        </w:tc>
-      </w:tr>
-      <w:tr>
-        <w:tc>
-          <w:tcPr>
-            <w:tcW w:type="dxa" w:w="2556"/>
-          </w:tcPr>
-          <w:p>
-            <w:r/>
-          </w:p>
-        </w:tc>
-        <w:tc>
-          <w:tcPr>
-            <w:tcW w:type="dxa" w:w="2556"/>
-          </w:tcPr>
-          <w:p>
-            <w:r/>
-          </w:p>
-        </w:tc>
-        <w:tc>
-          <w:tcPr>
-            <w:tcW w:type="dxa" w:w="2556"/>
-          </w:tcPr>
-          <w:p>
-            <w:r/>
-          </w:p>
-        </w:tc>
-        <w:tc>
-          <w:tcPr>
-            <w:tcW w:type="dxa" w:w="2556"/>
-          </w:tcPr>
-          <w:p>
-            <w:r/>
-          </w:p>
-        </w:tc>
-      </w:tr>
-    </w:tbl>
-    <w:p>
-      <w:pPr>
-        <w:pStyle w:val="Heading3"/>
-      </w:pPr>
-      <w:r>
-        <w:t>The step I completed without help, and the hint I needed</w:t>
-      </w:r>
-    </w:p>
-    <w:p>
-      <w:r>
-        <w:t>________________________________________________________________</w:t>
-      </w:r>
-    </w:p>
-    <w:p>
-      <w:r>
-        <w:t>________________________________________________________________</w:t>
-      </w:r>
-    </w:p>
-    <w:p>
-      <w:r>
-        <w:t>________________________________________________________________</w:t>
-      </w:r>
-    </w:p>
-    <w:p>
-      <w:pPr>
-        <w:pStyle w:val="Heading1"/>
-      </w:pPr>
-      <w:r>
-        <w:t>03. Individual reasoning check</w:t>
-      </w:r>
-    </w:p>
-    <w:p>
-      <w:r>
-        <w:t>Check the proposed Test Diverse Users explanation against the supplied facts before discussing it.</w:t>
-      </w:r>
-    </w:p>
-    <w:p>
-      <w:pPr>
-        <w:spacing w:line="336" w:lineRule="auto" w:after="180"/>
-      </w:pPr>
-      <w:r>
-        <w:rPr>
-          <w:b w:val="0"/>
-        </w:rPr>
-        <w:t>Use the worked case for Evaluating varied cases. Proposed explanation: “A successful run proves the conclusion”. Decide whether this explanation is supported.</w:t>
-      </w:r>
-    </w:p>
-    <w:p>
-      <w:pPr>
-        <w:spacing w:line="336" w:lineRule="auto" w:after="180"/>
-      </w:pPr>
-      <w:r>
-        <w:rPr>
-          <w:b w:val="0"/>
-        </w:rPr>
-        <w:t>Point to the step or supplied fact that decides; explain your repair if needed.</w:t>
-      </w:r>
-    </w:p>
-    <w:p>
-      <w:pPr>
-        <w:pStyle w:val="Heading3"/>
-      </w:pPr>
-      <w:r>
-        <w:t>My explanation before partner discussion</w:t>
-      </w:r>
-    </w:p>
-    <w:p>
-      <w:r>
-        <w:t>________________________________________________________________</w:t>
-      </w:r>
-    </w:p>
-    <w:p>
-      <w:r>
-        <w:t>________________________________________________________________</w:t>
-      </w:r>
-    </w:p>
-    <w:p>
-      <w:r>
-        <w:t>________________________________________________________________</w:t>
-      </w:r>
-    </w:p>
-    <w:p>
-      <w:r>
-        <w:t>________________________________________________________________</w:t>
-      </w:r>
-    </w:p>
-    <w:p>
-      <w:pPr>
-        <w:pStyle w:val="Heading1"/>
-      </w:pPr>
-      <w:r>
-        <w:t>04. Independent transfer case</w:t>
-      </w:r>
-    </w:p>
-    <w:p>
-      <w:r>
-        <w:t>Write one first attempt at the reserved independent case before feedback. Repeated copies of that case refer to the same recorded attempt.</w:t>
-      </w:r>
-    </w:p>
-    <w:p>
-      <w:pPr>
-        <w:pStyle w:val="Heading3"/>
-      </w:pPr>
-      <w:r>
-        <w:t>Independent case: Evaluate independently</w:t>
+        <w:t>Assume the listed categories are disjoint and every case was executed once on the same frozen version with the same pass criteria. No case-level failure consequences or user-group results are supplied. Prioritise reviewing both failed categories; state what additional severity evidence would determine the order rather than inventing it.</w:t>
       </w:r>
     </w:p>
     <w:p>
@@ -461,6 +580,14 @@
     </w:p>
     <w:p>
       <w:pPr>
+        <w:pStyle w:val="Heading2"/>
+      </w:pPr>
+      <w:r>
+        <w:t>Keep a fair record</w:t>
+      </w:r>
+    </w:p>
+    <w:p>
+      <w:pPr>
         <w:spacing w:line="336" w:lineRule="auto" w:after="180"/>
       </w:pPr>
       <w:r>
@@ -472,15 +599,39 @@
     </w:p>
     <w:p>
       <w:pPr>
+        <w:pStyle w:val="Heading2"/>
+      </w:pPr>
+      <w:r>
+        <w:t>Earlier wording, alternatives and picture transcripts · reference / check after trying</w:t>
+      </w:r>
+    </w:p>
+    <w:p>
+      <w:pPr>
+        <w:pStyle w:val="Heading3"/>
+      </w:pPr>
+      <w:r>
+        <w:t>Independent case: Evaluate independently</w:t>
+      </w:r>
+    </w:p>
+    <w:p>
+      <w:pPr>
         <w:pStyle w:val="Heading1"/>
       </w:pPr>
       <w:r>
-        <w:t>05. Your learning target</w:t>
-      </w:r>
-    </w:p>
-    <w:p>
-      <w:r>
-        <w:t>Connect the Test Diverse Users target to a trace and a justified conclusion.</w:t>
+        <w:t>09. Project · Keep the decision and its evidence</w:t>
+      </w:r>
+    </w:p>
+    <w:p>
+      <w:r>
+        <w:t>Add this week’s change to your existing project record.</w:t>
+      </w:r>
+    </w:p>
+    <w:p>
+      <w:pPr>
+        <w:pStyle w:val="Heading2"/>
+      </w:pPr>
+      <w:r>
+        <w:t>Your evidence record</w:t>
       </w:r>
     </w:p>
     <w:p>
@@ -491,20 +642,7 @@
         <w:rPr>
           <w:b w:val="0"/>
         </w:rPr>
-        <w:t>The recommender succeeds on 9/10 mystery requests and 2/5 poetry requests. Compute total and separate rates. A team reports only 11/15. Explain what that hides.</w:t>
-      </w:r>
-    </w:p>
-    <w:p>
-      <w:pPr>
-        <w:pStyle w:val="Heading1"/>
-      </w:pPr>
-      <w:r>
-        <w:t>06. Solve the given case</w:t>
-      </w:r>
-    </w:p>
-    <w:p>
-      <w:r>
-        <w:t>Solve the supplied Test Diverse Users case and show the deciding evidence.</w:t>
+        <w:t>Use the same test record across ordinary, boundary, missing-data, and access-needs cases.</w:t>
       </w:r>
     </w:p>
     <w:p>
@@ -515,29 +653,7 @@
         <w:rPr>
           <w:b w:val="0"/>
         </w:rPr>
-        <w:t>A recommender satisfies 5/6 adventure requests and 3/6 poetry requests.</w:t>
-      </w:r>
-    </w:p>
-    <w:p>
-      <w:pPr>
-        <w:spacing w:line="336" w:lineRule="auto" w:after="180"/>
-      </w:pPr>
-      <w:r>
-        <w:rPr>
-          <w:b w:val="0"/>
-        </w:rPr>
-        <w:t>Compare and investigate.</w:t>
-      </w:r>
-    </w:p>
-    <w:p>
-      <w:pPr>
-        <w:spacing w:line="336" w:lineRule="auto" w:after="180"/>
-      </w:pPr>
-      <w:r>
-        <w:rPr>
-          <w:b w:val="0"/>
-        </w:rPr>
-        <w:t xml:space="preserve">Show your trace, calculation or </w:t>
+        <w:t xml:space="preserve">The project change and </w:t>
       </w:r>
       <w:r>
         <w:rPr>
@@ -545,308 +661,6 @@
         </w:rPr>
         <w:t>evidence</w:t>
       </w:r>
-    </w:p>
-    <w:p>
-      <w:pPr>
-        <w:pStyle w:val="Heading3"/>
-      </w:pPr>
-      <w:r>
-        <w:t>Write or draw your reasoning and evidence.</w:t>
-      </w:r>
-    </w:p>
-    <w:p>
-      <w:r>
-        <w:t>________________________________________________________________</w:t>
-      </w:r>
-    </w:p>
-    <w:p>
-      <w:r>
-        <w:t>________________________________________________________________</w:t>
-      </w:r>
-    </w:p>
-    <w:p>
-      <w:r>
-        <w:t>________________________________________________________________</w:t>
-      </w:r>
-    </w:p>
-    <w:p>
-      <w:r>
-        <w:t>________________________________________________________________</w:t>
-      </w:r>
-    </w:p>
-    <w:p>
-      <w:r>
-        <w:t>________________________________________________________________</w:t>
-      </w:r>
-    </w:p>
-    <w:p>
-      <w:pPr>
-        <w:pStyle w:val="Heading1"/>
-      </w:pPr>
-      <w:r>
-        <w:t>07. Check a changed case</w:t>
-      </w:r>
-    </w:p>
-    <w:p>
-      <w:r>
-        <w:t>Apply the procedure to the changed case and record why the conclusion follows.</w:t>
-      </w:r>
-    </w:p>
-    <w:p>
-      <w:pPr>
-        <w:spacing w:line="336" w:lineRule="auto" w:after="180"/>
-      </w:pPr>
-      <w:r>
-        <w:rPr>
-          <w:b w:val="0"/>
-        </w:rPr>
-        <w:t>A recommender serves 6 of 6 easy-book requests but 1 of 4 advanced-book requests. Report both results and identify the next test priority.</w:t>
-      </w:r>
-    </w:p>
-    <w:p>
-      <w:pPr>
-        <w:spacing w:line="336" w:lineRule="auto" w:after="180"/>
-      </w:pPr>
-      <w:r>
-        <w:rPr>
-          <w:b w:val="0"/>
-        </w:rPr>
-        <w:t>My independent answer and reason</w:t>
-      </w:r>
-    </w:p>
-    <w:p>
-      <w:pPr>
-        <w:pStyle w:val="Heading3"/>
-      </w:pPr>
-      <w:r>
-        <w:t>Write or draw your reasoning and evidence.</w:t>
-      </w:r>
-    </w:p>
-    <w:p>
-      <w:r>
-        <w:t>________________________________________________________________</w:t>
-      </w:r>
-    </w:p>
-    <w:p>
-      <w:r>
-        <w:t>________________________________________________________________</w:t>
-      </w:r>
-    </w:p>
-    <w:p>
-      <w:r>
-        <w:t>________________________________________________________________</w:t>
-      </w:r>
-    </w:p>
-    <w:p>
-      <w:r>
-        <w:t>________________________________________________________________</w:t>
-      </w:r>
-    </w:p>
-    <w:p>
-      <w:r>
-        <w:t>________________________________________________________________</w:t>
-      </w:r>
-    </w:p>
-    <w:p>
-      <w:pPr>
-        <w:pStyle w:val="Heading3"/>
-      </w:pPr>
-      <w:r>
-        <w:t>Week 34 Test and reflect</w:t>
-      </w:r>
-    </w:p>
-    <w:p>
-      <w:pPr>
-        <w:pStyle w:val="Heading1"/>
-      </w:pPr>
-      <w:r>
-        <w:t>08. Design a revealing test</w:t>
-      </w:r>
-    </w:p>
-    <w:p>
-      <w:r>
-        <w:t>Specify a changed input, expected result and observation separately.</w:t>
-      </w:r>
-    </w:p>
-    <w:p>
-      <w:pPr>
-        <w:spacing w:line="336" w:lineRule="auto" w:after="180"/>
-      </w:pPr>
-      <w:r>
-        <w:rPr>
-          <w:b w:val="0"/>
-        </w:rPr>
-        <w:t xml:space="preserve">Create a changed </w:t>
-      </w:r>
-      <w:r>
-        <w:rPr>
-          <w:b/>
-        </w:rPr>
-        <w:t>input</w:t>
-      </w:r>
-      <w:r>
-        <w:rPr>
-          <w:b w:val="0"/>
-        </w:rPr>
-        <w:t>, boundary case or missing-information case. Write the expected answer or safe response before testing.</w:t>
-      </w:r>
-    </w:p>
-    <w:tbl>
-      <w:tblPr>
-        <w:tblStyle w:val="LightShading-Accent1"/>
-        <w:tblW w:type="auto" w:w="0"/>
-        <w:tblLook w:firstColumn="1" w:firstRow="1" w:lastColumn="0" w:lastRow="0" w:noHBand="0" w:noVBand="1" w:val="04A0"/>
-      </w:tblPr>
-      <w:tblGrid>
-        <w:gridCol w:w="5112"/>
-        <w:gridCol w:w="5112"/>
-      </w:tblGrid>
-      <w:tr>
-        <w:trPr>
-          <w:tblHeader/>
-        </w:trPr>
-        <w:tc>
-          <w:tcPr>
-            <w:tcW w:type="dxa" w:w="5112"/>
-          </w:tcPr>
-          <w:p>
-            <w:r>
-              <w:t>Test record</w:t>
-            </w:r>
-          </w:p>
-        </w:tc>
-        <w:tc>
-          <w:tcPr>
-            <w:tcW w:type="dxa" w:w="5112"/>
-          </w:tcPr>
-          <w:p>
-            <w:r>
-              <w:t>My evidence</w:t>
-            </w:r>
-          </w:p>
-        </w:tc>
-      </w:tr>
-      <w:tr>
-        <w:tc>
-          <w:tcPr>
-            <w:tcW w:type="dxa" w:w="5112"/>
-          </w:tcPr>
-          <w:p>
-            <w:r>
-              <w:t>Changed input or condition</w:t>
-            </w:r>
-          </w:p>
-        </w:tc>
-        <w:tc>
-          <w:tcPr>
-            <w:tcW w:type="dxa" w:w="5112"/>
-          </w:tcPr>
-          <w:p>
-            <w:r/>
-          </w:p>
-        </w:tc>
-      </w:tr>
-      <w:tr>
-        <w:tc>
-          <w:tcPr>
-            <w:tcW w:type="dxa" w:w="5112"/>
-          </w:tcPr>
-          <w:p>
-            <w:r>
-              <w:t>Expected answer or fallback</w:t>
-            </w:r>
-          </w:p>
-        </w:tc>
-        <w:tc>
-          <w:tcPr>
-            <w:tcW w:type="dxa" w:w="5112"/>
-          </w:tcPr>
-          <w:p>
-            <w:r/>
-          </w:p>
-        </w:tc>
-      </w:tr>
-      <w:tr>
-        <w:tc>
-          <w:tcPr>
-            <w:tcW w:type="dxa" w:w="5112"/>
-          </w:tcPr>
-          <w:p>
-            <w:r>
-              <w:t>Observed result</w:t>
-            </w:r>
-          </w:p>
-        </w:tc>
-        <w:tc>
-          <w:tcPr>
-            <w:tcW w:type="dxa" w:w="5112"/>
-          </w:tcPr>
-          <w:p>
-            <w:r/>
-          </w:p>
-        </w:tc>
-      </w:tr>
-      <w:tr>
-        <w:tc>
-          <w:tcPr>
-            <w:tcW w:type="dxa" w:w="5112"/>
-          </w:tcPr>
-          <w:p>
-            <w:r>
-              <w:t>Why the result occurred</w:t>
-            </w:r>
-          </w:p>
-        </w:tc>
-        <w:tc>
-          <w:tcPr>
-            <w:tcW w:type="dxa" w:w="5112"/>
-          </w:tcPr>
-          <w:p>
-            <w:r/>
-          </w:p>
-        </w:tc>
-      </w:tr>
-    </w:tbl>
-    <w:p>
-      <w:pPr>
-        <w:pStyle w:val="Heading1"/>
-      </w:pPr>
-      <w:r>
-        <w:t>09. Project checkpoint</w:t>
-      </w:r>
-    </w:p>
-    <w:p>
-      <w:r>
-        <w:t>Justify what Test Diverse Users adds to Transparent Book Recommender and keep the evidence.</w:t>
-      </w:r>
-    </w:p>
-    <w:p>
-      <w:pPr>
-        <w:spacing w:line="336" w:lineRule="auto" w:after="180"/>
-      </w:pPr>
-      <w:r>
-        <w:rPr>
-          <w:b w:val="0"/>
-        </w:rPr>
-        <w:t>Use the same test record across ordinary, boundary, missing-data, and access-needs cases.</w:t>
-      </w:r>
-    </w:p>
-    <w:p>
-      <w:pPr>
-        <w:spacing w:line="336" w:lineRule="auto" w:after="180"/>
-      </w:pPr>
-      <w:r>
-        <w:rPr>
-          <w:b w:val="0"/>
-        </w:rPr>
-        <w:t xml:space="preserve">The project change and </w:t>
-      </w:r>
-      <w:r>
-        <w:rPr>
-          <w:b/>
-        </w:rPr>
-        <w:t>evidence</w:t>
-      </w:r>
       <w:r>
         <w:rPr>
           <w:b w:val="0"/>
@@ -892,486 +706,20 @@
         <w:pStyle w:val="Heading1"/>
       </w:pPr>
       <w:r>
-        <w:t>10. Self check</w:t>
-      </w:r>
-    </w:p>
-    <w:p>
-      <w:r>
-        <w:t>Judge explanation, evidence, transfer and limits separately; attach the work behind your judgement.</w:t>
-      </w:r>
-    </w:p>
-    <w:p>
-      <w:pPr>
-        <w:pStyle w:val="ListBullet"/>
-      </w:pPr>
-      <w:r>
-        <w:t>I can explain the mechanism.</w:t>
-      </w:r>
-    </w:p>
-    <w:p>
-      <w:pPr>
-        <w:pStyle w:val="ListBullet"/>
-      </w:pPr>
-      <w:r>
-        <w:t>I can show evidence.</w:t>
-      </w:r>
-    </w:p>
-    <w:p>
-      <w:pPr>
-        <w:pStyle w:val="ListBullet"/>
-      </w:pPr>
-      <w:r>
-        <w:t>I can handle a changed case.</w:t>
-      </w:r>
-    </w:p>
-    <w:p>
-      <w:pPr>
-        <w:pStyle w:val="ListBullet"/>
-      </w:pPr>
-      <w:r>
-        <w:t>I can name a limit.</w:t>
-      </w:r>
-    </w:p>
-    <w:p>
-      <w:r>
-        <w:t>Mark each as not yet, with help or independently, and attach supporting work.</w:t>
-      </w:r>
-    </w:p>
-    <w:p>
-      <w:pPr>
-        <w:spacing w:line="336" w:lineRule="auto" w:after="180"/>
-      </w:pPr>
-      <w:r>
-        <w:rPr>
-          <w:b w:val="0"/>
-        </w:rPr>
-        <w:t>Teacher review ____________________  Next step ____________________</w:t>
-      </w:r>
-    </w:p>
-    <w:p>
-      <w:pPr>
-        <w:pStyle w:val="Heading1"/>
-      </w:pPr>
-      <w:r>
-        <w:t>11. Transfer practice from the original programme</w:t>
-      </w:r>
-    </w:p>
-    <w:p>
-      <w:r>
-        <w:t>Use this earlier case as transfer practice. A case already discussed with feedback is not fresh assessment evidence.</w:t>
-      </w:r>
-    </w:p>
-    <w:p>
-      <w:pPr>
-        <w:spacing w:line="336" w:lineRule="auto" w:after="180"/>
-      </w:pPr>
-      <w:r>
-        <w:rPr>
-          <w:b w:val="0"/>
-        </w:rPr>
-        <w:t>The recommender succeeds on 9/10 mystery requests and 2/5 poetry requests. Compute total and separate rates. A team reports only 11/15. Explain what that hides.</w:t>
-      </w:r>
-    </w:p>
-    <w:p>
-      <w:pPr>
-        <w:pStyle w:val="Heading3"/>
-      </w:pPr>
-      <w:r>
-        <w:t>My independently reasoned answer</w:t>
-      </w:r>
-    </w:p>
-    <w:p>
-      <w:r>
-        <w:t>________________________________________________________________</w:t>
-      </w:r>
-    </w:p>
-    <w:p>
-      <w:r>
-        <w:t>________________________________________________________________</w:t>
-      </w:r>
-    </w:p>
-    <w:p>
-      <w:r>
-        <w:t>________________________________________________________________</w:t>
-      </w:r>
-    </w:p>
-    <w:p>
-      <w:r>
-        <w:t>________________________________________________________________</w:t>
-      </w:r>
-    </w:p>
-    <w:p>
-      <w:r>
-        <w:t>________________________________________________________________</w:t>
-      </w:r>
-    </w:p>
-    <w:p>
-      <w:r>
-        <w:t>________________________________________________________________</w:t>
-      </w:r>
-    </w:p>
-    <w:p>
-      <w:r>
-        <w:t>________________________________________________________________</w:t>
-      </w:r>
-    </w:p>
-    <w:p>
-      <w:pPr>
-        <w:spacing w:line="336" w:lineRule="auto" w:after="180"/>
-      </w:pPr>
-      <w:r>
-        <w:rPr>
-          <w:b w:val="0"/>
-        </w:rPr>
-        <w:t>Record support used: none, hint or teacher explanation.</w:t>
-      </w:r>
-    </w:p>
-    <w:p>
-      <w:pPr>
-        <w:pStyle w:val="Heading1"/>
-      </w:pPr>
-      <w:r>
-        <w:t>12. W1 Read denominators</w:t>
-      </w:r>
-    </w:p>
-    <w:p>
-      <w:r>
-        <w:t>Read denominators. Apply the supplied Test Diverse Users facts and keep your reasoning.</w:t>
-      </w:r>
-    </w:p>
-    <w:p>
-      <w:pPr>
-        <w:spacing w:line="336" w:lineRule="auto" w:after="180"/>
-        <w:shd w:fill="F5F1FB"/>
-      </w:pPr>
-      <w:r>
-        <w:rPr>
-          <w:b w:val="0"/>
-        </w:rPr>
-        <w:t>A report says 8 of 10 tests pass, including 0 of 2 invalid-</w:t>
-      </w:r>
-      <w:r>
-        <w:rPr>
-          <w:b/>
-        </w:rPr>
-        <w:t>input</w:t>
-      </w:r>
-      <w:r>
-        <w:rPr>
-          <w:b w:val="0"/>
-        </w:rPr>
-        <w:t xml:space="preserve"> cases. What is the important weakness?</w:t>
-      </w:r>
-    </w:p>
-    <w:p>
-      <w:pPr>
-        <w:pStyle w:val="Heading3"/>
-      </w:pPr>
-      <w:r>
-        <w:t>My reasoning and evidence</w:t>
-      </w:r>
-    </w:p>
-    <w:p>
-      <w:r>
-        <w:t>________________________________________________________________</w:t>
-      </w:r>
-    </w:p>
-    <w:p>
-      <w:r>
-        <w:t>________________________________________________________________</w:t>
-      </w:r>
-    </w:p>
-    <w:p>
-      <w:r>
-        <w:t>________________________________________________________________</w:t>
-      </w:r>
-    </w:p>
-    <w:p>
-      <w:r>
-        <w:t>________________________________________________________________</w:t>
-      </w:r>
-    </w:p>
-    <w:p>
-      <w:r>
-        <w:t>________________________________________________________________</w:t>
-      </w:r>
-    </w:p>
-    <w:p>
-      <w:r>
-        <w:t>________________________________________________________________</w:t>
-      </w:r>
-    </w:p>
-    <w:p>
-      <w:pPr>
-        <w:pStyle w:val="Heading1"/>
-      </w:pPr>
-      <w:r>
-        <w:t>13. W2 Plan coverage</w:t>
-      </w:r>
-    </w:p>
-    <w:p>
-      <w:r>
-        <w:t>Plan coverage. Apply the supplied Test Diverse Users facts and keep your reasoning.</w:t>
-      </w:r>
-    </w:p>
-    <w:p>
-      <w:pPr>
-        <w:spacing w:line="336" w:lineRule="auto" w:after="180"/>
-      </w:pPr>
-      <w:r>
-        <w:rPr>
-          <w:b w:val="0"/>
-        </w:rPr>
-        <w:t>Name five distinct categories for the chooser evaluation.</w:t>
-      </w:r>
-    </w:p>
-    <w:p>
-      <w:pPr>
-        <w:pStyle w:val="Heading3"/>
-      </w:pPr>
-      <w:r>
-        <w:t>My reasoning and evidence</w:t>
-      </w:r>
-    </w:p>
-    <w:p>
-      <w:r>
-        <w:t>________________________________________________________________</w:t>
-      </w:r>
-    </w:p>
-    <w:p>
-      <w:r>
-        <w:t>________________________________________________________________</w:t>
-      </w:r>
-    </w:p>
-    <w:p>
-      <w:r>
-        <w:t>________________________________________________________________</w:t>
-      </w:r>
-    </w:p>
-    <w:p>
-      <w:r>
-        <w:t>________________________________________________________________</w:t>
-      </w:r>
-    </w:p>
-    <w:p>
-      <w:r>
-        <w:t>________________________________________________________________</w:t>
-      </w:r>
-    </w:p>
-    <w:p>
-      <w:r>
-        <w:t>________________________________________________________________</w:t>
-      </w:r>
-    </w:p>
-    <w:p>
-      <w:pPr>
-        <w:pStyle w:val="Heading1"/>
-      </w:pPr>
-      <w:r>
-        <w:t>14. W3 Repair reporting</w:t>
-      </w:r>
-    </w:p>
-    <w:p>
-      <w:r>
-        <w:t>Repair reporting. Apply the supplied Test Diverse Users facts and keep your reasoning.</w:t>
-      </w:r>
-    </w:p>
-    <w:p>
-      <w:pPr>
-        <w:spacing w:line="336" w:lineRule="auto" w:after="180"/>
-        <w:shd w:fill="F5F1FB"/>
-      </w:pPr>
-      <w:r>
-        <w:rPr>
-          <w:b w:val="0"/>
-        </w:rPr>
-        <w:t>A learner drops two failed cases and reports 8/8. What should be restored?</w:t>
-      </w:r>
-    </w:p>
-    <w:p>
-      <w:pPr>
-        <w:pStyle w:val="Heading3"/>
-      </w:pPr>
-      <w:r>
-        <w:t>My reasoning and evidence</w:t>
-      </w:r>
-    </w:p>
-    <w:p>
-      <w:r>
-        <w:t>________________________________________________________________</w:t>
-      </w:r>
-    </w:p>
-    <w:p>
-      <w:r>
-        <w:t>________________________________________________________________</w:t>
-      </w:r>
-    </w:p>
-    <w:p>
-      <w:r>
-        <w:t>________________________________________________________________</w:t>
-      </w:r>
-    </w:p>
-    <w:p>
-      <w:r>
-        <w:t>________________________________________________________________</w:t>
-      </w:r>
-    </w:p>
-    <w:p>
-      <w:r>
-        <w:t>________________________________________________________________</w:t>
-      </w:r>
-    </w:p>
-    <w:p>
-      <w:r>
-        <w:t>________________________________________________________________</w:t>
-      </w:r>
-    </w:p>
-    <w:p>
-      <w:pPr>
-        <w:pStyle w:val="Heading1"/>
-      </w:pPr>
-      <w:r>
-        <w:t>15. W4 Evaluate independently</w:t>
-      </w:r>
-    </w:p>
-    <w:p>
-      <w:r>
-        <w:t>Attempt before feedback. If this repeats the selected independent case, reuse that first attempt; otherwise keep a separate record. Evaluate independently. Apply the supplied Test Diverse Users facts and keep your reasoning.</w:t>
-      </w:r>
-    </w:p>
-    <w:p>
-      <w:pPr>
-        <w:spacing w:line="336" w:lineRule="auto" w:after="180"/>
-      </w:pPr>
-      <w:r>
-        <w:rPr>
-          <w:b w:val="0"/>
-        </w:rPr>
-        <w:t>Given ordinary 3/3, boundary 1/2, invalid 2/2 and tie 0/1, compute overall results and prioritize issues.</w:t>
-      </w:r>
-    </w:p>
-    <w:p>
-      <w:pPr>
-        <w:pStyle w:val="Heading3"/>
-      </w:pPr>
-      <w:r>
-        <w:t>My reasoning and evidence</w:t>
-      </w:r>
-    </w:p>
-    <w:p>
-      <w:r>
-        <w:t>________________________________________________________________</w:t>
-      </w:r>
-    </w:p>
-    <w:p>
-      <w:r>
-        <w:t>________________________________________________________________</w:t>
-      </w:r>
-    </w:p>
-    <w:p>
-      <w:r>
-        <w:t>________________________________________________________________</w:t>
-      </w:r>
-    </w:p>
-    <w:p>
-      <w:r>
-        <w:t>________________________________________________________________</w:t>
-      </w:r>
-    </w:p>
-    <w:p>
-      <w:r>
-        <w:t>________________________________________________________________</w:t>
-      </w:r>
-    </w:p>
-    <w:p>
-      <w:r>
-        <w:t>________________________________________________________________</w:t>
-      </w:r>
-    </w:p>
-    <w:p>
-      <w:r>
-        <w:t>________________________________________________________________</w:t>
-      </w:r>
-    </w:p>
-    <w:p>
-      <w:r>
-        <w:t>________________________________________________________________</w:t>
-      </w:r>
-    </w:p>
-    <w:p>
-      <w:pPr>
-        <w:pStyle w:val="Heading1"/>
-      </w:pPr>
-      <w:r>
-        <w:t>16. W5 Protect final evidence</w:t>
-      </w:r>
-    </w:p>
-    <w:p>
-      <w:r>
-        <w:t>Protect final evidence. Apply the supplied Test Diverse Users facts and keep your reasoning.</w:t>
-      </w:r>
-    </w:p>
-    <w:p>
-      <w:pPr>
-        <w:spacing w:line="336" w:lineRule="auto" w:after="180"/>
-        <w:shd w:fill="F5F1FB"/>
-      </w:pPr>
-      <w:r>
-        <w:rPr>
-          <w:b w:val="0"/>
-        </w:rPr>
-        <w:t>You fix the tie bug using the final tie case. What should the next evaluation report say?</w:t>
-      </w:r>
-    </w:p>
-    <w:p>
-      <w:pPr>
-        <w:pStyle w:val="Heading3"/>
-      </w:pPr>
-      <w:r>
-        <w:t>My reasoning and evidence</w:t>
-      </w:r>
-    </w:p>
-    <w:p>
-      <w:r>
-        <w:t>________________________________________________________________</w:t>
-      </w:r>
-    </w:p>
-    <w:p>
-      <w:r>
-        <w:t>________________________________________________________________</w:t>
-      </w:r>
-    </w:p>
-    <w:p>
-      <w:r>
-        <w:t>________________________________________________________________</w:t>
-      </w:r>
-    </w:p>
-    <w:p>
-      <w:r>
-        <w:t>________________________________________________________________</w:t>
-      </w:r>
-    </w:p>
-    <w:p>
-      <w:r>
-        <w:t>________________________________________________________________</w:t>
-      </w:r>
-    </w:p>
-    <w:p>
-      <w:r>
-        <w:t>________________________________________________________________</w:t>
-      </w:r>
-    </w:p>
-    <w:p>
-      <w:pPr>
-        <w:pStyle w:val="Heading1"/>
-      </w:pPr>
-      <w:r>
-        <w:t>17. Feedback, return check and learning record</w:t>
-      </w:r>
-    </w:p>
-    <w:p>
-      <w:r>
-        <w:t>Record the first repaired step and a different case to revisit after a delay.</w:t>
+        <w:t>17. Feedback · Repair and return</w:t>
+      </w:r>
+    </w:p>
+    <w:p>
+      <w:r>
+        <w:t>Keep the first attempt, the repair and a changed-case return.</w:t>
+      </w:r>
+    </w:p>
+    <w:p>
+      <w:pPr>
+        <w:pStyle w:val="Heading2"/>
+      </w:pPr>
+      <w:r>
+        <w:t>Your evidence record</w:t>
       </w:r>
     </w:p>
     <w:tbl>
@@ -1526,12 +874,862 @@
         <w:pStyle w:val="Heading1"/>
       </w:pPr>
       <w:r>
-        <w:t>18. Pictorial case practice: Test Diverse Users</w:t>
-      </w:r>
-    </w:p>
-    <w:p>
-      <w:r>
-        <w:t>A fictional recommender is tested on distinct ordinary, equality, invalid-input and tie cases. Explain the labelled step before checking the changed condition.</w:t>
+        <w:t>10. Finish · Judge the evidence in your work</w:t>
+      </w:r>
+    </w:p>
+    <w:p>
+      <w:r>
+        <w:t>Point to work that supports your confidence level.</w:t>
+      </w:r>
+    </w:p>
+    <w:p>
+      <w:pPr>
+        <w:pStyle w:val="Heading2"/>
+      </w:pPr>
+      <w:r>
+        <w:t>Your evidence record</w:t>
+      </w:r>
+    </w:p>
+    <w:p>
+      <w:pPr>
+        <w:pStyle w:val="ListBullet"/>
+      </w:pPr>
+      <w:r>
+        <w:t>I can explain the mechanism.</w:t>
+      </w:r>
+    </w:p>
+    <w:p>
+      <w:pPr>
+        <w:pStyle w:val="ListBullet"/>
+      </w:pPr>
+      <w:r>
+        <w:t>I can show evidence.</w:t>
+      </w:r>
+    </w:p>
+    <w:p>
+      <w:pPr>
+        <w:pStyle w:val="ListBullet"/>
+      </w:pPr>
+      <w:r>
+        <w:t>I can handle a changed case.</w:t>
+      </w:r>
+    </w:p>
+    <w:p>
+      <w:pPr>
+        <w:pStyle w:val="ListBullet"/>
+      </w:pPr>
+      <w:r>
+        <w:t>I can name a limit.</w:t>
+      </w:r>
+    </w:p>
+    <w:p>
+      <w:r>
+        <w:t>Mark each as not yet, with help or independently, and attach supporting work.</w:t>
+      </w:r>
+    </w:p>
+    <w:p>
+      <w:pPr>
+        <w:spacing w:line="336" w:lineRule="auto" w:after="180"/>
+      </w:pPr>
+      <w:r>
+        <w:rPr>
+          <w:b w:val="0"/>
+        </w:rPr>
+        <w:t>Teacher review ____________________  Next step ____________________</w:t>
+      </w:r>
+    </w:p>
+    <w:p>
+      <w:pPr>
+        <w:pStyle w:val="Heading1"/>
+      </w:pPr>
+      <w:r>
+        <w:t>Reference bank and extra practice</w:t>
+      </w:r>
+    </w:p>
+    <w:p>
+      <w:pPr>
+        <w:pStyle w:val="Heading1"/>
+      </w:pPr>
+      <w:r>
+        <w:t>02. Reference · Supported W2 record</w:t>
+      </w:r>
+    </w:p>
+    <w:p>
+      <w:r>
+        <w:t>This is the same W2 attempt. Keep one response record.</w:t>
+      </w:r>
+    </w:p>
+    <w:p>
+      <w:pPr>
+        <w:pStyle w:val="Heading2"/>
+      </w:pPr>
+      <w:r>
+        <w:t>Use this when helpful</w:t>
+      </w:r>
+    </w:p>
+    <w:p>
+      <w:pPr>
+        <w:spacing w:line="336" w:lineRule="auto" w:after="180"/>
+      </w:pPr>
+      <w:r>
+        <w:rPr>
+          <w:b w:val="0"/>
+        </w:rPr>
+        <w:t xml:space="preserve">Use W2: Plan </w:t>
+      </w:r>
+      <w:r>
+        <w:rPr>
+          <w:b/>
+        </w:rPr>
+        <w:t>coverage</w:t>
+      </w:r>
+      <w:r>
+        <w:rPr>
+          <w:b w:val="0"/>
+        </w:rPr>
+        <w:t xml:space="preserve"> for Evaluating varied cases. Record the answer once; the lesson and workbook refer to the same attempt.</w:t>
+      </w:r>
+    </w:p>
+    <w:tbl>
+      <w:tblPr>
+        <w:tblStyle w:val="LightShading-Accent1"/>
+        <w:tblW w:type="auto" w:w="0"/>
+        <w:tblLook w:firstColumn="1" w:firstRow="1" w:lastColumn="0" w:lastRow="0" w:noHBand="0" w:noVBand="1" w:val="04A0"/>
+      </w:tblPr>
+      <w:tblGrid>
+        <w:gridCol w:w="2556"/>
+        <w:gridCol w:w="2556"/>
+        <w:gridCol w:w="2556"/>
+        <w:gridCol w:w="2556"/>
+      </w:tblGrid>
+      <w:tr>
+        <w:trPr>
+          <w:tblHeader/>
+        </w:trPr>
+        <w:tc>
+          <w:tcPr>
+            <w:tcW w:type="dxa" w:w="2556"/>
+          </w:tcPr>
+          <w:p>
+            <w:r>
+              <w:t>Given inputs</w:t>
+            </w:r>
+          </w:p>
+        </w:tc>
+        <w:tc>
+          <w:tcPr>
+            <w:tcW w:type="dxa" w:w="2556"/>
+          </w:tcPr>
+          <w:p>
+            <w:r>
+              <w:t>Procedure I chose</w:t>
+            </w:r>
+          </w:p>
+        </w:tc>
+        <w:tc>
+          <w:tcPr>
+            <w:tcW w:type="dxa" w:w="2556"/>
+          </w:tcPr>
+          <w:p>
+            <w:r>
+              <w:t>Middle steps</w:t>
+            </w:r>
+          </w:p>
+        </w:tc>
+        <w:tc>
+          <w:tcPr>
+            <w:tcW w:type="dxa" w:w="2556"/>
+          </w:tcPr>
+          <w:p>
+            <w:r>
+              <w:t>Result and check</w:t>
+            </w:r>
+          </w:p>
+        </w:tc>
+      </w:tr>
+      <w:tr>
+        <w:tc>
+          <w:tcPr>
+            <w:tcW w:type="dxa" w:w="2556"/>
+          </w:tcPr>
+          <w:p>
+            <w:r/>
+          </w:p>
+        </w:tc>
+        <w:tc>
+          <w:tcPr>
+            <w:tcW w:type="dxa" w:w="2556"/>
+          </w:tcPr>
+          <w:p>
+            <w:r/>
+          </w:p>
+        </w:tc>
+        <w:tc>
+          <w:tcPr>
+            <w:tcW w:type="dxa" w:w="2556"/>
+          </w:tcPr>
+          <w:p>
+            <w:r/>
+          </w:p>
+        </w:tc>
+        <w:tc>
+          <w:tcPr>
+            <w:tcW w:type="dxa" w:w="2556"/>
+          </w:tcPr>
+          <w:p>
+            <w:r/>
+          </w:p>
+        </w:tc>
+      </w:tr>
+    </w:tbl>
+    <w:p>
+      <w:pPr>
+        <w:pStyle w:val="Heading3"/>
+      </w:pPr>
+      <w:r>
+        <w:t>The step I completed without help, and the hint I needed</w:t>
+      </w:r>
+    </w:p>
+    <w:p>
+      <w:r>
+        <w:t>________________________________________________________________</w:t>
+      </w:r>
+    </w:p>
+    <w:p>
+      <w:r>
+        <w:t>________________________________________________________________</w:t>
+      </w:r>
+    </w:p>
+    <w:p>
+      <w:r>
+        <w:t>________________________________________________________________</w:t>
+      </w:r>
+    </w:p>
+    <w:p>
+      <w:pPr>
+        <w:pStyle w:val="Heading1"/>
+      </w:pPr>
+      <w:r>
+        <w:t>03. Extra practice · Repair the explanation</w:t>
+      </w:r>
+    </w:p>
+    <w:p>
+      <w:r>
+        <w:t>Explain the deciding fact before discussing the answer.</w:t>
+      </w:r>
+    </w:p>
+    <w:p>
+      <w:pPr>
+        <w:pStyle w:val="Heading2"/>
+      </w:pPr>
+      <w:r>
+        <w:t>Use this when helpful</w:t>
+      </w:r>
+    </w:p>
+    <w:p>
+      <w:pPr>
+        <w:spacing w:line="336" w:lineRule="auto" w:after="180"/>
+      </w:pPr>
+      <w:r>
+        <w:rPr>
+          <w:b w:val="0"/>
+        </w:rPr>
+        <w:t>Use the worked case for Evaluating varied cases. Proposed explanation: “A successful run proves the conclusion”. Decide whether this explanation is supported.</w:t>
+      </w:r>
+    </w:p>
+    <w:p>
+      <w:pPr>
+        <w:spacing w:line="336" w:lineRule="auto" w:after="180"/>
+      </w:pPr>
+      <w:r>
+        <w:rPr>
+          <w:b w:val="0"/>
+        </w:rPr>
+        <w:t>Point to the step or supplied fact that decides; explain your repair if needed.</w:t>
+      </w:r>
+    </w:p>
+    <w:p>
+      <w:pPr>
+        <w:pStyle w:val="Heading3"/>
+      </w:pPr>
+      <w:r>
+        <w:t>My explanation before partner discussion</w:t>
+      </w:r>
+    </w:p>
+    <w:p>
+      <w:r>
+        <w:t>________________________________________________________________</w:t>
+      </w:r>
+    </w:p>
+    <w:p>
+      <w:r>
+        <w:t>________________________________________________________________</w:t>
+      </w:r>
+    </w:p>
+    <w:p>
+      <w:r>
+        <w:t>________________________________________________________________</w:t>
+      </w:r>
+    </w:p>
+    <w:p>
+      <w:r>
+        <w:t>________________________________________________________________</w:t>
+      </w:r>
+    </w:p>
+    <w:p>
+      <w:pPr>
+        <w:pStyle w:val="Heading1"/>
+      </w:pPr>
+      <w:r>
+        <w:t>05. Reference · Original learning target</w:t>
+      </w:r>
+    </w:p>
+    <w:p>
+      <w:r>
+        <w:t>Use this target to inspect an explanation.</w:t>
+      </w:r>
+    </w:p>
+    <w:p>
+      <w:pPr>
+        <w:pStyle w:val="Heading2"/>
+      </w:pPr>
+      <w:r>
+        <w:t>Use this when helpful</w:t>
+      </w:r>
+    </w:p>
+    <w:p>
+      <w:pPr>
+        <w:spacing w:line="336" w:lineRule="auto" w:after="180"/>
+      </w:pPr>
+      <w:r>
+        <w:rPr>
+          <w:b w:val="0"/>
+        </w:rPr>
+        <w:t>The recommender succeeds on 9/10 mystery requests and 2/5 poetry requests. Compute total and separate rates. A team reports only 11/15. Explain what that hides.</w:t>
+      </w:r>
+    </w:p>
+    <w:p>
+      <w:pPr>
+        <w:pStyle w:val="Heading1"/>
+      </w:pPr>
+      <w:r>
+        <w:t>06. Extra practice · A complete case</w:t>
+      </w:r>
+    </w:p>
+    <w:p>
+      <w:r>
+        <w:t>Try the question before checking the worked explanation.</w:t>
+      </w:r>
+    </w:p>
+    <w:p>
+      <w:pPr>
+        <w:pStyle w:val="Heading2"/>
+      </w:pPr>
+      <w:r>
+        <w:t>Use this when helpful</w:t>
+      </w:r>
+    </w:p>
+    <w:p>
+      <w:pPr>
+        <w:spacing w:line="336" w:lineRule="auto" w:after="180"/>
+      </w:pPr>
+      <w:r>
+        <w:rPr>
+          <w:b w:val="0"/>
+        </w:rPr>
+        <w:t>A recommender satisfies 5/6 adventure requests and 3/6 poetry requests.</w:t>
+      </w:r>
+    </w:p>
+    <w:p>
+      <w:pPr>
+        <w:spacing w:line="336" w:lineRule="auto" w:after="180"/>
+      </w:pPr>
+      <w:r>
+        <w:rPr>
+          <w:b w:val="0"/>
+        </w:rPr>
+        <w:t>Compare and investigate.</w:t>
+      </w:r>
+    </w:p>
+    <w:p>
+      <w:pPr>
+        <w:spacing w:line="336" w:lineRule="auto" w:after="180"/>
+      </w:pPr>
+      <w:r>
+        <w:rPr>
+          <w:b w:val="0"/>
+        </w:rPr>
+        <w:t xml:space="preserve">Show your trace, calculation or </w:t>
+      </w:r>
+      <w:r>
+        <w:rPr>
+          <w:b/>
+        </w:rPr>
+        <w:t>evidence</w:t>
+      </w:r>
+    </w:p>
+    <w:p>
+      <w:pPr>
+        <w:pStyle w:val="Heading3"/>
+      </w:pPr>
+      <w:r>
+        <w:t>Write or draw your reasoning and evidence.</w:t>
+      </w:r>
+    </w:p>
+    <w:p>
+      <w:r>
+        <w:t>________________________________________________________________</w:t>
+      </w:r>
+    </w:p>
+    <w:p>
+      <w:r>
+        <w:t>________________________________________________________________</w:t>
+      </w:r>
+    </w:p>
+    <w:p>
+      <w:r>
+        <w:t>________________________________________________________________</w:t>
+      </w:r>
+    </w:p>
+    <w:p>
+      <w:r>
+        <w:t>________________________________________________________________</w:t>
+      </w:r>
+    </w:p>
+    <w:p>
+      <w:r>
+        <w:t>________________________________________________________________</w:t>
+      </w:r>
+    </w:p>
+    <w:p>
+      <w:pPr>
+        <w:pStyle w:val="Heading1"/>
+      </w:pPr>
+      <w:r>
+        <w:t>07. Extra practice · A changed case</w:t>
+      </w:r>
+    </w:p>
+    <w:p>
+      <w:r>
+        <w:t>Keep this practice separate from the reserved independent attempt.</w:t>
+      </w:r>
+    </w:p>
+    <w:p>
+      <w:pPr>
+        <w:pStyle w:val="Heading2"/>
+      </w:pPr>
+      <w:r>
+        <w:t>Use this when helpful</w:t>
+      </w:r>
+    </w:p>
+    <w:p>
+      <w:pPr>
+        <w:spacing w:line="336" w:lineRule="auto" w:after="180"/>
+      </w:pPr>
+      <w:r>
+        <w:rPr>
+          <w:b w:val="0"/>
+        </w:rPr>
+        <w:t>A recommender serves 6 of 6 easy-book requests but 1 of 4 advanced-book requests. Report both results and identify the next test priority.</w:t>
+      </w:r>
+    </w:p>
+    <w:p>
+      <w:pPr>
+        <w:spacing w:line="336" w:lineRule="auto" w:after="180"/>
+      </w:pPr>
+      <w:r>
+        <w:rPr>
+          <w:b w:val="0"/>
+        </w:rPr>
+        <w:t>My practice answer and reason</w:t>
+      </w:r>
+    </w:p>
+    <w:p>
+      <w:pPr>
+        <w:pStyle w:val="Heading3"/>
+      </w:pPr>
+      <w:r>
+        <w:t>Write or draw your reasoning and evidence.</w:t>
+      </w:r>
+    </w:p>
+    <w:p>
+      <w:r>
+        <w:t>________________________________________________________________</w:t>
+      </w:r>
+    </w:p>
+    <w:p>
+      <w:r>
+        <w:t>________________________________________________________________</w:t>
+      </w:r>
+    </w:p>
+    <w:p>
+      <w:r>
+        <w:t>________________________________________________________________</w:t>
+      </w:r>
+    </w:p>
+    <w:p>
+      <w:r>
+        <w:t>________________________________________________________________</w:t>
+      </w:r>
+    </w:p>
+    <w:p>
+      <w:r>
+        <w:t>________________________________________________________________</w:t>
+      </w:r>
+    </w:p>
+    <w:p>
+      <w:pPr>
+        <w:pStyle w:val="Heading3"/>
+      </w:pPr>
+      <w:r>
+        <w:t>Week 34 Test and reflect</w:t>
+      </w:r>
+    </w:p>
+    <w:p>
+      <w:pPr>
+        <w:pStyle w:val="Heading1"/>
+      </w:pPr>
+      <w:r>
+        <w:t>08. Extra practice · Design a revealing test</w:t>
+      </w:r>
+    </w:p>
+    <w:p>
+      <w:r>
+        <w:t>Predict before tracing or testing.</w:t>
+      </w:r>
+    </w:p>
+    <w:p>
+      <w:pPr>
+        <w:pStyle w:val="Heading2"/>
+      </w:pPr>
+      <w:r>
+        <w:t>Use this when helpful</w:t>
+      </w:r>
+    </w:p>
+    <w:p>
+      <w:pPr>
+        <w:spacing w:line="336" w:lineRule="auto" w:after="180"/>
+      </w:pPr>
+      <w:r>
+        <w:rPr>
+          <w:b w:val="0"/>
+        </w:rPr>
+        <w:t xml:space="preserve">Create a changed </w:t>
+      </w:r>
+      <w:r>
+        <w:rPr>
+          <w:b/>
+        </w:rPr>
+        <w:t>input</w:t>
+      </w:r>
+      <w:r>
+        <w:rPr>
+          <w:b w:val="0"/>
+        </w:rPr>
+        <w:t>, boundary case or missing-information case. Write the expected answer or safe response before testing.</w:t>
+      </w:r>
+    </w:p>
+    <w:tbl>
+      <w:tblPr>
+        <w:tblStyle w:val="LightShading-Accent1"/>
+        <w:tblW w:type="auto" w:w="0"/>
+        <w:tblLook w:firstColumn="1" w:firstRow="1" w:lastColumn="0" w:lastRow="0" w:noHBand="0" w:noVBand="1" w:val="04A0"/>
+      </w:tblPr>
+      <w:tblGrid>
+        <w:gridCol w:w="5112"/>
+        <w:gridCol w:w="5112"/>
+      </w:tblGrid>
+      <w:tr>
+        <w:trPr>
+          <w:tblHeader/>
+        </w:trPr>
+        <w:tc>
+          <w:tcPr>
+            <w:tcW w:type="dxa" w:w="5112"/>
+          </w:tcPr>
+          <w:p>
+            <w:r>
+              <w:t>Test record</w:t>
+            </w:r>
+          </w:p>
+        </w:tc>
+        <w:tc>
+          <w:tcPr>
+            <w:tcW w:type="dxa" w:w="5112"/>
+          </w:tcPr>
+          <w:p>
+            <w:r>
+              <w:t>My evidence</w:t>
+            </w:r>
+          </w:p>
+        </w:tc>
+      </w:tr>
+      <w:tr>
+        <w:tc>
+          <w:tcPr>
+            <w:tcW w:type="dxa" w:w="5112"/>
+          </w:tcPr>
+          <w:p>
+            <w:r>
+              <w:t>Changed input or condition</w:t>
+            </w:r>
+          </w:p>
+        </w:tc>
+        <w:tc>
+          <w:tcPr>
+            <w:tcW w:type="dxa" w:w="5112"/>
+          </w:tcPr>
+          <w:p>
+            <w:r/>
+          </w:p>
+        </w:tc>
+      </w:tr>
+      <w:tr>
+        <w:tc>
+          <w:tcPr>
+            <w:tcW w:type="dxa" w:w="5112"/>
+          </w:tcPr>
+          <w:p>
+            <w:r>
+              <w:t>Expected answer or fallback</w:t>
+            </w:r>
+          </w:p>
+        </w:tc>
+        <w:tc>
+          <w:tcPr>
+            <w:tcW w:type="dxa" w:w="5112"/>
+          </w:tcPr>
+          <w:p>
+            <w:r/>
+          </w:p>
+        </w:tc>
+      </w:tr>
+      <w:tr>
+        <w:tc>
+          <w:tcPr>
+            <w:tcW w:type="dxa" w:w="5112"/>
+          </w:tcPr>
+          <w:p>
+            <w:r>
+              <w:t>Observed result</w:t>
+            </w:r>
+          </w:p>
+        </w:tc>
+        <w:tc>
+          <w:tcPr>
+            <w:tcW w:type="dxa" w:w="5112"/>
+          </w:tcPr>
+          <w:p>
+            <w:r/>
+          </w:p>
+        </w:tc>
+      </w:tr>
+      <w:tr>
+        <w:tc>
+          <w:tcPr>
+            <w:tcW w:type="dxa" w:w="5112"/>
+          </w:tcPr>
+          <w:p>
+            <w:r>
+              <w:t>Why the result occurred</w:t>
+            </w:r>
+          </w:p>
+        </w:tc>
+        <w:tc>
+          <w:tcPr>
+            <w:tcW w:type="dxa" w:w="5112"/>
+          </w:tcPr>
+          <w:p>
+            <w:r/>
+          </w:p>
+        </w:tc>
+      </w:tr>
+    </w:tbl>
+    <w:p>
+      <w:pPr>
+        <w:pStyle w:val="Heading1"/>
+      </w:pPr>
+      <w:r>
+        <w:t>11. Reference · Original target response space</w:t>
+      </w:r>
+    </w:p>
+    <w:p>
+      <w:r>
+        <w:t>This teaching case is practice rather than a fresh assessment.</w:t>
+      </w:r>
+    </w:p>
+    <w:p>
+      <w:pPr>
+        <w:pStyle w:val="Heading2"/>
+      </w:pPr>
+      <w:r>
+        <w:t>Use this when helpful</w:t>
+      </w:r>
+    </w:p>
+    <w:p>
+      <w:pPr>
+        <w:spacing w:line="336" w:lineRule="auto" w:after="180"/>
+      </w:pPr>
+      <w:r>
+        <w:rPr>
+          <w:b w:val="0"/>
+        </w:rPr>
+        <w:t>The recommender succeeds on 9/10 mystery requests and 2/5 poetry requests. Compute total and separate rates. A team reports only 11/15. Explain what that hides.</w:t>
+      </w:r>
+    </w:p>
+    <w:p>
+      <w:pPr>
+        <w:pStyle w:val="Heading3"/>
+      </w:pPr>
+      <w:r>
+        <w:t>My explanation after practice</w:t>
+      </w:r>
+    </w:p>
+    <w:p>
+      <w:r>
+        <w:t>________________________________________________________________</w:t>
+      </w:r>
+    </w:p>
+    <w:p>
+      <w:r>
+        <w:t>________________________________________________________________</w:t>
+      </w:r>
+    </w:p>
+    <w:p>
+      <w:r>
+        <w:t>________________________________________________________________</w:t>
+      </w:r>
+    </w:p>
+    <w:p>
+      <w:r>
+        <w:t>________________________________________________________________</w:t>
+      </w:r>
+    </w:p>
+    <w:p>
+      <w:r>
+        <w:t>________________________________________________________________</w:t>
+      </w:r>
+    </w:p>
+    <w:p>
+      <w:r>
+        <w:t>________________________________________________________________</w:t>
+      </w:r>
+    </w:p>
+    <w:p>
+      <w:r>
+        <w:t>________________________________________________________________</w:t>
+      </w:r>
+    </w:p>
+    <w:p>
+      <w:pPr>
+        <w:spacing w:line="336" w:lineRule="auto" w:after="180"/>
+      </w:pPr>
+      <w:r>
+        <w:rPr>
+          <w:b w:val="0"/>
+        </w:rPr>
+        <w:t>Record support used: none, hint or teacher explanation.</w:t>
+      </w:r>
+    </w:p>
+    <w:p>
+      <w:pPr>
+        <w:pStyle w:val="Heading1"/>
+      </w:pPr>
+      <w:r>
+        <w:t>15. Reference · Independent-case response copy</w:t>
+      </w:r>
+    </w:p>
+    <w:p>
+      <w:r>
+        <w:t>This duplicates W4. Reuse the same first-attempt record.</w:t>
+      </w:r>
+    </w:p>
+    <w:p>
+      <w:pPr>
+        <w:pStyle w:val="Heading2"/>
+      </w:pPr>
+      <w:r>
+        <w:t>Use this when helpful</w:t>
+      </w:r>
+    </w:p>
+    <w:p>
+      <w:pPr>
+        <w:spacing w:line="336" w:lineRule="auto" w:after="180"/>
+      </w:pPr>
+      <w:r>
+        <w:rPr>
+          <w:b w:val="0"/>
+        </w:rPr>
+        <w:t>Given ordinary 3/3, boundary 1/2, invalid 2/2 and tie 0/1, compute overall results and prioritize issues.</w:t>
+      </w:r>
+    </w:p>
+    <w:p>
+      <w:pPr>
+        <w:pStyle w:val="Heading3"/>
+      </w:pPr>
+      <w:r>
+        <w:t>My reasoning and evidence</w:t>
+      </w:r>
+    </w:p>
+    <w:p>
+      <w:r>
+        <w:t>________________________________________________________________</w:t>
+      </w:r>
+    </w:p>
+    <w:p>
+      <w:r>
+        <w:t>________________________________________________________________</w:t>
+      </w:r>
+    </w:p>
+    <w:p>
+      <w:r>
+        <w:t>________________________________________________________________</w:t>
+      </w:r>
+    </w:p>
+    <w:p>
+      <w:r>
+        <w:t>________________________________________________________________</w:t>
+      </w:r>
+    </w:p>
+    <w:p>
+      <w:r>
+        <w:t>________________________________________________________________</w:t>
+      </w:r>
+    </w:p>
+    <w:p>
+      <w:r>
+        <w:t>________________________________________________________________</w:t>
+      </w:r>
+    </w:p>
+    <w:p>
+      <w:r>
+        <w:t>________________________________________________________________</w:t>
+      </w:r>
+    </w:p>
+    <w:p>
+      <w:r>
+        <w:t>________________________________________________________________</w:t>
+      </w:r>
+    </w:p>
+    <w:p>
+      <w:pPr>
+        <w:pStyle w:val="Heading1"/>
+      </w:pPr>
+      <w:r>
+        <w:t>18. Extra practice · Use the worked picture</w:t>
+      </w:r>
+    </w:p>
+    <w:p>
+      <w:r>
+        <w:t>Keep the explanation and the support you used.</w:t>
+      </w:r>
+    </w:p>
+    <w:p>
+      <w:pPr>
+        <w:pStyle w:val="Heading2"/>
+      </w:pPr>
+      <w:r>
+        <w:t>Use this when helpful</w:t>
       </w:r>
     </w:p>
     <w:p>
@@ -1654,7 +1852,6 @@
     <w:p>
       <w:pPr>
         <w:spacing w:line="336" w:lineRule="auto" w:after="180"/>
-        <w:shd w:fill="F5F1FB"/>
       </w:pPr>
       <w:r>
         <w:rPr>
@@ -1703,16 +1900,7 @@
     </w:p>
     <w:p>
       <w:pPr>
-        <w:pStyle w:val="Heading3"/>
-      </w:pPr>
-      <w:r>
-        <w:t>Record the help used</w:t>
-      </w:r>
-    </w:p>
-    <w:p>
-      <w:pPr>
         <w:spacing w:line="336" w:lineRule="auto" w:after="180"/>
-        <w:shd w:fill="F1F6F8"/>
       </w:pPr>
       <w:r>
         <w:rPr>
@@ -1761,12 +1949,20 @@
         <w:pStyle w:val="Heading1"/>
       </w:pPr>
       <w:r>
-        <w:t>19. Project portfolio milestone</w:t>
-      </w:r>
-    </w:p>
-    <w:p>
-      <w:r>
-        <w:t>Keep this week’s input, deciding step, result and limit together in the Transparent Book Recommender record.</w:t>
+        <w:t>19. Reference · Project portfolio record</w:t>
+      </w:r>
+    </w:p>
+    <w:p>
+      <w:r>
+        <w:t>Extend your main project response when helpful.</w:t>
+      </w:r>
+    </w:p>
+    <w:p>
+      <w:pPr>
+        <w:pStyle w:val="Heading2"/>
+      </w:pPr>
+      <w:r>
+        <w:t>Use this when helpful</w:t>
       </w:r>
     </w:p>
     <w:p>
@@ -1980,12 +2176,533 @@
         <w:pStyle w:val="Heading1"/>
       </w:pPr>
       <w:r>
-        <w:t>20. Supported practice and learning evidence</w:t>
-      </w:r>
-    </w:p>
-    <w:p>
-      <w:r>
-        <w:t>Try the supported questions before comparing with hints and feedback. Record what you repaired and the evidence you retained.</w:t>
+        <w:t>20. Extra practice: pictures, repair and feedback</w:t>
+      </w:r>
+    </w:p>
+    <w:p>
+      <w:r>
+        <w:t>Attempt each question before opening its explanation. Use one browser or paper copy.</w:t>
+      </w:r>
+    </w:p>
+    <w:p>
+      <w:pPr>
+        <w:pStyle w:val="Heading2"/>
+      </w:pPr>
+      <w:r>
+        <w:t>First supported question</w:t>
+      </w:r>
+    </w:p>
+    <w:p>
+      <w:pPr>
+        <w:pStyle w:val="ListBullet"/>
+      </w:pPr>
+      <w:r>
+        <w:t>A fictional recommender is tested on distinct ordinary, equality, invalid-input and tie cases.</w:t>
+      </w:r>
+    </w:p>
+    <w:p>
+      <w:pPr>
+        <w:pStyle w:val="Heading3"/>
+      </w:pPr>
+      <w:r>
+        <w:t>Practice 1: explain the deciding evidence</w:t>
+      </w:r>
+    </w:p>
+    <w:p>
+      <w:pPr>
+        <w:pStyle w:val="ListBullet"/>
+      </w:pPr>
+      <w:r>
+        <w:t>Which labelled step matches this detail? Inspect failed equality traces and any invalid-input safety consequence, not only the total.</w:t>
+      </w:r>
+    </w:p>
+    <w:p>
+      <w:pPr>
+        <w:pStyle w:val="ListBullet"/>
+      </w:pPr>
+      <w:r>
+        <w:t>1. Prioritise repair</w:t>
+      </w:r>
+    </w:p>
+    <w:p>
+      <w:pPr>
+        <w:pStyle w:val="ListBullet"/>
+      </w:pPr>
+      <w:r>
+        <w:t>2. Total count</w:t>
+      </w:r>
+    </w:p>
+    <w:p>
+      <w:pPr>
+        <w:pStyle w:val="ListBullet"/>
+      </w:pPr>
+      <w:r>
+        <w:t>3. Find weak slices</w:t>
+      </w:r>
+    </w:p>
+    <w:p>
+      <w:pPr>
+        <w:pStyle w:val="ListBullet"/>
+      </w:pPr>
+      <w:r>
+        <w:t>4. Overall rate</w:t>
+      </w:r>
+    </w:p>
+    <w:p>
+      <w:pPr>
+        <w:pStyle w:val="Heading3"/>
+      </w:pPr>
+      <w:r>
+        <w:t>My selected conclusion, deciding fact and explanation</w:t>
+      </w:r>
+    </w:p>
+    <w:p>
+      <w:r>
+        <w:t>________________________________________________________________</w:t>
+      </w:r>
+    </w:p>
+    <w:p>
+      <w:r>
+        <w:t>________________________________________________________________</w:t>
+      </w:r>
+    </w:p>
+    <w:p>
+      <w:r>
+        <w:t>________________________________________________________________</w:t>
+      </w:r>
+    </w:p>
+    <w:p>
+      <w:r>
+        <w:t>________________________________________________________________</w:t>
+      </w:r>
+    </w:p>
+    <w:p>
+      <w:r>
+        <w:t>________________________________________________________________</w:t>
+      </w:r>
+    </w:p>
+    <w:p>
+      <w:pPr>
+        <w:pStyle w:val="ListBullet"/>
+      </w:pPr>
+      <w:r>
+        <w:t>Hint if needed: Read the steps in the pictorial case. Match the supplied detail to the stage that performs or records it.</w:t>
+      </w:r>
+    </w:p>
+    <w:p>
+      <w:pPr>
+        <w:pStyle w:val="Heading2"/>
+      </w:pPr>
+      <w:r>
+        <w:t>Check the first explanation · reference / check after trying</w:t>
+      </w:r>
+    </w:p>
+    <w:p>
+      <w:pPr>
+        <w:spacing w:line="336" w:lineRule="auto" w:after="180"/>
+      </w:pPr>
+      <w:r>
+        <w:rPr>
+          <w:b w:val="0"/>
+        </w:rPr>
+        <w:t>After your attempt, compare with the supported explanation: Prioritise repair Inspect failed equality traces and any invalid-</w:t>
+      </w:r>
+      <w:r>
+        <w:rPr>
+          <w:b/>
+        </w:rPr>
+        <w:t>input</w:t>
+      </w:r>
+      <w:r>
+        <w:rPr>
+          <w:b w:val="0"/>
+        </w:rPr>
+        <w:t xml:space="preserve"> safety consequence, not only the total.</w:t>
+      </w:r>
+    </w:p>
+    <w:p>
+      <w:pPr>
+        <w:spacing w:line="336" w:lineRule="auto" w:after="180"/>
+      </w:pPr>
+      <w:r>
+        <w:rPr>
+          <w:b w:val="0"/>
+        </w:rPr>
+        <w:t>Varied tests expose behavior an ordinary demonstration misses. The overall result combines disjoint cases once each; overlapping labels would require unique-case accounting.</w:t>
+      </w:r>
+    </w:p>
+    <w:p>
+      <w:pPr>
+        <w:spacing w:line="336" w:lineRule="auto" w:after="180"/>
+      </w:pPr>
+      <w:r>
+        <w:rPr>
+          <w:b w:val="0"/>
+        </w:rPr>
+        <w:t xml:space="preserve">Prioritisation also depends on consequences: a malformed </w:t>
+      </w:r>
+      <w:r>
+        <w:rPr>
+          <w:b/>
+        </w:rPr>
+        <w:t>input</w:t>
+      </w:r>
+      <w:r>
+        <w:rPr>
+          <w:b w:val="0"/>
+        </w:rPr>
+        <w:t xml:space="preserve"> that triggers an unauthorised action can be more serious than a harmless tie-order failure. Retain each failed case and its expected </w:t>
+      </w:r>
+      <w:r>
+        <w:rPr>
+          <w:b/>
+        </w:rPr>
+        <w:t>output</w:t>
+      </w:r>
+      <w:r>
+        <w:rPr>
+          <w:b w:val="0"/>
+        </w:rPr>
+        <w:t>.</w:t>
+      </w:r>
+    </w:p>
+    <w:p>
+      <w:pPr>
+        <w:pStyle w:val="Heading2"/>
+      </w:pPr>
+      <w:r>
+        <w:t>Changed-case question</w:t>
+      </w:r>
+    </w:p>
+    <w:p>
+      <w:pPr>
+        <w:pStyle w:val="Heading3"/>
+      </w:pPr>
+      <w:r>
+        <w:t>Practice 2: explain the deciding evidence</w:t>
+      </w:r>
+    </w:p>
+    <w:p>
+      <w:pPr>
+        <w:pStyle w:val="ListBullet"/>
+      </w:pPr>
+      <w:r>
+        <w:t>Changed-case practice: Someone reports only the ordinary slice. Which conclusion is supported by the supplied facts?</w:t>
+      </w:r>
+    </w:p>
+    <w:p>
+      <w:pPr>
+        <w:pStyle w:val="ListBullet"/>
+      </w:pPr>
+      <w:r>
+        <w:t>1. This one example guarantees correct results for every future input.</w:t>
+      </w:r>
+    </w:p>
+    <w:p>
+      <w:pPr>
+        <w:pStyle w:val="ListBullet"/>
+      </w:pPr>
+      <w:r>
+        <w:t>2. The claim becomes 4/4 on ordinary cases, not 100% across all tests.</w:t>
+      </w:r>
+    </w:p>
+    <w:p>
+      <w:pPr>
+        <w:pStyle w:val="ListBullet"/>
+      </w:pPr>
+      <w:r>
+        <w:t>3. We can decide the result without examining the changed input or the procedure.</w:t>
+      </w:r>
+    </w:p>
+    <w:p>
+      <w:pPr>
+        <w:pStyle w:val="Heading3"/>
+      </w:pPr>
+      <w:r>
+        <w:t>My selected conclusion, deciding fact and explanation</w:t>
+      </w:r>
+    </w:p>
+    <w:p>
+      <w:r>
+        <w:t>________________________________________________________________</w:t>
+      </w:r>
+    </w:p>
+    <w:p>
+      <w:r>
+        <w:t>________________________________________________________________</w:t>
+      </w:r>
+    </w:p>
+    <w:p>
+      <w:r>
+        <w:t>________________________________________________________________</w:t>
+      </w:r>
+    </w:p>
+    <w:p>
+      <w:r>
+        <w:t>________________________________________________________________</w:t>
+      </w:r>
+    </w:p>
+    <w:p>
+      <w:r>
+        <w:t>________________________________________________________________</w:t>
+      </w:r>
+    </w:p>
+    <w:p>
+      <w:pPr>
+        <w:pStyle w:val="ListBullet"/>
+      </w:pPr>
+      <w:r>
+        <w:t>Hint if needed: Use the changed condition and the deciding step in the pictorial trace. The answer must say what follows from those facts.</w:t>
+      </w:r>
+    </w:p>
+    <w:p>
+      <w:pPr>
+        <w:pStyle w:val="Heading2"/>
+      </w:pPr>
+      <w:r>
+        <w:t>Check the changed case · reference / check after trying</w:t>
+      </w:r>
+    </w:p>
+    <w:p>
+      <w:pPr>
+        <w:spacing w:line="336" w:lineRule="auto" w:after="180"/>
+      </w:pPr>
+      <w:r>
+        <w:rPr>
+          <w:b w:val="0"/>
+        </w:rPr>
+        <w:t>After your attempt, compare with the supported explanation: The claim becomes 4/4 on ordinary cases, not 100% across all tests. Eight nonordinary cases and their failures have been omitted.</w:t>
+      </w:r>
+    </w:p>
+    <w:p>
+      <w:pPr>
+        <w:pStyle w:val="Heading2"/>
+      </w:pPr>
+      <w:r>
+        <w:t>Repair and save your work</w:t>
+      </w:r>
+    </w:p>
+    <w:p>
+      <w:pPr>
+        <w:spacing w:line="336" w:lineRule="auto" w:after="180"/>
+      </w:pPr>
+      <w:r>
+        <w:rPr>
+          <w:b w:val="0"/>
+        </w:rPr>
+        <w:t>Review Build the Recommender (ai-2/33). Goal: Implement a deterministic recommender. Short practice: Explain why B does not win after D is excluded even though it has fewer pages..</w:t>
+      </w:r>
+    </w:p>
+    <w:p>
+      <w:pPr>
+        <w:spacing w:line="336" w:lineRule="auto" w:after="180"/>
+      </w:pPr>
+      <w:r>
+        <w:rPr>
+          <w:b w:val="0"/>
+        </w:rPr>
+        <w:t>Return to this week and explain what you changed.</w:t>
+      </w:r>
+    </w:p>
+    <w:p>
+      <w:pPr>
+        <w:spacing w:line="336" w:lineRule="auto" w:after="180"/>
+      </w:pPr>
+      <w:r>
+        <w:rPr>
+          <w:b w:val="0"/>
+        </w:rPr>
+        <w:t xml:space="preserve">Review Permissions and Human Review (ai-2/31). Goal: Explain the </w:t>
+      </w:r>
+      <w:r>
+        <w:rPr>
+          <w:b/>
+        </w:rPr>
+        <w:t>mechanism</w:t>
+      </w:r>
+      <w:r>
+        <w:rPr>
+          <w:b w:val="0"/>
+        </w:rPr>
+        <w:t xml:space="preserve"> and terminology of least privilege and tool scopes. Short practice: Which proposal is allowed, and why is an authorised object alone insufficient?.</w:t>
+      </w:r>
+    </w:p>
+    <w:p>
+      <w:pPr>
+        <w:spacing w:line="336" w:lineRule="auto" w:after="180"/>
+      </w:pPr>
+      <w:r>
+        <w:rPr>
+          <w:b w:val="0"/>
+        </w:rPr>
+        <w:t>Return to this week and explain what you changed.</w:t>
+      </w:r>
+    </w:p>
+    <w:p>
+      <w:pPr>
+        <w:spacing w:line="336" w:lineRule="auto" w:after="180"/>
+      </w:pPr>
+      <w:r>
+        <w:rPr>
+          <w:b w:val="0"/>
+        </w:rPr>
+        <w:t xml:space="preserve">Review Prompt Experiments (ai-2/28). Goal: Explain the </w:t>
+      </w:r>
+      <w:r>
+        <w:rPr>
+          <w:b/>
+        </w:rPr>
+        <w:t>mechanism</w:t>
+      </w:r>
+      <w:r>
+        <w:rPr>
+          <w:b w:val="0"/>
+        </w:rPr>
+        <w:t xml:space="preserve"> and terminology of controlled prompt experiments. Short practice: Name the case P passes and Q fails, and explain why it matters..</w:t>
+      </w:r>
+    </w:p>
+    <w:p>
+      <w:pPr>
+        <w:spacing w:line="336" w:lineRule="auto" w:after="180"/>
+      </w:pPr>
+      <w:r>
+        <w:rPr>
+          <w:b w:val="0"/>
+        </w:rPr>
+        <w:t>Return to this week and explain what you changed.</w:t>
+      </w:r>
+    </w:p>
+    <w:p>
+      <w:pPr>
+        <w:spacing w:line="336" w:lineRule="auto" w:after="180"/>
+      </w:pPr>
+      <w:r>
+        <w:rPr>
+          <w:b w:val="0"/>
+        </w:rPr>
+        <w:t xml:space="preserve">The browser lab lets you edit the supported Python examples already included in this lesson. Predict first, run, inspect the actual </w:t>
+      </w:r>
+      <w:r>
+        <w:rPr>
+          <w:b/>
+        </w:rPr>
+        <w:t>output</w:t>
+      </w:r>
+      <w:r>
+        <w:rPr>
+          <w:b w:val="0"/>
+        </w:rPr>
+        <w:t xml:space="preserve"> or error, change one </w:t>
+      </w:r>
+      <w:r>
+        <w:rPr>
+          <w:b/>
+        </w:rPr>
+        <w:t>input</w:t>
+      </w:r>
+      <w:r>
+        <w:rPr>
+          <w:b w:val="0"/>
+        </w:rPr>
+        <w:t>, then run again.</w:t>
+      </w:r>
+    </w:p>
+    <w:p>
+      <w:pPr>
+        <w:spacing w:line="336" w:lineRule="auto" w:after="180"/>
+      </w:pPr>
+      <w:r>
+        <w:rPr>
+          <w:b w:val="0"/>
+        </w:rPr>
+        <w:t xml:space="preserve">Keep code, </w:t>
+      </w:r>
+      <w:r>
+        <w:rPr>
+          <w:b/>
+        </w:rPr>
+        <w:t>prediction</w:t>
+      </w:r>
+      <w:r>
+        <w:rPr>
+          <w:b w:val="0"/>
+        </w:rPr>
+        <w:t>s, actual results and a reasoned revision together. On paper, label your result as a trace rather than an execution.</w:t>
+      </w:r>
+    </w:p>
+    <w:p>
+      <w:pPr>
+        <w:spacing w:line="336" w:lineRule="auto" w:after="180"/>
+      </w:pPr>
+      <w:r>
+        <w:rPr>
+          <w:b w:val="0"/>
+        </w:rPr>
+        <w:t xml:space="preserve">Use Download completed work in the hosted lesson to export your answers, reflections, practice feedback and code-run </w:t>
+      </w:r>
+      <w:r>
+        <w:rPr>
+          <w:b/>
+        </w:rPr>
+        <w:t>evidence</w:t>
+      </w:r>
+      <w:r>
+        <w:rPr>
+          <w:b w:val="0"/>
+        </w:rPr>
+        <w:t>. Open the HTML copy to read or print it.</w:t>
+      </w:r>
+    </w:p>
+    <w:p>
+      <w:pPr>
+        <w:spacing w:line="336" w:lineRule="auto" w:after="180"/>
+      </w:pPr>
+      <w:r>
+        <w:rPr>
+          <w:b w:val="0"/>
+        </w:rPr>
+        <w:t>Drafts stay in this browser when storage is available; clear drafts on a shared device.</w:t>
+      </w:r>
+    </w:p>
+    <w:p>
+      <w:pPr>
+        <w:pStyle w:val="Heading3"/>
+      </w:pPr>
+      <w:r>
+        <w:t>What I repaired, the evidence I kept and the next test</w:t>
+      </w:r>
+    </w:p>
+    <w:p>
+      <w:r>
+        <w:t>________________________________________________________________</w:t>
+      </w:r>
+    </w:p>
+    <w:p>
+      <w:r>
+        <w:t>________________________________________________________________</w:t>
+      </w:r>
+    </w:p>
+    <w:p>
+      <w:r>
+        <w:t>________________________________________________________________</w:t>
+      </w:r>
+    </w:p>
+    <w:p>
+      <w:r>
+        <w:t>________________________________________________________________</w:t>
+      </w:r>
+    </w:p>
+    <w:p>
+      <w:r>
+        <w:t>________________________________________________________________</w:t>
+      </w:r>
+    </w:p>
+    <w:p>
+      <w:pPr>
+        <w:pStyle w:val="Heading2"/>
+      </w:pPr>
+      <w:r>
+        <w:t>Earlier wording, alternatives and picture transcripts · reference / check after trying</w:t>
       </w:r>
     </w:p>
     <w:p>
@@ -2001,104 +2718,10 @@
     </w:p>
     <w:p>
       <w:pPr>
-        <w:spacing w:line="336" w:lineRule="auto" w:after="180"/>
-      </w:pPr>
-      <w:r>
-        <w:rPr>
-          <w:b w:val="0"/>
-        </w:rPr>
-        <w:t>A fictional recommender is tested on distinct ordinary, equality, invalid-</w:t>
-      </w:r>
-      <w:r>
-        <w:rPr>
-          <w:b/>
-        </w:rPr>
-        <w:t>input</w:t>
-      </w:r>
-      <w:r>
-        <w:rPr>
-          <w:b w:val="0"/>
-        </w:rPr>
-        <w:t xml:space="preserve"> and tie cases.</w:t>
-      </w:r>
-    </w:p>
-    <w:p>
-      <w:pPr>
         <w:pStyle w:val="Heading3"/>
       </w:pPr>
       <w:r>
-        <w:t>Practice 1: explain the deciding evidence</w:t>
-      </w:r>
-    </w:p>
-    <w:p>
-      <w:pPr>
-        <w:spacing w:line="336" w:lineRule="auto" w:after="180"/>
-      </w:pPr>
-      <w:r>
-        <w:rPr>
-          <w:b w:val="0"/>
-        </w:rPr>
-        <w:t>Which labelled step matches this detail? Inspect failed equality traces and any invalid-</w:t>
-      </w:r>
-      <w:r>
-        <w:rPr>
-          <w:b/>
-        </w:rPr>
-        <w:t>input</w:t>
-      </w:r>
-      <w:r>
-        <w:rPr>
-          <w:b w:val="0"/>
-        </w:rPr>
-        <w:t xml:space="preserve"> safety consequence, not only the total.</w:t>
-      </w:r>
-    </w:p>
-    <w:p>
-      <w:pPr>
-        <w:spacing w:line="336" w:lineRule="auto" w:after="180"/>
-        <w:shd w:fill="F4F9FC"/>
-      </w:pPr>
-      <w:r>
-        <w:rPr>
-          <w:b w:val="0"/>
-        </w:rPr>
-        <w:t>1. Prioritise repair</w:t>
-      </w:r>
-    </w:p>
-    <w:p>
-      <w:pPr>
-        <w:spacing w:line="336" w:lineRule="auto" w:after="180"/>
-        <w:shd w:fill="F4F9FC"/>
-      </w:pPr>
-      <w:r>
-        <w:rPr>
-          <w:b w:val="0"/>
-        </w:rPr>
-        <w:t>2. Total count</w:t>
-      </w:r>
-    </w:p>
-    <w:p>
-      <w:pPr>
-        <w:spacing w:line="336" w:lineRule="auto" w:after="180"/>
-        <w:shd w:fill="F4F9FC"/>
-      </w:pPr>
-      <w:r>
-        <w:rPr>
-          <w:b w:val="0"/>
-        </w:rPr>
-        <w:t>3. Find weak slices</w:t>
-      </w:r>
-    </w:p>
-    <w:p>
-      <w:pPr>
-        <w:spacing w:line="336" w:lineRule="auto" w:after="180"/>
-        <w:shd w:fill="F4F9FC"/>
-      </w:pPr>
-      <w:r>
-        <w:rPr>
-          <w:b w:val="0"/>
-        </w:rPr>
-        <w:t>4. Overall rate</w:t>
+        <w:t>Repair a missing building block</w:t>
       </w:r>
     </w:p>
     <w:p>
@@ -2106,32 +2729,7 @@
         <w:pStyle w:val="Heading3"/>
       </w:pPr>
       <w:r>
-        <w:t>My selected conclusion, deciding fact and explanation</w:t>
-      </w:r>
-    </w:p>
-    <w:p>
-      <w:r>
-        <w:t>________________________________________________________________</w:t>
-      </w:r>
-    </w:p>
-    <w:p>
-      <w:r>
-        <w:t>________________________________________________________________</w:t>
-      </w:r>
-    </w:p>
-    <w:p>
-      <w:r>
-        <w:t>________________________________________________________________</w:t>
-      </w:r>
-    </w:p>
-    <w:p>
-      <w:r>
-        <w:t>________________________________________________________________</w:t>
-      </w:r>
-    </w:p>
-    <w:p>
-      <w:r>
-        <w:t>________________________________________________________________</w:t>
+        <w:t>Predict, run and debug</w:t>
       </w:r>
     </w:p>
     <w:p>
@@ -2139,517 +2737,25 @@
         <w:pStyle w:val="Heading3"/>
       </w:pPr>
       <w:r>
-        <w:t>Hint · try first</w:t>
-      </w:r>
-    </w:p>
-    <w:p>
-      <w:pPr>
-        <w:spacing w:line="336" w:lineRule="auto" w:after="180"/>
-        <w:shd w:fill="F1F6F8"/>
-      </w:pPr>
-      <w:r>
-        <w:rPr>
-          <w:b w:val="0"/>
-        </w:rPr>
-        <w:t>Hint if needed: Read the steps in the pictorial case. Match the supplied detail to the stage that performs or records it.</w:t>
-      </w:r>
-    </w:p>
-    <w:p>
-      <w:pPr>
-        <w:pStyle w:val="Heading3"/>
-      </w:pPr>
-      <w:r>
-        <w:t>Feedback · compare after trying</w:t>
-      </w:r>
-    </w:p>
-    <w:p>
-      <w:pPr>
-        <w:spacing w:line="336" w:lineRule="auto" w:after="180"/>
-        <w:shd w:fill="F1F6FC"/>
-      </w:pPr>
-      <w:r>
-        <w:rPr>
-          <w:b w:val="0"/>
-        </w:rPr>
-        <w:t>After your attempt, compare with the supported explanation: Prioritise repair Inspect failed equality traces and any invalid-</w:t>
-      </w:r>
-      <w:r>
-        <w:rPr>
-          <w:b/>
-        </w:rPr>
-        <w:t>input</w:t>
-      </w:r>
-      <w:r>
-        <w:rPr>
-          <w:b w:val="0"/>
-        </w:rPr>
-        <w:t xml:space="preserve"> safety consequence, not only the total.</w:t>
-      </w:r>
-    </w:p>
-    <w:p>
-      <w:pPr>
-        <w:spacing w:line="336" w:lineRule="auto" w:after="180"/>
-        <w:shd w:fill="F1F6FC"/>
-      </w:pPr>
-      <w:r>
-        <w:rPr>
-          <w:b w:val="0"/>
-        </w:rPr>
-        <w:t>Varied tests expose behavior an ordinary demonstration misses. The overall result combines disjoint cases once each; overlapping labels would require unique-case accounting.</w:t>
-      </w:r>
-    </w:p>
-    <w:p>
-      <w:pPr>
-        <w:spacing w:line="336" w:lineRule="auto" w:after="180"/>
-        <w:shd w:fill="F1F6FC"/>
-      </w:pPr>
-      <w:r>
-        <w:rPr>
-          <w:b w:val="0"/>
-        </w:rPr>
-        <w:t xml:space="preserve">Prioritisation also depends on consequences: a malformed </w:t>
-      </w:r>
-      <w:r>
-        <w:rPr>
-          <w:b/>
-        </w:rPr>
-        <w:t>input</w:t>
-      </w:r>
-      <w:r>
-        <w:rPr>
-          <w:b w:val="0"/>
-        </w:rPr>
-        <w:t xml:space="preserve"> that triggers an unauthorised action can be more serious than a harmless tie-order failure. Retain each failed case and its expected </w:t>
-      </w:r>
-      <w:r>
-        <w:rPr>
-          <w:b/>
-        </w:rPr>
-        <w:t>output</w:t>
-      </w:r>
-      <w:r>
-        <w:rPr>
-          <w:b w:val="0"/>
-        </w:rPr>
-        <w:t>.</w:t>
-      </w:r>
-    </w:p>
-    <w:p>
-      <w:pPr>
-        <w:pStyle w:val="Heading3"/>
-      </w:pPr>
-      <w:r>
-        <w:t>Practice 2: explain the deciding evidence</w:t>
-      </w:r>
-    </w:p>
-    <w:p>
-      <w:pPr>
-        <w:pStyle w:val="Heading3"/>
-      </w:pPr>
-      <w:r>
-        <w:t>Changed case · predict first</w:t>
-      </w:r>
-    </w:p>
-    <w:p>
-      <w:pPr>
-        <w:spacing w:line="336" w:lineRule="auto" w:after="180"/>
-        <w:shd w:fill="F5F1FB"/>
-      </w:pPr>
-      <w:r>
-        <w:rPr>
-          <w:b w:val="0"/>
-        </w:rPr>
-        <w:t>Changed-case practice: Someone reports only the ordinary slice. Which conclusion is supported by the supplied facts?</w:t>
-      </w:r>
-    </w:p>
-    <w:p>
-      <w:pPr>
-        <w:spacing w:line="336" w:lineRule="auto" w:after="180"/>
-        <w:shd w:fill="F4F9FC"/>
-      </w:pPr>
-      <w:r>
-        <w:rPr>
-          <w:b w:val="0"/>
-        </w:rPr>
-        <w:t xml:space="preserve">1. This one example guarantees correct results for every future </w:t>
-      </w:r>
-      <w:r>
-        <w:rPr>
-          <w:b/>
-        </w:rPr>
-        <w:t>input</w:t>
-      </w:r>
-      <w:r>
-        <w:rPr>
-          <w:b w:val="0"/>
-        </w:rPr>
-        <w:t>.</w:t>
-      </w:r>
-    </w:p>
-    <w:p>
-      <w:pPr>
-        <w:spacing w:line="336" w:lineRule="auto" w:after="180"/>
-        <w:shd w:fill="F4F9FC"/>
-      </w:pPr>
-      <w:r>
-        <w:rPr>
-          <w:b w:val="0"/>
-        </w:rPr>
-        <w:t>2. The claim becomes 4/4 on ordinary cases, not 100% across all tests.</w:t>
-      </w:r>
-    </w:p>
-    <w:p>
-      <w:pPr>
-        <w:spacing w:line="336" w:lineRule="auto" w:after="180"/>
-        <w:shd w:fill="F4F9FC"/>
-      </w:pPr>
-      <w:r>
-        <w:rPr>
-          <w:b w:val="0"/>
-        </w:rPr>
-        <w:t xml:space="preserve">3. We can decide the result without examining the changed </w:t>
-      </w:r>
-      <w:r>
-        <w:rPr>
-          <w:b/>
-        </w:rPr>
-        <w:t>input</w:t>
-      </w:r>
-      <w:r>
-        <w:rPr>
-          <w:b w:val="0"/>
-        </w:rPr>
-        <w:t xml:space="preserve"> or the procedure.</w:t>
-      </w:r>
-    </w:p>
-    <w:p>
-      <w:pPr>
-        <w:pStyle w:val="Heading3"/>
-      </w:pPr>
-      <w:r>
-        <w:t>My selected conclusion, deciding fact and explanation</w:t>
-      </w:r>
-    </w:p>
-    <w:p>
-      <w:r>
-        <w:t>________________________________________________________________</w:t>
-      </w:r>
-    </w:p>
-    <w:p>
-      <w:r>
-        <w:t>________________________________________________________________</w:t>
-      </w:r>
-    </w:p>
-    <w:p>
-      <w:r>
-        <w:t>________________________________________________________________</w:t>
-      </w:r>
-    </w:p>
-    <w:p>
-      <w:r>
-        <w:t>________________________________________________________________</w:t>
-      </w:r>
-    </w:p>
-    <w:p>
-      <w:r>
-        <w:t>________________________________________________________________</w:t>
-      </w:r>
-    </w:p>
-    <w:p>
-      <w:pPr>
-        <w:pStyle w:val="Heading3"/>
-      </w:pPr>
-      <w:r>
-        <w:t>Hint · try first</w:t>
-      </w:r>
-    </w:p>
-    <w:p>
-      <w:pPr>
-        <w:spacing w:line="336" w:lineRule="auto" w:after="180"/>
-        <w:shd w:fill="F1F6F8"/>
-      </w:pPr>
-      <w:r>
-        <w:rPr>
-          <w:b w:val="0"/>
-        </w:rPr>
-        <w:t>Hint if needed: Use the changed condition and the deciding step in the pictorial trace. The answer must say what follows from those facts.</w:t>
-      </w:r>
-    </w:p>
-    <w:p>
-      <w:pPr>
-        <w:pStyle w:val="Heading3"/>
-      </w:pPr>
-      <w:r>
-        <w:t>Feedback · compare after trying</w:t>
-      </w:r>
-    </w:p>
-    <w:p>
-      <w:pPr>
-        <w:spacing w:line="336" w:lineRule="auto" w:after="180"/>
-        <w:shd w:fill="F1F6FC"/>
-      </w:pPr>
-      <w:r>
-        <w:rPr>
-          <w:b w:val="0"/>
-        </w:rPr>
-        <w:t>After your attempt, compare with the supported explanation: The claim becomes 4/4 on ordinary cases, not 100% across all tests. Eight nonordinary cases and their failures have been omitted.</w:t>
-      </w:r>
-    </w:p>
-    <w:p>
-      <w:pPr>
-        <w:pStyle w:val="Heading3"/>
-      </w:pPr>
-      <w:r>
-        <w:t>Repair a missing building block</w:t>
-      </w:r>
-    </w:p>
-    <w:p>
-      <w:pPr>
-        <w:spacing w:line="336" w:lineRule="auto" w:after="180"/>
-      </w:pPr>
-      <w:r>
-        <w:rPr>
-          <w:b w:val="0"/>
-        </w:rPr>
-        <w:t>Review Build the Recommender (ai-2/33). Goal: Implement a deterministic recommender. Short practice: Explain why B does not win after D is excluded even though it has fewer pages..</w:t>
-      </w:r>
-    </w:p>
-    <w:p>
-      <w:pPr>
-        <w:spacing w:line="336" w:lineRule="auto" w:after="180"/>
-      </w:pPr>
-      <w:r>
-        <w:rPr>
-          <w:b w:val="0"/>
-        </w:rPr>
-        <w:t>Return to this week and explain what you changed.</w:t>
-      </w:r>
-    </w:p>
-    <w:p>
-      <w:pPr>
-        <w:spacing w:line="336" w:lineRule="auto" w:after="180"/>
-      </w:pPr>
-      <w:r>
-        <w:rPr>
-          <w:b w:val="0"/>
-        </w:rPr>
-        <w:t xml:space="preserve">Review Permissions and Human Review (ai-2/31). Goal: Explain the </w:t>
-      </w:r>
-      <w:r>
-        <w:rPr>
-          <w:b/>
-        </w:rPr>
-        <w:t>mechanism</w:t>
-      </w:r>
-      <w:r>
-        <w:rPr>
-          <w:b w:val="0"/>
-        </w:rPr>
-        <w:t xml:space="preserve"> and terminology of least privilege and tool scopes. Short practice: Which proposal is allowed, and why is an authorised object alone insufficient?.</w:t>
-      </w:r>
-    </w:p>
-    <w:p>
-      <w:pPr>
-        <w:spacing w:line="336" w:lineRule="auto" w:after="180"/>
-      </w:pPr>
-      <w:r>
-        <w:rPr>
-          <w:b w:val="0"/>
-        </w:rPr>
-        <w:t>Return to this week and explain what you changed.</w:t>
-      </w:r>
-    </w:p>
-    <w:p>
-      <w:pPr>
-        <w:spacing w:line="336" w:lineRule="auto" w:after="180"/>
-      </w:pPr>
-      <w:r>
-        <w:rPr>
-          <w:b w:val="0"/>
-        </w:rPr>
-        <w:t xml:space="preserve">Review Prompt Experiments (ai-2/28). Goal: Explain the </w:t>
-      </w:r>
-      <w:r>
-        <w:rPr>
-          <w:b/>
-        </w:rPr>
-        <w:t>mechanism</w:t>
-      </w:r>
-      <w:r>
-        <w:rPr>
-          <w:b w:val="0"/>
-        </w:rPr>
-        <w:t xml:space="preserve"> and terminology of controlled prompt experiments. Short practice: Name the case P passes and Q fails, and explain why it matters..</w:t>
-      </w:r>
-    </w:p>
-    <w:p>
-      <w:pPr>
-        <w:spacing w:line="336" w:lineRule="auto" w:after="180"/>
-      </w:pPr>
-      <w:r>
-        <w:rPr>
-          <w:b w:val="0"/>
-        </w:rPr>
-        <w:t>Return to this week and explain what you changed.</w:t>
-      </w:r>
-    </w:p>
-    <w:p>
-      <w:pPr>
-        <w:pStyle w:val="Heading3"/>
-      </w:pPr>
-      <w:r>
-        <w:t>Predict, run and debug</w:t>
-      </w:r>
-    </w:p>
-    <w:p>
-      <w:pPr>
-        <w:spacing w:line="336" w:lineRule="auto" w:after="180"/>
-      </w:pPr>
-      <w:r>
-        <w:rPr>
-          <w:b w:val="0"/>
-        </w:rPr>
-        <w:t xml:space="preserve">The browser lab lets you edit the supported Python examples already included in this lesson. Predict first, run, inspect the actual </w:t>
-      </w:r>
-      <w:r>
-        <w:rPr>
-          <w:b/>
-        </w:rPr>
-        <w:t>output</w:t>
-      </w:r>
-      <w:r>
-        <w:rPr>
-          <w:b w:val="0"/>
-        </w:rPr>
-        <w:t xml:space="preserve"> or error, change one </w:t>
-      </w:r>
-      <w:r>
-        <w:rPr>
-          <w:b/>
-        </w:rPr>
-        <w:t>input</w:t>
-      </w:r>
-      <w:r>
-        <w:rPr>
-          <w:b w:val="0"/>
-        </w:rPr>
-        <w:t>, then run again.</w:t>
-      </w:r>
-    </w:p>
-    <w:p>
-      <w:pPr>
-        <w:spacing w:line="336" w:lineRule="auto" w:after="180"/>
-      </w:pPr>
-      <w:r>
-        <w:rPr>
-          <w:b w:val="0"/>
-        </w:rPr>
-        <w:t xml:space="preserve">Keep code, </w:t>
-      </w:r>
-      <w:r>
-        <w:rPr>
-          <w:b/>
-        </w:rPr>
-        <w:t>prediction</w:t>
-      </w:r>
-      <w:r>
-        <w:rPr>
-          <w:b w:val="0"/>
-        </w:rPr>
-        <w:t>s, actual results and a reasoned revision together. On paper, label your result as a trace rather than an execution.</w:t>
-      </w:r>
-    </w:p>
-    <w:p>
-      <w:pPr>
-        <w:pStyle w:val="Heading3"/>
-      </w:pPr>
-      <w:r>
         <w:t>Keep your completed work</w:t>
       </w:r>
     </w:p>
     <w:p>
       <w:pPr>
-        <w:spacing w:line="336" w:lineRule="auto" w:after="180"/>
-      </w:pPr>
-      <w:r>
-        <w:rPr>
-          <w:b w:val="0"/>
-        </w:rPr>
-        <w:t xml:space="preserve">Use Download completed work in the hosted lesson to export your answers, reflections, practice feedback and code-run </w:t>
-      </w:r>
-      <w:r>
-        <w:rPr>
-          <w:b/>
-        </w:rPr>
-        <w:t>evidence</w:t>
-      </w:r>
-      <w:r>
-        <w:rPr>
-          <w:b w:val="0"/>
-        </w:rPr>
-        <w:t>. Open the HTML copy to read or print it.</w:t>
-      </w:r>
-    </w:p>
-    <w:p>
-      <w:pPr>
-        <w:spacing w:line="336" w:lineRule="auto" w:after="180"/>
-      </w:pPr>
-      <w:r>
-        <w:rPr>
-          <w:b w:val="0"/>
-        </w:rPr>
-        <w:t>Drafts stay in this browser when storage is available; clear drafts on a shared device.</w:t>
-      </w:r>
-    </w:p>
-    <w:p>
-      <w:pPr>
-        <w:pStyle w:val="Heading3"/>
-      </w:pPr>
-      <w:r>
-        <w:t>What I repaired, the evidence I kept and the next test</w:t>
-      </w:r>
-    </w:p>
-    <w:p>
-      <w:r>
-        <w:t>________________________________________________________________</w:t>
-      </w:r>
-    </w:p>
-    <w:p>
-      <w:r>
-        <w:t>________________________________________________________________</w:t>
-      </w:r>
-    </w:p>
-    <w:p>
-      <w:r>
-        <w:t>________________________________________________________________</w:t>
-      </w:r>
-    </w:p>
-    <w:p>
-      <w:r>
-        <w:t>________________________________________________________________</w:t>
-      </w:r>
-    </w:p>
-    <w:p>
-      <w:r>
-        <w:t>________________________________________________________________</w:t>
-      </w:r>
-    </w:p>
-    <w:p>
-      <w:pPr>
         <w:pStyle w:val="Heading1"/>
       </w:pPr>
       <w:r>
-        <w:t>21. Visual concept journey</w:t>
-      </w:r>
-    </w:p>
-    <w:p>
-      <w:r>
-        <w:t>Explain each Test Diverse Users picture from its labels, then record a relevant limit.</w:t>
-      </w:r>
-    </w:p>
-    <w:p>
-      <w:pPr>
-        <w:pStyle w:val="Heading3"/>
+        <w:t>21. Reference · Six-picture response sheets</w:t>
+      </w:r>
+    </w:p>
+    <w:p>
+      <w:r>
+        <w:t>Choose the image that helps rather than repeating all six.</w:t>
+      </w:r>
+    </w:p>
+    <w:p>
+      <w:pPr>
+        <w:pStyle w:val="Heading2"/>
       </w:pPr>
       <w:r>
         <w:t>01. Test Diverse Users: the case</w:t>
@@ -2728,7 +2834,6 @@
     <w:p>
       <w:pPr>
         <w:spacing w:line="336" w:lineRule="auto" w:after="180"/>
-        <w:shd w:fill="F5F1FB"/>
       </w:pPr>
       <w:r>
         <w:rPr>
@@ -2767,7 +2872,7 @@
     </w:p>
     <w:p>
       <w:pPr>
-        <w:pStyle w:val="Heading3"/>
+        <w:pStyle w:val="Heading2"/>
       </w:pPr>
       <w:r>
         <w:t>02. Follow the deciding steps</w:t>
@@ -2835,7 +2940,6 @@
     <w:p>
       <w:pPr>
         <w:spacing w:line="336" w:lineRule="auto" w:after="180"/>
-        <w:shd w:fill="F5F1FB"/>
       </w:pPr>
       <w:r>
         <w:rPr>
@@ -2886,7 +2990,7 @@
     </w:p>
     <w:p>
       <w:pPr>
-        <w:pStyle w:val="Heading3"/>
+        <w:pStyle w:val="Heading2"/>
       </w:pPr>
       <w:r>
         <w:t>03. Disjoint evaluation categories</w:t>
@@ -2942,7 +3046,6 @@
     <w:p>
       <w:pPr>
         <w:spacing w:line="336" w:lineRule="auto" w:after="180"/>
-        <w:shd w:fill="F5F1FB"/>
       </w:pPr>
       <w:r>
         <w:rPr>
@@ -2981,7 +3084,7 @@
     </w:p>
     <w:p>
       <w:pPr>
-        <w:pStyle w:val="Heading3"/>
+        <w:pStyle w:val="Heading2"/>
       </w:pPr>
       <w:r>
         <w:t>04. Change one thing. Trace what follows.</w:t>
@@ -3060,7 +3163,6 @@
     <w:p>
       <w:pPr>
         <w:spacing w:line="336" w:lineRule="auto" w:after="180"/>
-        <w:shd w:fill="F5F1FB"/>
       </w:pPr>
       <w:r>
         <w:rPr>
@@ -3099,7 +3201,7 @@
     </w:p>
     <w:p>
       <w:pPr>
-        <w:pStyle w:val="Heading3"/>
+        <w:pStyle w:val="Heading2"/>
       </w:pPr>
       <w:r>
         <w:t>05. Connect the explanation to its limit</w:t>
@@ -3201,7 +3303,6 @@
     <w:p>
       <w:pPr>
         <w:spacing w:line="336" w:lineRule="auto" w:after="180"/>
-        <w:shd w:fill="F5F1FB"/>
       </w:pPr>
       <w:r>
         <w:rPr>
@@ -3240,7 +3341,7 @@
     </w:p>
     <w:p>
       <w:pPr>
-        <w:pStyle w:val="Heading3"/>
+        <w:pStyle w:val="Heading2"/>
       </w:pPr>
       <w:r>
         <w:t>06. Make the idea visible in your project</w:t>
@@ -3331,7 +3432,6 @@
     <w:p>
       <w:pPr>
         <w:spacing w:line="336" w:lineRule="auto" w:after="180"/>
-        <w:shd w:fill="F5F1FB"/>
       </w:pPr>
       <w:r>
         <w:rPr>
@@ -3378,6 +3478,62 @@
     <w:p>
       <w:r>
         <w:t>________________________________________________________________</w:t>
+      </w:r>
+    </w:p>
+    <w:p>
+      <w:pPr>
+        <w:pStyle w:val="Heading2"/>
+      </w:pPr>
+      <w:r>
+        <w:t>Earlier wording, alternatives and picture transcripts · reference / check after trying</w:t>
+      </w:r>
+    </w:p>
+    <w:p>
+      <w:pPr>
+        <w:pStyle w:val="Heading3"/>
+      </w:pPr>
+      <w:r>
+        <w:t>01. Test Diverse Users: the case</w:t>
+      </w:r>
+    </w:p>
+    <w:p>
+      <w:pPr>
+        <w:pStyle w:val="Heading3"/>
+      </w:pPr>
+      <w:r>
+        <w:t>02. Follow the deciding steps</w:t>
+      </w:r>
+    </w:p>
+    <w:p>
+      <w:pPr>
+        <w:pStyle w:val="Heading3"/>
+      </w:pPr>
+      <w:r>
+        <w:t>03. Disjoint evaluation categories</w:t>
+      </w:r>
+    </w:p>
+    <w:p>
+      <w:pPr>
+        <w:pStyle w:val="Heading3"/>
+      </w:pPr>
+      <w:r>
+        <w:t>04. Change one thing. Trace what follows.</w:t>
+      </w:r>
+    </w:p>
+    <w:p>
+      <w:pPr>
+        <w:pStyle w:val="Heading3"/>
+      </w:pPr>
+      <w:r>
+        <w:t>05. Connect the explanation to its limit</w:t>
+      </w:r>
+    </w:p>
+    <w:p>
+      <w:pPr>
+        <w:pStyle w:val="Heading3"/>
+      </w:pPr>
+      <w:r>
+        <w:t>06. Make the idea visible in your project</w:t>
       </w:r>
     </w:p>
     <w:sectPr>
